--- a/documents/Assignment_4.docx
+++ b/documents/Assignment_4.docx
@@ -23470,7 +23470,7 @@
           <w:noProof/>
         </w:rPr>
         <w:drawing>
-          <wp:inline distT="0" distB="0" distL="0" distR="0" wp14:anchorId="0418795F" wp14:editId="5AE6539D">
+          <wp:inline distT="0" distB="0" distL="0" distR="0" wp14:anchorId="0418795F" wp14:editId="4A03F048">
             <wp:extent cx="5731510" cy="1908175"/>
             <wp:effectExtent l="0" t="0" r="2540" b="0"/>
             <wp:docPr id="2004789128" name="Picture 2"/>
@@ -47912,18 +47912,77 @@
       <w:pPr>
         <w:pStyle w:val="ListParagraph"/>
         <w:spacing w:after="0" w:line="276" w:lineRule="auto"/>
-        <w:ind w:left="786"/>
+        <w:ind w:left="0"/>
         <w:contextualSpacing w:val="0"/>
-        <w:jc w:val="both"/>
+        <w:jc w:val="center"/>
         <w:rPr>
           <w:rFonts w:ascii="Times New Roman" w:eastAsia="Times New Roman" w:hAnsi="Times New Roman"/>
           <w:b/>
           <w:bCs/>
           <w:sz w:val="24"/>
           <w:szCs w:val="24"/>
-          <w:lang w:val="en-AU"/>
-        </w:rPr>
-      </w:pPr>
+          <w:lang w:val="vi-VN"/>
+        </w:rPr>
+      </w:pPr>
+      <w:r>
+        <w:rPr>
+          <w:rFonts w:ascii="Times New Roman" w:eastAsia="Times New Roman" w:hAnsi="Times New Roman"/>
+          <w:noProof/>
+          <w:sz w:val="24"/>
+          <w:szCs w:val="24"/>
+        </w:rPr>
+        <w:drawing>
+          <wp:inline distT="0" distB="0" distL="0" distR="0" wp14:anchorId="65DEF653" wp14:editId="294C8438">
+            <wp:extent cx="5731510" cy="3222625"/>
+            <wp:effectExtent l="0" t="0" r="2540" b="0"/>
+            <wp:docPr id="383937949" name="Picture 1"/>
+            <wp:cNvGraphicFramePr>
+              <a:graphicFrameLocks xmlns:a="http://schemas.openxmlformats.org/drawingml/2006/main" noChangeAspect="1"/>
+            </wp:cNvGraphicFramePr>
+            <a:graphic xmlns:a="http://schemas.openxmlformats.org/drawingml/2006/main">
+              <a:graphicData uri="http://schemas.openxmlformats.org/drawingml/2006/picture">
+                <pic:pic xmlns:pic="http://schemas.openxmlformats.org/drawingml/2006/picture">
+                  <pic:nvPicPr>
+                    <pic:cNvPr id="383937949" name=""/>
+                    <pic:cNvPicPr/>
+                  </pic:nvPicPr>
+                  <pic:blipFill>
+                    <a:blip r:embed="rId83"/>
+                    <a:stretch>
+                      <a:fillRect/>
+                    </a:stretch>
+                  </pic:blipFill>
+                  <pic:spPr>
+                    <a:xfrm>
+                      <a:off x="0" y="0"/>
+                      <a:ext cx="5731510" cy="3222625"/>
+                    </a:xfrm>
+                    <a:prstGeom prst="rect">
+                      <a:avLst/>
+                    </a:prstGeom>
+                  </pic:spPr>
+                </pic:pic>
+              </a:graphicData>
+            </a:graphic>
+          </wp:inline>
+        </w:drawing>
+      </w:r>
+    </w:p>
+    <w:p>
+      <w:pPr>
+        <w:spacing w:after="80"/>
+        <w:jc w:val="both"/>
+        <w:rPr>
+          <w:lang w:val="vi-VN"/>
+        </w:rPr>
+      </w:pPr>
+      <w:r>
+        <w:rPr>
+          <w:rFonts w:ascii="Times New Roman" w:eastAsia="Times New Roman" w:hAnsi="Times New Roman"/>
+          <w:i/>
+        </w:rPr>
+        <w:t>AWS Academy Data Engineering, Capstone project: submitted, score 20/25, 17 October 2026. Task 1 lost 5 marks only because the grader looks for an AWS Cloud9 environment that the lab account is not permitted to create (explicit deny); all other checks passed.</w:t>
+      </w:r>
     </w:p>
     <w:p>
       <w:pPr>
@@ -47966,7 +48025,7 @@
           <w:rFonts w:ascii="Times New Roman" w:eastAsia="Times New Roman" w:hAnsi="Times New Roman"/>
           <w:sz w:val="24"/>
         </w:rPr>
-        <w:t>Since Assessment 2 I wrote the deployment and monitoring design documents, which define how the system is run, released and rolled back, and the PASS, WARN and FAIL checks applied after each data release (Section 3, items 3 and 9). I coordinated the Assessment 3 and Assessment 4 reports, prepared the dashboard section of the Assessment 3 slides and presented slides 7 to 11, and kept Jira tasks up to date.</w:t>
+        <w:t>Since Assessment 2 I wrote the deployment and monitoring design documents, which define how the system is run, released and rolled back, and the PASS, WARN and FAIL checks applied after each data release. I coordinated the Assessment 3 and Assessment 4 reports, prepared the dashboard section of the Assessment 3 slides and presented slides 7 to 11, and kept Jira tasks up to date.</w:t>
       </w:r>
     </w:p>
     <w:p>
@@ -47978,7 +48037,7 @@
         </w:rPr>
         <w:t xml:space="preserve">Commits: </w:t>
       </w:r>
-      <w:hyperlink r:id="rId83">
+      <w:hyperlink r:id="rId84">
         <w:r>
           <w:rPr>
             <w:rStyle w:val="Hyperlink"/>
@@ -47999,7 +48058,7 @@
         </w:rPr>
         <w:t xml:space="preserve">Design documents: </w:t>
       </w:r>
-      <w:hyperlink r:id="rId84">
+      <w:hyperlink r:id="rId85">
         <w:r>
           <w:rPr>
             <w:rStyle w:val="Hyperlink"/>
@@ -48020,7 +48079,7 @@
         </w:rPr>
         <w:t xml:space="preserve">Documents folder: </w:t>
       </w:r>
-      <w:hyperlink r:id="rId85">
+      <w:hyperlink r:id="rId86">
         <w:r>
           <w:rPr>
             <w:rStyle w:val="Hyperlink"/>
@@ -48041,7 +48100,7 @@
         </w:rPr>
         <w:t xml:space="preserve">Jira: </w:t>
       </w:r>
-      <w:hyperlink r:id="rId86">
+      <w:hyperlink r:id="rId87">
         <w:r>
           <w:rPr>
             <w:rStyle w:val="Hyperlink"/>
@@ -48100,31 +48159,22 @@
           <w:rFonts w:ascii="Times New Roman" w:eastAsia="Times New Roman" w:hAnsi="Times New Roman"/>
           <w:sz w:val="24"/>
         </w:rPr>
-        <w:t>The most significant work since Assessment 2 was turning our deployment and monitoring plans into concrete designs that the rest of the system now follows. The main challenge was setting thresholds before we had much new data; I based them on the backtest and planned to review them after each release, and the 2026 check in Section 3 (7.2) became the first test of that approach. Coordinating the reports also taught me how much a final document depends on agreeing numbers early, which mattered when our results changed after Assessment 3. My contribution supported the project by making sure the technical work could be run, checked and maintained by someone other than its author.</w:t>
-      </w:r>
-    </w:p>
-    <w:p>
-      <w:pPr>
-        <w:pStyle w:val="ListParagraph"/>
-        <w:spacing w:after="0" w:line="276" w:lineRule="auto"/>
-        <w:ind w:left="0"/>
-        <w:contextualSpacing w:val="0"/>
-        <w:jc w:val="both"/>
-        <w:rPr>
-          <w:rFonts w:ascii="Times New Roman" w:eastAsia="Times New Roman" w:hAnsi="Times New Roman"/>
-          <w:sz w:val="24"/>
-          <w:szCs w:val="24"/>
-          <w:lang w:val="en-AU"/>
-        </w:rPr>
-      </w:pPr>
-      <w:r>
-        <w:rPr>
-          <w:rFonts w:ascii="Times New Roman" w:eastAsia="Times New Roman" w:hAnsi="Times New Roman"/>
-          <w:sz w:val="24"/>
-          <w:szCs w:val="24"/>
-          <w:lang w:val="en-AU"/>
-        </w:rPr>
-        <w:br w:type="page"/>
+        <w:t>The most significant work since Assessment 2 was turning our deployment and monitoring plans into concrete designs that the rest of the system now follows. The main challenge was setting thresholds before we had much new data; I based them on the backtest and planned to review them after each release, and the 2026</w:t>
+      </w:r>
+      <w:r>
+        <w:rPr>
+          <w:rFonts w:ascii="Times New Roman" w:eastAsia="Times New Roman" w:hAnsi="Times New Roman"/>
+          <w:sz w:val="24"/>
+          <w:lang w:val="vi-VN"/>
+        </w:rPr>
+        <w:t xml:space="preserve"> </w:t>
+      </w:r>
+      <w:r>
+        <w:rPr>
+          <w:rFonts w:ascii="Times New Roman" w:eastAsia="Times New Roman" w:hAnsi="Times New Roman"/>
+          <w:sz w:val="24"/>
+        </w:rPr>
+        <w:t>became the first test of that approach. Coordinating the reports also taught me how much a final document depends on agreeing numbers early, which mattered when our results changed after Assessment 3. My contribution supported the project by making sure the technical work could be run, checked and maintained by someone other than its author.</w:t>
       </w:r>
     </w:p>
     <w:p>
@@ -48298,7 +48348,7 @@
         </w:rPr>
         <w:t xml:space="preserve">Commits: </w:t>
       </w:r>
-      <w:hyperlink r:id="rId87">
+      <w:hyperlink r:id="rId88">
         <w:r>
           <w:rPr>
             <w:rStyle w:val="Hyperlink"/>
@@ -48319,7 +48369,7 @@
         </w:rPr>
         <w:t xml:space="preserve">Pull request #8: </w:t>
       </w:r>
-      <w:hyperlink r:id="rId88">
+      <w:hyperlink r:id="rId89">
         <w:r>
           <w:rPr>
             <w:rStyle w:val="Hyperlink"/>
@@ -48340,7 +48390,7 @@
         </w:rPr>
         <w:t xml:space="preserve">Audit report: </w:t>
       </w:r>
-      <w:hyperlink r:id="rId89">
+      <w:hyperlink r:id="rId90">
         <w:r>
           <w:rPr>
             <w:rStyle w:val="Hyperlink"/>
@@ -48361,7 +48411,7 @@
         </w:rPr>
         <w:t xml:space="preserve">Jira: </w:t>
       </w:r>
-      <w:hyperlink r:id="rId90">
+      <w:hyperlink r:id="rId91">
         <w:r>
           <w:rPr>
             <w:rStyle w:val="Hyperlink"/>
@@ -48621,7 +48671,7 @@
         </w:rPr>
         <w:t xml:space="preserve">Commits: </w:t>
       </w:r>
-      <w:hyperlink r:id="rId91">
+      <w:hyperlink r:id="rId92">
         <w:r>
           <w:rPr>
             <w:rStyle w:val="Hyperlink"/>
@@ -48642,7 +48692,7 @@
         </w:rPr>
         <w:t xml:space="preserve">Dashboard app: </w:t>
       </w:r>
-      <w:hyperlink r:id="rId92">
+      <w:hyperlink r:id="rId93">
         <w:r>
           <w:rPr>
             <w:rStyle w:val="Hyperlink"/>
@@ -48663,7 +48713,7 @@
         </w:rPr>
         <w:t xml:space="preserve">Portal pages: </w:t>
       </w:r>
-      <w:hyperlink r:id="rId93">
+      <w:hyperlink r:id="rId94">
         <w:r>
           <w:rPr>
             <w:rStyle w:val="Hyperlink"/>
@@ -48684,7 +48734,7 @@
         </w:rPr>
         <w:t xml:space="preserve">Jira: </w:t>
       </w:r>
-      <w:hyperlink r:id="rId94">
+      <w:hyperlink r:id="rId95">
         <w:r>
           <w:rPr>
             <w:rStyle w:val="Hyperlink"/>
@@ -48742,23 +48792,14 @@
       <w:r>
         <w:rPr>
           <w:rFonts w:ascii="Times New Roman" w:eastAsia="Times New Roman" w:hAnsi="Times New Roman"/>
-          <w:b/>
-          <w:sz w:val="24"/>
-          <w:highlight w:val="yellow"/>
-        </w:rPr>
-        <w:t xml:space="preserve"> </w:t>
-      </w:r>
-      <w:r>
-        <w:rPr>
-          <w:rFonts w:ascii="Times New Roman" w:eastAsia="Times New Roman" w:hAnsi="Times New Roman"/>
           <w:sz w:val="24"/>
         </w:rPr>
         <w:t>The most significant work since Assessment 2 was building the dashboard, which is how PFES users would actually meet our results. The main challenge was serving two very different audiences from one code base; I separated them into two portals that share one cached data and model module, so both always show the same numbers. When the modelling features were corrected, only that shared module needed to change. My contribution supported the project by turning the pipeline's outputs into a tool that non-technical planners can use, while still letting reviewers inspect how every figure was produced.</w:t>
       </w:r>
     </w:p>
     <w:sectPr>
-      <w:headerReference w:type="default" r:id="rId95"/>
-      <w:footerReference w:type="default" r:id="rId96"/>
+      <w:headerReference w:type="default" r:id="rId96"/>
+      <w:footerReference w:type="default" r:id="rId97"/>
       <w:pgSz w:w="11906" w:h="16838" w:code="9"/>
       <w:pgMar w:top="1440" w:right="1440" w:bottom="1440" w:left="1440" w:header="709" w:footer="709" w:gutter="0"/>
       <w:pgNumType w:start="0"/>
@@ -52973,6 +53014,10 @@
 </file>
 
 <file path=customXml/item1.xml><?xml version="1.0" encoding="utf-8"?>
+<b:Sources xmlns:b="http://schemas.openxmlformats.org/officeDocument/2006/bibliography" xmlns="http://schemas.openxmlformats.org/officeDocument/2006/bibliography" SelectedStyle="\APASixthEditionOfficeOnline.xsl" StyleName="APA" Version="6"/>
+</file>
+
+<file path=customXml/item2.xml><?xml version="1.0" encoding="utf-8"?>
 <ct:contentTypeSchema xmlns:ct="http://schemas.microsoft.com/office/2006/metadata/contentType" xmlns:ma="http://schemas.microsoft.com/office/2006/metadata/properties/metaAttributes" ct:_="" ma:_="" ma:contentTypeName="Document" ma:contentTypeID="0x010100922A3CA1EE6E4B44833A16005451862E" ma:contentTypeVersion="3" ma:contentTypeDescription="Create a new document." ma:contentTypeScope="" ma:versionID="b712dade4bf8bf57d4a0cdac4d020ae4">
   <xsd:schema xmlns:xsd="http://www.w3.org/2001/XMLSchema" xmlns:xs="http://www.w3.org/2001/XMLSchema" xmlns:p="http://schemas.microsoft.com/office/2006/metadata/properties" xmlns:ns2="92f6da62-8f25-40d3-824c-47c5f6f94bd6" targetNamespace="http://schemas.microsoft.com/office/2006/metadata/properties" ma:root="true" ma:fieldsID="f6f8642a0533a95cbf7fc7bbc8c1e153" ns2:_="">
     <xsd:import namespace="92f6da62-8f25-40d3-824c-47c5f6f94bd6"/>
@@ -53110,7 +53155,13 @@
 </ct:contentTypeSchema>
 </file>
 
-<file path=customXml/item2.xml><?xml version="1.0" encoding="utf-8"?>
+<file path=customXml/item3.xml><?xml version="1.0" encoding="utf-8"?>
+<p:properties xmlns:p="http://schemas.microsoft.com/office/2006/metadata/properties" xmlns:xsi="http://www.w3.org/2001/XMLSchema-instance" xmlns:pc="http://schemas.microsoft.com/office/infopath/2007/PartnerControls">
+  <documentManagement/>
+</p:properties>
+</file>
+
+<file path=customXml/item4.xml><?xml version="1.0" encoding="utf-8"?>
 <?mso-contentType ?>
 <FormTemplates xmlns="http://schemas.microsoft.com/sharepoint/v3/contenttype/forms">
   <Display>DocumentLibraryForm</Display>
@@ -53119,17 +53170,15 @@
 </FormTemplates>
 </file>
 
-<file path=customXml/item3.xml><?xml version="1.0" encoding="utf-8"?>
-<b:Sources xmlns:b="http://schemas.openxmlformats.org/officeDocument/2006/bibliography" xmlns="http://schemas.openxmlformats.org/officeDocument/2006/bibliography" SelectedStyle="\APASixthEditionOfficeOnline.xsl" StyleName="APA" Version="6"/>
+<file path=customXml/itemProps1.xml><?xml version="1.0" encoding="utf-8"?>
+<ds:datastoreItem xmlns:ds="http://schemas.openxmlformats.org/officeDocument/2006/customXml" ds:itemID="{E3DA75CE-018A-4AF1-8B5C-BF0FBFE76924}">
+  <ds:schemaRefs>
+    <ds:schemaRef ds:uri="http://schemas.openxmlformats.org/officeDocument/2006/bibliography"/>
+  </ds:schemaRefs>
+</ds:datastoreItem>
 </file>
 
-<file path=customXml/item4.xml><?xml version="1.0" encoding="utf-8"?>
-<p:properties xmlns:p="http://schemas.microsoft.com/office/2006/metadata/properties" xmlns:xsi="http://www.w3.org/2001/XMLSchema-instance" xmlns:pc="http://schemas.microsoft.com/office/infopath/2007/PartnerControls">
-  <documentManagement/>
-</p:properties>
-</file>
-
-<file path=customXml/itemProps1.xml><?xml version="1.0" encoding="utf-8"?>
+<file path=customXml/itemProps2.xml><?xml version="1.0" encoding="utf-8"?>
 <ds:datastoreItem xmlns:ds="http://schemas.openxmlformats.org/officeDocument/2006/customXml" ds:itemID="{69960CE0-24F5-4ADF-A12F-FE193FFA9C43}">
   <ds:schemaRefs>
     <ds:schemaRef ds:uri="http://schemas.microsoft.com/office/2006/metadata/contentType"/>
@@ -53147,27 +53196,19 @@
 </ds:datastoreItem>
 </file>
 
-<file path=customXml/itemProps2.xml><?xml version="1.0" encoding="utf-8"?>
-<ds:datastoreItem xmlns:ds="http://schemas.openxmlformats.org/officeDocument/2006/customXml" ds:itemID="{82A9BB68-56B4-4822-B6B7-DB471576EB1F}">
-  <ds:schemaRefs>
-    <ds:schemaRef ds:uri="http://schemas.microsoft.com/sharepoint/v3/contenttype/forms"/>
-  </ds:schemaRefs>
-</ds:datastoreItem>
-</file>
-
 <file path=customXml/itemProps3.xml><?xml version="1.0" encoding="utf-8"?>
-<ds:datastoreItem xmlns:ds="http://schemas.openxmlformats.org/officeDocument/2006/customXml" ds:itemID="{E3DA75CE-018A-4AF1-8B5C-BF0FBFE76924}">
-  <ds:schemaRefs>
-    <ds:schemaRef ds:uri="http://schemas.openxmlformats.org/officeDocument/2006/bibliography"/>
-  </ds:schemaRefs>
-</ds:datastoreItem>
-</file>
-
-<file path=customXml/itemProps4.xml><?xml version="1.0" encoding="utf-8"?>
 <ds:datastoreItem xmlns:ds="http://schemas.openxmlformats.org/officeDocument/2006/customXml" ds:itemID="{B2E31085-3E06-4A9F-9730-20A04C85DF24}">
   <ds:schemaRefs>
     <ds:schemaRef ds:uri="http://schemas.microsoft.com/office/2006/metadata/properties"/>
     <ds:schemaRef ds:uri="http://schemas.microsoft.com/office/infopath/2007/PartnerControls"/>
   </ds:schemaRefs>
 </ds:datastoreItem>
+</file>
+
+<file path=customXml/itemProps4.xml><?xml version="1.0" encoding="utf-8"?>
+<ds:datastoreItem xmlns:ds="http://schemas.openxmlformats.org/officeDocument/2006/customXml" ds:itemID="{82A9BB68-56B4-4822-B6B7-DB471576EB1F}">
+  <ds:schemaRefs>
+    <ds:schemaRef ds:uri="http://schemas.microsoft.com/sharepoint/v3/contenttype/forms"/>
+  </ds:schemaRefs>
+</ds:datastoreItem>
 </file>
--- a/documents/Assignment_4.docx
+++ b/documents/Assignment_4.docx
@@ -23470,7 +23470,7 @@
           <w:noProof/>
         </w:rPr>
         <w:drawing>
-          <wp:inline distT="0" distB="0" distL="0" distR="0" wp14:anchorId="0418795F" wp14:editId="4A03F048">
+          <wp:inline distT="0" distB="0" distL="0" distR="0" wp14:anchorId="0418795F" wp14:editId="1D58A9A5">
             <wp:extent cx="5731510" cy="1908175"/>
             <wp:effectExtent l="0" t="0" r="2540" b="0"/>
             <wp:docPr id="2004789128" name="Picture 2"/>
@@ -48616,6 +48616,51 @@
           <w:lang w:val="en-AU"/>
         </w:rPr>
       </w:pPr>
+      <w:r>
+        <w:rPr>
+          <w:rFonts w:ascii="Times New Roman" w:eastAsia="Times New Roman" w:hAnsi="Times New Roman"/>
+          <w:b/>
+          <w:bCs/>
+          <w:sz w:val="24"/>
+          <w:szCs w:val="24"/>
+          <w:lang w:val="en-AU"/>
+        </w:rPr>
+        <w:drawing>
+          <wp:inline distT="0" distB="0" distL="0" distR="0" wp14:anchorId="7657EF3A" wp14:editId="4A7E67A9">
+            <wp:extent cx="5731510" cy="3213735"/>
+            <wp:effectExtent l="0" t="0" r="2540" b="5715"/>
+            <wp:docPr id="1967002360" name="Picture 1"/>
+            <wp:cNvGraphicFramePr>
+              <a:graphicFrameLocks xmlns:a="http://schemas.openxmlformats.org/drawingml/2006/main" noChangeAspect="1"/>
+            </wp:cNvGraphicFramePr>
+            <a:graphic xmlns:a="http://schemas.openxmlformats.org/drawingml/2006/main">
+              <a:graphicData uri="http://schemas.openxmlformats.org/drawingml/2006/picture">
+                <pic:pic xmlns:pic="http://schemas.openxmlformats.org/drawingml/2006/picture">
+                  <pic:nvPicPr>
+                    <pic:cNvPr id="1967002360" name=""/>
+                    <pic:cNvPicPr/>
+                  </pic:nvPicPr>
+                  <pic:blipFill>
+                    <a:blip r:embed="rId92"/>
+                    <a:stretch>
+                      <a:fillRect/>
+                    </a:stretch>
+                  </pic:blipFill>
+                  <pic:spPr>
+                    <a:xfrm>
+                      <a:off x="0" y="0"/>
+                      <a:ext cx="5731510" cy="3213735"/>
+                    </a:xfrm>
+                    <a:prstGeom prst="rect">
+                      <a:avLst/>
+                    </a:prstGeom>
+                  </pic:spPr>
+                </pic:pic>
+              </a:graphicData>
+            </a:graphic>
+          </wp:inline>
+        </w:drawing>
+      </w:r>
     </w:p>
     <w:p>
       <w:pPr>
@@ -48671,7 +48716,7 @@
         </w:rPr>
         <w:t xml:space="preserve">Commits: </w:t>
       </w:r>
-      <w:hyperlink r:id="rId92">
+      <w:hyperlink r:id="rId93">
         <w:r>
           <w:rPr>
             <w:rStyle w:val="Hyperlink"/>
@@ -48692,7 +48737,7 @@
         </w:rPr>
         <w:t xml:space="preserve">Dashboard app: </w:t>
       </w:r>
-      <w:hyperlink r:id="rId93">
+      <w:hyperlink r:id="rId94">
         <w:r>
           <w:rPr>
             <w:rStyle w:val="Hyperlink"/>
@@ -48713,7 +48758,7 @@
         </w:rPr>
         <w:t xml:space="preserve">Portal pages: </w:t>
       </w:r>
-      <w:hyperlink r:id="rId94">
+      <w:hyperlink r:id="rId95">
         <w:r>
           <w:rPr>
             <w:rStyle w:val="Hyperlink"/>
@@ -48734,7 +48779,7 @@
         </w:rPr>
         <w:t xml:space="preserve">Jira: </w:t>
       </w:r>
-      <w:hyperlink r:id="rId95">
+      <w:hyperlink r:id="rId96">
         <w:r>
           <w:rPr>
             <w:rStyle w:val="Hyperlink"/>
@@ -48794,12 +48839,12 @@
           <w:rFonts w:ascii="Times New Roman" w:eastAsia="Times New Roman" w:hAnsi="Times New Roman"/>
           <w:sz w:val="24"/>
         </w:rPr>
-        <w:t>The most significant work since Assessment 2 was building the dashboard, which is how PFES users would actually meet our results. The main challenge was serving two very different audiences from one code base; I separated them into two portals that share one cached data and model module, so both always show the same numbers. When the modelling features were corrected, only that shared module needed to change. My contribution supported the project by turning the pipeline's outputs into a tool that non-technical planners can use, while still letting reviewers inspect how every figure was produced.</w:t>
+        <w:t>The most important task I worked on after Assessment 2 was creating the dashboard for PFES users. A key challenge was supporting two different audiences while maintaining a single source of data. I solved this by building two separate portals that both connect to the same data and model module, so the information shown remains consistent across both views. This setup also simplified updates because any corrections to the modelling features only needed to be applied once. Through this contribution, I helped make the project's outputs more accessible for non-technical users and ensured there was a clear way for reviewers to understand where the results came from.</w:t>
       </w:r>
     </w:p>
     <w:sectPr>
-      <w:headerReference w:type="default" r:id="rId96"/>
-      <w:footerReference w:type="default" r:id="rId97"/>
+      <w:headerReference w:type="default" r:id="rId97"/>
+      <w:footerReference w:type="default" r:id="rId98"/>
       <w:pgSz w:w="11906" w:h="16838" w:code="9"/>
       <w:pgMar w:top="1440" w:right="1440" w:bottom="1440" w:left="1440" w:header="709" w:footer="709" w:gutter="0"/>
       <w:pgNumType w:start="0"/>
@@ -53014,10 +53059,25 @@
 </file>
 
 <file path=customXml/item1.xml><?xml version="1.0" encoding="utf-8"?>
+<p:properties xmlns:p="http://schemas.microsoft.com/office/2006/metadata/properties" xmlns:xsi="http://www.w3.org/2001/XMLSchema-instance" xmlns:pc="http://schemas.microsoft.com/office/infopath/2007/PartnerControls">
+  <documentManagement/>
+</p:properties>
+</file>
+
+<file path=customXml/item2.xml><?xml version="1.0" encoding="utf-8"?>
 <b:Sources xmlns:b="http://schemas.openxmlformats.org/officeDocument/2006/bibliography" xmlns="http://schemas.openxmlformats.org/officeDocument/2006/bibliography" SelectedStyle="\APASixthEditionOfficeOnline.xsl" StyleName="APA" Version="6"/>
 </file>
 
-<file path=customXml/item2.xml><?xml version="1.0" encoding="utf-8"?>
+<file path=customXml/item3.xml><?xml version="1.0" encoding="utf-8"?>
+<?mso-contentType ?>
+<FormTemplates xmlns="http://schemas.microsoft.com/sharepoint/v3/contenttype/forms">
+  <Display>DocumentLibraryForm</Display>
+  <Edit>DocumentLibraryForm</Edit>
+  <New>DocumentLibraryForm</New>
+</FormTemplates>
+</file>
+
+<file path=customXml/item4.xml><?xml version="1.0" encoding="utf-8"?>
 <ct:contentTypeSchema xmlns:ct="http://schemas.microsoft.com/office/2006/metadata/contentType" xmlns:ma="http://schemas.microsoft.com/office/2006/metadata/properties/metaAttributes" ct:_="" ma:_="" ma:contentTypeName="Document" ma:contentTypeID="0x010100922A3CA1EE6E4B44833A16005451862E" ma:contentTypeVersion="3" ma:contentTypeDescription="Create a new document." ma:contentTypeScope="" ma:versionID="b712dade4bf8bf57d4a0cdac4d020ae4">
   <xsd:schema xmlns:xsd="http://www.w3.org/2001/XMLSchema" xmlns:xs="http://www.w3.org/2001/XMLSchema" xmlns:p="http://schemas.microsoft.com/office/2006/metadata/properties" xmlns:ns2="92f6da62-8f25-40d3-824c-47c5f6f94bd6" targetNamespace="http://schemas.microsoft.com/office/2006/metadata/properties" ma:root="true" ma:fieldsID="f6f8642a0533a95cbf7fc7bbc8c1e153" ns2:_="">
     <xsd:import namespace="92f6da62-8f25-40d3-824c-47c5f6f94bd6"/>
@@ -53155,22 +53215,16 @@
 </ct:contentTypeSchema>
 </file>
 
-<file path=customXml/item3.xml><?xml version="1.0" encoding="utf-8"?>
-<p:properties xmlns:p="http://schemas.microsoft.com/office/2006/metadata/properties" xmlns:xsi="http://www.w3.org/2001/XMLSchema-instance" xmlns:pc="http://schemas.microsoft.com/office/infopath/2007/PartnerControls">
-  <documentManagement/>
-</p:properties>
+<file path=customXml/itemProps1.xml><?xml version="1.0" encoding="utf-8"?>
+<ds:datastoreItem xmlns:ds="http://schemas.openxmlformats.org/officeDocument/2006/customXml" ds:itemID="{B2E31085-3E06-4A9F-9730-20A04C85DF24}">
+  <ds:schemaRefs>
+    <ds:schemaRef ds:uri="http://schemas.microsoft.com/office/2006/metadata/properties"/>
+    <ds:schemaRef ds:uri="http://schemas.microsoft.com/office/infopath/2007/PartnerControls"/>
+  </ds:schemaRefs>
+</ds:datastoreItem>
 </file>
 
-<file path=customXml/item4.xml><?xml version="1.0" encoding="utf-8"?>
-<?mso-contentType ?>
-<FormTemplates xmlns="http://schemas.microsoft.com/sharepoint/v3/contenttype/forms">
-  <Display>DocumentLibraryForm</Display>
-  <Edit>DocumentLibraryForm</Edit>
-  <New>DocumentLibraryForm</New>
-</FormTemplates>
-</file>
-
-<file path=customXml/itemProps1.xml><?xml version="1.0" encoding="utf-8"?>
+<file path=customXml/itemProps2.xml><?xml version="1.0" encoding="utf-8"?>
 <ds:datastoreItem xmlns:ds="http://schemas.openxmlformats.org/officeDocument/2006/customXml" ds:itemID="{E3DA75CE-018A-4AF1-8B5C-BF0FBFE76924}">
   <ds:schemaRefs>
     <ds:schemaRef ds:uri="http://schemas.openxmlformats.org/officeDocument/2006/bibliography"/>
@@ -53178,7 +53232,15 @@
 </ds:datastoreItem>
 </file>
 
-<file path=customXml/itemProps2.xml><?xml version="1.0" encoding="utf-8"?>
+<file path=customXml/itemProps3.xml><?xml version="1.0" encoding="utf-8"?>
+<ds:datastoreItem xmlns:ds="http://schemas.openxmlformats.org/officeDocument/2006/customXml" ds:itemID="{82A9BB68-56B4-4822-B6B7-DB471576EB1F}">
+  <ds:schemaRefs>
+    <ds:schemaRef ds:uri="http://schemas.microsoft.com/sharepoint/v3/contenttype/forms"/>
+  </ds:schemaRefs>
+</ds:datastoreItem>
+</file>
+
+<file path=customXml/itemProps4.xml><?xml version="1.0" encoding="utf-8"?>
 <ds:datastoreItem xmlns:ds="http://schemas.openxmlformats.org/officeDocument/2006/customXml" ds:itemID="{69960CE0-24F5-4ADF-A12F-FE193FFA9C43}">
   <ds:schemaRefs>
     <ds:schemaRef ds:uri="http://schemas.microsoft.com/office/2006/metadata/contentType"/>
@@ -53194,21 +53256,4 @@
     <ds:schemaRef ds:uri="http://schemas.microsoft.com/internal/obd"/>
   </ds:schemaRefs>
 </ds:datastoreItem>
-</file>
-
-<file path=customXml/itemProps3.xml><?xml version="1.0" encoding="utf-8"?>
-<ds:datastoreItem xmlns:ds="http://schemas.openxmlformats.org/officeDocument/2006/customXml" ds:itemID="{B2E31085-3E06-4A9F-9730-20A04C85DF24}">
-  <ds:schemaRefs>
-    <ds:schemaRef ds:uri="http://schemas.microsoft.com/office/2006/metadata/properties"/>
-    <ds:schemaRef ds:uri="http://schemas.microsoft.com/office/infopath/2007/PartnerControls"/>
-  </ds:schemaRefs>
-</ds:datastoreItem>
-</file>
-
-<file path=customXml/itemProps4.xml><?xml version="1.0" encoding="utf-8"?>
-<ds:datastoreItem xmlns:ds="http://schemas.openxmlformats.org/officeDocument/2006/customXml" ds:itemID="{82A9BB68-56B4-4822-B6B7-DB471576EB1F}">
-  <ds:schemaRefs>
-    <ds:schemaRef ds:uri="http://schemas.microsoft.com/sharepoint/v3/contenttype/forms"/>
-  </ds:schemaRefs>
-</ds:datastoreItem>
 </file>
--- a/documents/Assignment_4.docx
+++ b/documents/Assignment_4.docx
@@ -23470,7 +23470,7 @@
           <w:noProof/>
         </w:rPr>
         <w:drawing>
-          <wp:inline distT="0" distB="0" distL="0" distR="0" wp14:anchorId="0418795F" wp14:editId="1D58A9A5">
+          <wp:inline distT="0" distB="0" distL="0" distR="0" wp14:anchorId="0418795F" wp14:editId="748B63DC">
             <wp:extent cx="5731510" cy="1908175"/>
             <wp:effectExtent l="0" t="0" r="2540" b="0"/>
             <wp:docPr id="2004789128" name="Picture 2"/>
@@ -48626,10 +48626,10 @@
           <w:lang w:val="en-AU"/>
         </w:rPr>
         <w:drawing>
-          <wp:inline distT="0" distB="0" distL="0" distR="0" wp14:anchorId="7657EF3A" wp14:editId="4A7E67A9">
-            <wp:extent cx="5731510" cy="3213735"/>
-            <wp:effectExtent l="0" t="0" r="2540" b="5715"/>
-            <wp:docPr id="1967002360" name="Picture 1"/>
+          <wp:inline distT="0" distB="0" distL="0" distR="0" wp14:anchorId="562423D9" wp14:editId="2314EB16">
+            <wp:extent cx="5731510" cy="3224530"/>
+            <wp:effectExtent l="0" t="0" r="2540" b="0"/>
+            <wp:docPr id="1253800449" name="Picture 1"/>
             <wp:cNvGraphicFramePr>
               <a:graphicFrameLocks xmlns:a="http://schemas.openxmlformats.org/drawingml/2006/main" noChangeAspect="1"/>
             </wp:cNvGraphicFramePr>
@@ -48637,7 +48637,7 @@
               <a:graphicData uri="http://schemas.openxmlformats.org/drawingml/2006/picture">
                 <pic:pic xmlns:pic="http://schemas.openxmlformats.org/drawingml/2006/picture">
                   <pic:nvPicPr>
-                    <pic:cNvPr id="1967002360" name=""/>
+                    <pic:cNvPr id="1253800449" name=""/>
                     <pic:cNvPicPr/>
                   </pic:nvPicPr>
                   <pic:blipFill>
@@ -48649,7 +48649,7 @@
                   <pic:spPr>
                     <a:xfrm>
                       <a:off x="0" y="0"/>
-                      <a:ext cx="5731510" cy="3213735"/>
+                      <a:ext cx="5731510" cy="3224530"/>
                     </a:xfrm>
                     <a:prstGeom prst="rect">
                       <a:avLst/>
@@ -53065,19 +53065,6 @@
 </file>
 
 <file path=customXml/item2.xml><?xml version="1.0" encoding="utf-8"?>
-<b:Sources xmlns:b="http://schemas.openxmlformats.org/officeDocument/2006/bibliography" xmlns="http://schemas.openxmlformats.org/officeDocument/2006/bibliography" SelectedStyle="\APASixthEditionOfficeOnline.xsl" StyleName="APA" Version="6"/>
-</file>
-
-<file path=customXml/item3.xml><?xml version="1.0" encoding="utf-8"?>
-<?mso-contentType ?>
-<FormTemplates xmlns="http://schemas.microsoft.com/sharepoint/v3/contenttype/forms">
-  <Display>DocumentLibraryForm</Display>
-  <Edit>DocumentLibraryForm</Edit>
-  <New>DocumentLibraryForm</New>
-</FormTemplates>
-</file>
-
-<file path=customXml/item4.xml><?xml version="1.0" encoding="utf-8"?>
 <ct:contentTypeSchema xmlns:ct="http://schemas.microsoft.com/office/2006/metadata/contentType" xmlns:ma="http://schemas.microsoft.com/office/2006/metadata/properties/metaAttributes" ct:_="" ma:_="" ma:contentTypeName="Document" ma:contentTypeID="0x010100922A3CA1EE6E4B44833A16005451862E" ma:contentTypeVersion="3" ma:contentTypeDescription="Create a new document." ma:contentTypeScope="" ma:versionID="b712dade4bf8bf57d4a0cdac4d020ae4">
   <xsd:schema xmlns:xsd="http://www.w3.org/2001/XMLSchema" xmlns:xs="http://www.w3.org/2001/XMLSchema" xmlns:p="http://schemas.microsoft.com/office/2006/metadata/properties" xmlns:ns2="92f6da62-8f25-40d3-824c-47c5f6f94bd6" targetNamespace="http://schemas.microsoft.com/office/2006/metadata/properties" ma:root="true" ma:fieldsID="f6f8642a0533a95cbf7fc7bbc8c1e153" ns2:_="">
     <xsd:import namespace="92f6da62-8f25-40d3-824c-47c5f6f94bd6"/>
@@ -53215,6 +53202,19 @@
 </ct:contentTypeSchema>
 </file>
 
+<file path=customXml/item3.xml><?xml version="1.0" encoding="utf-8"?>
+<b:Sources xmlns:b="http://schemas.openxmlformats.org/officeDocument/2006/bibliography" xmlns="http://schemas.openxmlformats.org/officeDocument/2006/bibliography" SelectedStyle="\APASixthEditionOfficeOnline.xsl" StyleName="APA" Version="6"/>
+</file>
+
+<file path=customXml/item4.xml><?xml version="1.0" encoding="utf-8"?>
+<?mso-contentType ?>
+<FormTemplates xmlns="http://schemas.microsoft.com/sharepoint/v3/contenttype/forms">
+  <Display>DocumentLibraryForm</Display>
+  <Edit>DocumentLibraryForm</Edit>
+  <New>DocumentLibraryForm</New>
+</FormTemplates>
+</file>
+
 <file path=customXml/itemProps1.xml><?xml version="1.0" encoding="utf-8"?>
 <ds:datastoreItem xmlns:ds="http://schemas.openxmlformats.org/officeDocument/2006/customXml" ds:itemID="{B2E31085-3E06-4A9F-9730-20A04C85DF24}">
   <ds:schemaRefs>
@@ -53225,22 +53225,6 @@
 </file>
 
 <file path=customXml/itemProps2.xml><?xml version="1.0" encoding="utf-8"?>
-<ds:datastoreItem xmlns:ds="http://schemas.openxmlformats.org/officeDocument/2006/customXml" ds:itemID="{E3DA75CE-018A-4AF1-8B5C-BF0FBFE76924}">
-  <ds:schemaRefs>
-    <ds:schemaRef ds:uri="http://schemas.openxmlformats.org/officeDocument/2006/bibliography"/>
-  </ds:schemaRefs>
-</ds:datastoreItem>
-</file>
-
-<file path=customXml/itemProps3.xml><?xml version="1.0" encoding="utf-8"?>
-<ds:datastoreItem xmlns:ds="http://schemas.openxmlformats.org/officeDocument/2006/customXml" ds:itemID="{82A9BB68-56B4-4822-B6B7-DB471576EB1F}">
-  <ds:schemaRefs>
-    <ds:schemaRef ds:uri="http://schemas.microsoft.com/sharepoint/v3/contenttype/forms"/>
-  </ds:schemaRefs>
-</ds:datastoreItem>
-</file>
-
-<file path=customXml/itemProps4.xml><?xml version="1.0" encoding="utf-8"?>
 <ds:datastoreItem xmlns:ds="http://schemas.openxmlformats.org/officeDocument/2006/customXml" ds:itemID="{69960CE0-24F5-4ADF-A12F-FE193FFA9C43}">
   <ds:schemaRefs>
     <ds:schemaRef ds:uri="http://schemas.microsoft.com/office/2006/metadata/contentType"/>
@@ -53256,4 +53240,20 @@
     <ds:schemaRef ds:uri="http://schemas.microsoft.com/internal/obd"/>
   </ds:schemaRefs>
 </ds:datastoreItem>
+</file>
+
+<file path=customXml/itemProps3.xml><?xml version="1.0" encoding="utf-8"?>
+<ds:datastoreItem xmlns:ds="http://schemas.openxmlformats.org/officeDocument/2006/customXml" ds:itemID="{E3DA75CE-018A-4AF1-8B5C-BF0FBFE76924}">
+  <ds:schemaRefs>
+    <ds:schemaRef ds:uri="http://schemas.openxmlformats.org/officeDocument/2006/bibliography"/>
+  </ds:schemaRefs>
+</ds:datastoreItem>
+</file>
+
+<file path=customXml/itemProps4.xml><?xml version="1.0" encoding="utf-8"?>
+<ds:datastoreItem xmlns:ds="http://schemas.openxmlformats.org/officeDocument/2006/customXml" ds:itemID="{82A9BB68-56B4-4822-B6B7-DB471576EB1F}">
+  <ds:schemaRefs>
+    <ds:schemaRef ds:uri="http://schemas.microsoft.com/sharepoint/v3/contenttype/forms"/>
+  </ds:schemaRefs>
+</ds:datastoreItem>
 </file>
--- a/documents/Assignment_4.docx
+++ b/documents/Assignment_4.docx
@@ -8395,6 +8395,7 @@
       <w:r>
         <w:rPr>
           <w:rFonts w:ascii="Times New Roman" w:hAnsi="Times New Roman"/>
+          <w:noProof/>
           <w:color w:val="auto"/>
           <w:sz w:val="24"/>
           <w:szCs w:val="24"/>
@@ -10098,6 +10099,7 @@
       <w:r>
         <w:rPr>
           <w:rFonts w:ascii="Times New Roman" w:hAnsi="Times New Roman"/>
+          <w:noProof/>
           <w:color w:val="auto"/>
           <w:sz w:val="24"/>
           <w:szCs w:val="24"/>
@@ -11789,6 +11791,7 @@
       <w:r>
         <w:rPr>
           <w:rFonts w:ascii="Times New Roman" w:eastAsia="Times New Roman" w:hAnsi="Times New Roman"/>
+          <w:noProof/>
           <w:color w:val="auto"/>
           <w:sz w:val="24"/>
           <w:szCs w:val="24"/>
@@ -13685,6 +13688,7 @@
       <w:r>
         <w:rPr>
           <w:rFonts w:ascii="Times New Roman" w:eastAsia="Times New Roman" w:hAnsi="Times New Roman"/>
+          <w:noProof/>
           <w:color w:val="auto"/>
           <w:sz w:val="24"/>
           <w:szCs w:val="24"/>
@@ -16946,6 +16950,7 @@
       <w:r>
         <w:rPr>
           <w:rFonts w:ascii="Times New Roman" w:hAnsi="Times New Roman"/>
+          <w:noProof/>
           <w:color w:val="auto"/>
           <w:sz w:val="24"/>
           <w:szCs w:val="24"/>
@@ -17718,6 +17723,7 @@
       <w:r>
         <w:rPr>
           <w:rFonts w:ascii="Times New Roman" w:hAnsi="Times New Roman"/>
+          <w:noProof/>
           <w:color w:val="auto"/>
           <w:sz w:val="24"/>
           <w:szCs w:val="24"/>
@@ -19897,6 +19903,7 @@
       <w:r>
         <w:rPr>
           <w:rFonts w:ascii="Times New Roman" w:hAnsi="Times New Roman"/>
+          <w:noProof/>
           <w:color w:val="auto"/>
           <w:sz w:val="24"/>
           <w:szCs w:val="24"/>
@@ -20262,6 +20269,7 @@
       <w:r>
         <w:rPr>
           <w:rFonts w:ascii="Times New Roman" w:hAnsi="Times New Roman"/>
+          <w:noProof/>
           <w:color w:val="auto"/>
           <w:sz w:val="24"/>
           <w:szCs w:val="24"/>
@@ -21545,6 +21553,7 @@
       <w:r>
         <w:rPr>
           <w:rFonts w:ascii="Times New Roman" w:hAnsi="Times New Roman"/>
+          <w:noProof/>
           <w:color w:val="auto"/>
           <w:sz w:val="24"/>
           <w:szCs w:val="24"/>
@@ -22392,6 +22401,7 @@
       <w:r>
         <w:rPr>
           <w:rFonts w:ascii="Times New Roman" w:hAnsi="Times New Roman"/>
+          <w:noProof/>
           <w:color w:val="auto"/>
           <w:sz w:val="24"/>
           <w:szCs w:val="24"/>
@@ -23470,7 +23480,7 @@
           <w:noProof/>
         </w:rPr>
         <w:drawing>
-          <wp:inline distT="0" distB="0" distL="0" distR="0" wp14:anchorId="0418795F" wp14:editId="748B63DC">
+          <wp:inline distT="0" distB="0" distL="0" distR="0" wp14:anchorId="0418795F" wp14:editId="494045FE">
             <wp:extent cx="5731510" cy="1908175"/>
             <wp:effectExtent l="0" t="0" r="2540" b="0"/>
             <wp:docPr id="2004789128" name="Picture 2"/>
@@ -23735,6 +23745,7 @@
       <w:r>
         <w:rPr>
           <w:rFonts w:ascii="Times New Roman" w:hAnsi="Times New Roman"/>
+          <w:noProof/>
           <w:color w:val="auto"/>
           <w:sz w:val="24"/>
           <w:szCs w:val="24"/>
@@ -24862,6 +24873,7 @@
       <w:r>
         <w:rPr>
           <w:rFonts w:ascii="Times New Roman" w:hAnsi="Times New Roman"/>
+          <w:noProof/>
           <w:color w:val="auto"/>
           <w:sz w:val="24"/>
           <w:szCs w:val="24"/>
@@ -26938,6 +26950,7 @@
       <w:r>
         <w:rPr>
           <w:rFonts w:ascii="Times New Roman" w:hAnsi="Times New Roman"/>
+          <w:noProof/>
           <w:color w:val="auto"/>
           <w:sz w:val="24"/>
           <w:szCs w:val="24"/>
@@ -32546,6 +32559,7 @@
       <w:r>
         <w:rPr>
           <w:rFonts w:ascii="Times New Roman" w:eastAsia="Times New Roman" w:hAnsi="Times New Roman"/>
+          <w:noProof/>
           <w:color w:val="auto"/>
           <w:sz w:val="24"/>
           <w:szCs w:val="24"/>
@@ -38575,7 +38589,6 @@
           </w:tcPr>
           <w:p>
             <w:pPr>
-              <w:jc w:val="center"/>
               <w:rPr>
                 <w:rFonts w:ascii="Times New Roman" w:eastAsia="Times New Roman" w:hAnsi="Times New Roman"/>
                 <w:b/>
@@ -38604,7 +38617,6 @@
           </w:tcPr>
           <w:p>
             <w:pPr>
-              <w:jc w:val="center"/>
               <w:rPr>
                 <w:rFonts w:ascii="Times New Roman" w:eastAsia="Times New Roman" w:hAnsi="Times New Roman"/>
                 <w:b/>
@@ -38633,7 +38645,6 @@
           </w:tcPr>
           <w:p>
             <w:pPr>
-              <w:jc w:val="center"/>
               <w:rPr>
                 <w:rFonts w:ascii="Times New Roman" w:eastAsia="Times New Roman" w:hAnsi="Times New Roman"/>
                 <w:b/>
@@ -38662,7 +38673,6 @@
           </w:tcPr>
           <w:p>
             <w:pPr>
-              <w:jc w:val="center"/>
               <w:rPr>
                 <w:rFonts w:ascii="Times New Roman" w:eastAsia="Times New Roman" w:hAnsi="Times New Roman"/>
                 <w:b/>
@@ -38737,7 +38747,6 @@
           </w:tcPr>
           <w:p>
             <w:pPr>
-              <w:jc w:val="both"/>
               <w:rPr>
                 <w:rFonts w:ascii="Times New Roman" w:eastAsia="Times New Roman" w:hAnsi="Times New Roman"/>
                 <w:sz w:val="24"/>
@@ -38750,7 +38759,7 @@
                 <w:rFonts w:ascii="Times New Roman" w:eastAsia="Times New Roman" w:hAnsi="Times New Roman"/>
                 <w:sz w:val="19"/>
               </w:rPr>
-              <w:t>Adds forecast stage, dashboard, audit and monitoring design (Figure 11)</w:t>
+              <w:t>Adds forecast stage, monitoring script, dashboard and audit (Figure 11)</w:t>
             </w:r>
           </w:p>
         </w:tc>
@@ -38760,7 +38769,6 @@
           </w:tcPr>
           <w:p>
             <w:pPr>
-              <w:jc w:val="both"/>
               <w:rPr>
                 <w:rFonts w:ascii="Times New Roman" w:eastAsia="Times New Roman" w:hAnsi="Times New Roman"/>
                 <w:sz w:val="24"/>
@@ -38830,7 +38838,6 @@
           </w:tcPr>
           <w:p>
             <w:pPr>
-              <w:jc w:val="both"/>
               <w:rPr>
                 <w:rFonts w:ascii="Times New Roman" w:eastAsia="Times New Roman" w:hAnsi="Times New Roman"/>
                 <w:sz w:val="24"/>
@@ -38853,7 +38860,6 @@
           </w:tcPr>
           <w:p>
             <w:pPr>
-              <w:jc w:val="both"/>
               <w:rPr>
                 <w:rFonts w:ascii="Times New Roman" w:eastAsia="Times New Roman" w:hAnsi="Times New Roman"/>
                 <w:sz w:val="24"/>
@@ -38923,7 +38929,6 @@
           </w:tcPr>
           <w:p>
             <w:pPr>
-              <w:jc w:val="both"/>
               <w:rPr>
                 <w:rFonts w:ascii="Times New Roman" w:eastAsia="Times New Roman" w:hAnsi="Times New Roman"/>
                 <w:sz w:val="24"/>
@@ -38946,7 +38951,6 @@
           </w:tcPr>
           <w:p>
             <w:pPr>
-              <w:jc w:val="both"/>
               <w:rPr>
                 <w:rFonts w:ascii="Times New Roman" w:eastAsia="Times New Roman" w:hAnsi="Times New Roman"/>
                 <w:sz w:val="24"/>
@@ -39016,7 +39020,6 @@
           </w:tcPr>
           <w:p>
             <w:pPr>
-              <w:jc w:val="both"/>
               <w:rPr>
                 <w:rFonts w:ascii="Times New Roman" w:eastAsia="Times New Roman" w:hAnsi="Times New Roman"/>
                 <w:sz w:val="24"/>
@@ -39039,7 +39042,6 @@
           </w:tcPr>
           <w:p>
             <w:pPr>
-              <w:jc w:val="both"/>
               <w:rPr>
                 <w:rFonts w:ascii="Times New Roman" w:eastAsia="Times New Roman" w:hAnsi="Times New Roman"/>
                 <w:sz w:val="24"/>
@@ -39109,7 +39111,6 @@
           </w:tcPr>
           <w:p>
             <w:pPr>
-              <w:jc w:val="both"/>
               <w:rPr>
                 <w:rFonts w:ascii="Times New Roman" w:eastAsia="Times New Roman" w:hAnsi="Times New Roman"/>
                 <w:sz w:val="24"/>
@@ -39132,7 +39133,6 @@
           </w:tcPr>
           <w:p>
             <w:pPr>
-              <w:jc w:val="both"/>
               <w:rPr>
                 <w:rFonts w:ascii="Times New Roman" w:eastAsia="Times New Roman" w:hAnsi="Times New Roman"/>
                 <w:sz w:val="24"/>
@@ -39202,7 +39202,6 @@
           </w:tcPr>
           <w:p>
             <w:pPr>
-              <w:jc w:val="both"/>
               <w:rPr>
                 <w:rFonts w:ascii="Times New Roman" w:eastAsia="Times New Roman" w:hAnsi="Times New Roman"/>
                 <w:sz w:val="24"/>
@@ -39225,7 +39224,6 @@
           </w:tcPr>
           <w:p>
             <w:pPr>
-              <w:jc w:val="both"/>
               <w:rPr>
                 <w:rFonts w:ascii="Times New Roman" w:eastAsia="Times New Roman" w:hAnsi="Times New Roman"/>
                 <w:sz w:val="24"/>
@@ -39295,7 +39293,6 @@
           </w:tcPr>
           <w:p>
             <w:pPr>
-              <w:jc w:val="both"/>
               <w:rPr>
                 <w:rFonts w:ascii="Times New Roman" w:eastAsia="Times New Roman" w:hAnsi="Times New Roman"/>
                 <w:sz w:val="24"/>
@@ -39318,7 +39315,6 @@
           </w:tcPr>
           <w:p>
             <w:pPr>
-              <w:jc w:val="both"/>
               <w:rPr>
                 <w:rFonts w:ascii="Times New Roman" w:eastAsia="Times New Roman" w:hAnsi="Times New Roman"/>
                 <w:sz w:val="24"/>
@@ -39388,7 +39384,6 @@
           </w:tcPr>
           <w:p>
             <w:pPr>
-              <w:jc w:val="both"/>
               <w:rPr>
                 <w:rFonts w:ascii="Times New Roman" w:eastAsia="Times New Roman" w:hAnsi="Times New Roman"/>
                 <w:sz w:val="24"/>
@@ -39401,7 +39396,7 @@
                 <w:rFonts w:ascii="Times New Roman" w:eastAsia="Times New Roman" w:hAnsi="Times New Roman"/>
                 <w:sz w:val="19"/>
               </w:rPr>
-              <w:t>Dual-role Streamlit portal</w:t>
+              <w:t>Dual-role Streamlit portal with forecast and monitoring views</w:t>
             </w:r>
           </w:p>
         </w:tc>
@@ -39411,7 +39406,6 @@
           </w:tcPr>
           <w:p>
             <w:pPr>
-              <w:jc w:val="both"/>
               <w:rPr>
                 <w:rFonts w:ascii="Times New Roman" w:eastAsia="Times New Roman" w:hAnsi="Times New Roman"/>
                 <w:sz w:val="24"/>
@@ -39481,7 +39475,6 @@
           </w:tcPr>
           <w:p>
             <w:pPr>
-              <w:jc w:val="both"/>
               <w:rPr>
                 <w:rFonts w:ascii="Times New Roman" w:eastAsia="Times New Roman" w:hAnsi="Times New Roman"/>
                 <w:sz w:val="24"/>
@@ -39504,7 +39497,6 @@
           </w:tcPr>
           <w:p>
             <w:pPr>
-              <w:jc w:val="both"/>
               <w:rPr>
                 <w:rFonts w:ascii="Times New Roman" w:eastAsia="Times New Roman" w:hAnsi="Times New Roman"/>
                 <w:sz w:val="24"/>
@@ -39574,7 +39566,6 @@
           </w:tcPr>
           <w:p>
             <w:pPr>
-              <w:jc w:val="both"/>
               <w:rPr>
                 <w:rFonts w:ascii="Times New Roman" w:eastAsia="Times New Roman" w:hAnsi="Times New Roman"/>
                 <w:sz w:val="24"/>
@@ -39587,7 +39578,7 @@
                 <w:rFonts w:ascii="Times New Roman" w:eastAsia="Times New Roman" w:hAnsi="Times New Roman"/>
                 <w:sz w:val="19"/>
               </w:rPr>
-              <w:t>PASS / WARN / FAIL design and first check</w:t>
+              <w:t>monitoring.py: 25 PASS / WARN / FAIL checks per release</w:t>
             </w:r>
           </w:p>
         </w:tc>
@@ -39597,7 +39588,6 @@
           </w:tcPr>
           <w:p>
             <w:pPr>
-              <w:jc w:val="both"/>
               <w:rPr>
                 <w:rFonts w:ascii="Times New Roman" w:eastAsia="Times New Roman" w:hAnsi="Times New Roman"/>
                 <w:sz w:val="24"/>
@@ -39610,7 +39600,7 @@
                 <w:rFonts w:ascii="Times New Roman" w:eastAsia="Times New Roman" w:hAnsi="Times New Roman"/>
                 <w:sz w:val="19"/>
               </w:rPr>
-              <w:t>Defines action after each release</w:t>
+              <w:t>Decides promotion and retraining</w:t>
             </w:r>
           </w:p>
         </w:tc>
@@ -39654,7 +39644,6 @@
           </w:tcPr>
           <w:p>
             <w:pPr>
-              <w:jc w:val="both"/>
               <w:rPr>
                 <w:rFonts w:ascii="Times New Roman" w:eastAsiaTheme="minorEastAsia" w:hAnsi="Times New Roman"/>
                 <w:b/>
@@ -39681,7 +39670,6 @@
           </w:tcPr>
           <w:p>
             <w:pPr>
-              <w:jc w:val="both"/>
               <w:rPr>
                 <w:rFonts w:ascii="Times New Roman" w:eastAsiaTheme="minorEastAsia" w:hAnsi="Times New Roman"/>
                 <w:b/>
@@ -39714,7 +39702,6 @@
               <w:tabs>
                 <w:tab w:val="left" w:pos="4962"/>
               </w:tabs>
-              <w:jc w:val="both"/>
               <w:rPr>
                 <w:rFonts w:ascii="Times New Roman" w:eastAsiaTheme="minorEastAsia" w:hAnsi="Times New Roman"/>
                 <w:b/>
@@ -39740,7 +39727,6 @@
           </w:tcPr>
           <w:p>
             <w:pPr>
-              <w:jc w:val="both"/>
               <w:rPr>
                 <w:rFonts w:ascii="Times New Roman" w:eastAsiaTheme="minorEastAsia" w:hAnsi="Times New Roman"/>
                 <w:b/>
@@ -39754,7 +39740,7 @@
                 <w:rFonts w:ascii="Times New Roman" w:eastAsia="Times New Roman" w:hAnsi="Times New Roman"/>
                 <w:sz w:val="19"/>
               </w:rPr>
-              <w:t>Deployment and monitoring design documents; coordinated the Assessment 3 and 4 reports; dashboard section of the Assessment 3 slides.</w:t>
+              <w:t>Deployment and monitoring design documents (now implemented in monitoring.py); coordinated the Assessment 3 and 4 reports; dashboard section of the Assessment 3 slides.</w:t>
             </w:r>
           </w:p>
         </w:tc>
@@ -39766,7 +39752,6 @@
           </w:tcPr>
           <w:p>
             <w:pPr>
-              <w:jc w:val="both"/>
               <w:rPr>
                 <w:rFonts w:ascii="Times New Roman" w:eastAsiaTheme="minorEastAsia" w:hAnsi="Times New Roman"/>
                 <w:b/>
@@ -39792,7 +39777,6 @@
           </w:tcPr>
           <w:p>
             <w:pPr>
-              <w:jc w:val="both"/>
               <w:rPr>
                 <w:rFonts w:ascii="Times New Roman" w:eastAsiaTheme="minorEastAsia" w:hAnsi="Times New Roman"/>
                 <w:b/>
@@ -39818,7 +39802,6 @@
           </w:tcPr>
           <w:p>
             <w:pPr>
-              <w:jc w:val="both"/>
               <w:rPr>
                 <w:rFonts w:ascii="Times New Roman" w:eastAsiaTheme="minorEastAsia" w:hAnsi="Times New Roman"/>
                 <w:b/>
@@ -39844,7 +39827,6 @@
           </w:tcPr>
           <w:p>
             <w:pPr>
-              <w:jc w:val="both"/>
               <w:rPr>
                 <w:rFonts w:ascii="Times New Roman" w:eastAsiaTheme="minorEastAsia" w:hAnsi="Times New Roman"/>
                 <w:sz w:val="24"/>
@@ -39856,7 +39838,7 @@
                 <w:rFonts w:ascii="Times New Roman" w:eastAsia="Times New Roman" w:hAnsi="Times New Roman"/>
                 <w:sz w:val="19"/>
               </w:rPr>
-              <w:t>Feature-timing and backtest corrections; forecast stage, saved models and 2026 check; documentation, reference environment, GitHub and Jira.</w:t>
+              <w:t>Feature-timing and backtest corrections; forecast stage, saved models and 2026 check; monitoring script and dashboard forecast view; documentation, GitHub and Jira.</w:t>
             </w:r>
           </w:p>
         </w:tc>
@@ -39868,7 +39850,6 @@
           </w:tcPr>
           <w:p>
             <w:pPr>
-              <w:jc w:val="both"/>
               <w:rPr>
                 <w:rFonts w:ascii="Times New Roman" w:eastAsiaTheme="minorEastAsia" w:hAnsi="Times New Roman"/>
                 <w:b/>
@@ -39895,7 +39876,6 @@
           </w:tcPr>
           <w:p>
             <w:pPr>
-              <w:jc w:val="both"/>
               <w:rPr>
                 <w:rFonts w:ascii="Times New Roman" w:eastAsiaTheme="minorEastAsia" w:hAnsi="Times New Roman"/>
                 <w:sz w:val="24"/>
@@ -40234,6 +40214,7 @@
                 <w:bCs/>
                 <w:sz w:val="24"/>
                 <w:szCs w:val="24"/>
+                <w:lang w:val="vi-VN"/>
               </w:rPr>
             </w:pPr>
             <w:r>
@@ -40242,6 +40223,60 @@
                 <w:b/>
                 <w:sz w:val="19"/>
               </w:rPr>
+              <w:t>Release checks</w:t>
+            </w:r>
+          </w:p>
+        </w:tc>
+        <w:tc>
+          <w:tcPr>
+            <w:tcW w:w="6973" w:type="dxa"/>
+          </w:tcPr>
+          <w:p>
+            <w:pPr>
+              <w:jc w:val="both"/>
+              <w:rPr>
+                <w:rFonts w:ascii="Times New Roman" w:hAnsi="Times New Roman"/>
+                <w:sz w:val="24"/>
+                <w:szCs w:val="24"/>
+                <w:lang w:val="vi-VN"/>
+              </w:rPr>
+            </w:pPr>
+            <w:hyperlink r:id="rId70">
+              <w:r>
+                <w:rPr>
+                  <w:rStyle w:val="Hyperlink"/>
+                  <w:rFonts w:ascii="Times New Roman" w:hAnsi="Times New Roman"/>
+                  <w:color w:val="0563C1"/>
+                  <w:sz w:val="19"/>
+                </w:rPr>
+                <w:t>github.com/HendrickDang/PRT661-DATA-SCIENCE-PRACTICE/blob/main/Outputs/M1_monitoring_checks.csv</w:t>
+              </w:r>
+            </w:hyperlink>
+          </w:p>
+        </w:tc>
+      </w:tr>
+      <w:tr>
+        <w:tc>
+          <w:tcPr>
+            <w:tcW w:w="2041" w:type="dxa"/>
+          </w:tcPr>
+          <w:p>
+            <w:pPr>
+              <w:jc w:val="both"/>
+              <w:rPr>
+                <w:rFonts w:ascii="Times New Roman" w:eastAsiaTheme="minorEastAsia" w:hAnsi="Times New Roman"/>
+                <w:b/>
+                <w:bCs/>
+                <w:sz w:val="24"/>
+                <w:szCs w:val="24"/>
+              </w:rPr>
+            </w:pPr>
+            <w:r>
+              <w:rPr>
+                <w:rFonts w:ascii="Times New Roman" w:eastAsia="Times New Roman" w:hAnsi="Times New Roman"/>
+                <w:b/>
+                <w:sz w:val="19"/>
+              </w:rPr>
               <w:t>Change log</w:t>
             </w:r>
           </w:p>
@@ -40259,7 +40294,7 @@
                 <w:szCs w:val="24"/>
               </w:rPr>
             </w:pPr>
-            <w:hyperlink r:id="rId70">
+            <w:hyperlink r:id="rId71">
               <w:r>
                 <w:rPr>
                   <w:rStyle w:val="Hyperlink"/>
@@ -40312,7 +40347,7 @@
                 <w:szCs w:val="24"/>
               </w:rPr>
             </w:pPr>
-            <w:hyperlink r:id="rId71">
+            <w:hyperlink r:id="rId72">
               <w:r>
                 <w:rPr>
                   <w:rStyle w:val="Hyperlink"/>
@@ -40365,7 +40400,7 @@
                 <w:szCs w:val="24"/>
               </w:rPr>
             </w:pPr>
-            <w:hyperlink r:id="rId72">
+            <w:hyperlink r:id="rId73">
               <w:r>
                 <w:rPr>
                   <w:rStyle w:val="Hyperlink"/>
@@ -40482,7 +40517,7 @@
           <w:rFonts w:ascii="Times New Roman" w:eastAsia="Times New Roman" w:hAnsi="Times New Roman"/>
           <w:sz w:val="24"/>
         </w:rPr>
-        <w:t>Since Assessment 2 the project has moved from two analysis scripts to a complete batch plus dashboard decision-support system. Figure 11 shows the final architecture. Storage keeps the source, raw and processed layout described in the Assessment 2 report (Data acquisition and storage). On top of it sit four executable components: the pipeline (ingest, panel build, EDA, PCA and regression), the evaluation module (benchmarks and the rolling-origin backtest), the new forecast stage, and the Streamlit dashboard. Two supporting components complete the picture: a read-only data audit, run as a release check, and a monitoring design that decides what happens after each new data release.</w:t>
+        <w:t>Since Assessment 2 the project has moved from two analysis scripts to a complete batch plus dashboard decision-support system. Figure 11 shows the final architecture. Storage keeps the source, raw and processed layout described in the Assessment 2 report (Data acquisition and storage). On top of it sit five executable components: the pipeline (ingest, panel build, EDA, PCA and regression), the evaluation module (benchmarks and the rolling-origin backtest), the new forecast stage, the new monitoring script, which checks every data release before its forecasts reach users, and the Streamlit dashboard. A read-only data audit supports them as a release check.</w:t>
       </w:r>
     </w:p>
     <w:p>
@@ -40509,7 +40544,7 @@
         </w:rPr>
         <w:drawing>
           <wp:inline distT="0" distB="0" distL="0" distR="0" wp14:anchorId="52851A7B" wp14:editId="5755D39F">
-            <wp:extent cx="4500000" cy="4473973"/>
+            <wp:extent cx="3671999" cy="3744924"/>
             <wp:effectExtent l="0" t="0" r="0" b="0"/>
             <wp:docPr id="2111422774" name="Picture 2111422774"/>
             <wp:cNvGraphicFramePr>
@@ -40523,7 +40558,7 @@
                     <pic:cNvPicPr/>
                   </pic:nvPicPr>
                   <pic:blipFill>
-                    <a:blip r:embed="rId73"/>
+                    <a:blip r:embed="rId74"/>
                     <a:stretch>
                       <a:fillRect/>
                     </a:stretch>
@@ -40531,7 +40566,7 @@
                   <pic:spPr>
                     <a:xfrm>
                       <a:off x="0" y="0"/>
-                      <a:ext cx="4500000" cy="4473973"/>
+                      <a:ext cx="3671999" cy="3744924"/>
                     </a:xfrm>
                     <a:prstGeom prst="rect">
                       <a:avLst/>
@@ -40585,6 +40620,7 @@
       <w:r>
         <w:rPr>
           <w:rFonts w:ascii="Times New Roman" w:hAnsi="Times New Roman"/>
+          <w:noProof/>
           <w:color w:val="auto"/>
           <w:sz w:val="24"/>
         </w:rPr>
@@ -40651,7 +40687,7 @@
           <w:rFonts w:ascii="Times New Roman" w:eastAsia="Times New Roman" w:hAnsi="Times New Roman"/>
           <w:sz w:val="24"/>
         </w:rPr>
-        <w:t xml:space="preserve">Table 15 lists every component of the final system, the file that implements it and its status. All code is in the GitHub repository and runs in three commands: python </w:t>
+        <w:t xml:space="preserve">Table 15 lists every component of the final system, the file that implements it and its status. All code is in the GitHub repository and runs in four commands: python </w:t>
       </w:r>
       <w:r>
         <w:rPr>
@@ -40659,7 +40695,7 @@
           <w:sz w:val="24"/>
         </w:rPr>
         <w:lastRenderedPageBreak/>
-        <w:t>Updated_End_to_End_pipeline.py, python evaluation.py and python forecast.py, followed by streamlit run app.py for the dashboard.</w:t>
+        <w:t>Updated_End_to_End_pipeline.py, python evaluation.py, python forecast.py and python monitoring.py, followed by streamlit run app.py for the dashboard.</w:t>
       </w:r>
     </w:p>
     <w:p>
@@ -40704,6 +40740,7 @@
       <w:r>
         <w:rPr>
           <w:rFonts w:ascii="Times New Roman" w:hAnsi="Times New Roman"/>
+          <w:noProof/>
           <w:color w:val="auto"/>
           <w:sz w:val="24"/>
         </w:rPr>
@@ -40740,12 +40777,19 @@
         <w:gridCol w:w="1417"/>
       </w:tblGrid>
       <w:tr>
+        <w:trPr>
+          <w:cantSplit/>
+          <w:tblHeader/>
+        </w:trPr>
         <w:tc>
           <w:tcPr>
             <w:tcW w:w="1757" w:type="dxa"/>
             <w:shd w:val="clear" w:color="auto" w:fill="D9E2F3"/>
           </w:tcPr>
           <w:p>
+            <w:pPr>
+              <w:keepNext/>
+            </w:pPr>
             <w:r>
               <w:rPr>
                 <w:rFonts w:ascii="Times New Roman" w:eastAsia="Times New Roman" w:hAnsi="Times New Roman"/>
@@ -40761,6 +40805,9 @@
             <w:shd w:val="clear" w:color="auto" w:fill="D9E2F3"/>
           </w:tcPr>
           <w:p>
+            <w:pPr>
+              <w:keepNext/>
+            </w:pPr>
             <w:r>
               <w:rPr>
                 <w:rFonts w:ascii="Times New Roman" w:eastAsia="Times New Roman" w:hAnsi="Times New Roman"/>
@@ -40776,6 +40823,9 @@
             <w:shd w:val="clear" w:color="auto" w:fill="D9E2F3"/>
           </w:tcPr>
           <w:p>
+            <w:pPr>
+              <w:keepNext/>
+            </w:pPr>
             <w:r>
               <w:rPr>
                 <w:rFonts w:ascii="Times New Roman" w:eastAsia="Times New Roman" w:hAnsi="Times New Roman"/>
@@ -40791,6 +40841,9 @@
             <w:shd w:val="clear" w:color="auto" w:fill="D9E2F3"/>
           </w:tcPr>
           <w:p>
+            <w:pPr>
+              <w:keepNext/>
+            </w:pPr>
             <w:r>
               <w:rPr>
                 <w:rFonts w:ascii="Times New Roman" w:eastAsia="Times New Roman" w:hAnsi="Times New Roman"/>
@@ -40802,6 +40855,9 @@
         </w:tc>
       </w:tr>
       <w:tr>
+        <w:trPr>
+          <w:cantSplit/>
+        </w:trPr>
         <w:tc>
           <w:tcPr>
             <w:tcW w:w="1757" w:type="dxa"/>
@@ -40856,6 +40912,9 @@
         </w:tc>
       </w:tr>
       <w:tr>
+        <w:trPr>
+          <w:cantSplit/>
+        </w:trPr>
         <w:tc>
           <w:tcPr>
             <w:tcW w:w="1757" w:type="dxa"/>
@@ -40910,6 +40969,9 @@
         </w:tc>
       </w:tr>
       <w:tr>
+        <w:trPr>
+          <w:cantSplit/>
+        </w:trPr>
         <w:tc>
           <w:tcPr>
             <w:tcW w:w="1757" w:type="dxa"/>
@@ -40964,6 +41026,9 @@
         </w:tc>
       </w:tr>
       <w:tr>
+        <w:trPr>
+          <w:cantSplit/>
+        </w:trPr>
         <w:tc>
           <w:tcPr>
             <w:tcW w:w="1757" w:type="dxa"/>
@@ -41018,6 +41083,9 @@
         </w:tc>
       </w:tr>
       <w:tr>
+        <w:trPr>
+          <w:cantSplit/>
+        </w:trPr>
         <w:tc>
           <w:tcPr>
             <w:tcW w:w="1757" w:type="dxa"/>
@@ -41053,7 +41121,7 @@
               <w:rPr>
                 <w:rFonts w:ascii="Times New Roman" w:eastAsia="Times New Roman" w:hAnsi="Times New Roman"/>
               </w:rPr>
-              <w:t>Administrator Portal and Data Science Workbench</w:t>
+              <w:t>Administrator Portal with a forecast and release-check tab; Data Science Workbench with a backtest and monitoring tab</w:t>
             </w:r>
           </w:p>
         </w:tc>
@@ -41072,6 +41140,9 @@
         </w:tc>
       </w:tr>
       <w:tr>
+        <w:trPr>
+          <w:cantSplit/>
+        </w:trPr>
         <w:tc>
           <w:tcPr>
             <w:tcW w:w="1757" w:type="dxa"/>
@@ -41126,6 +41197,9 @@
         </w:tc>
       </w:tr>
       <w:tr>
+        <w:trPr>
+          <w:cantSplit/>
+        </w:trPr>
         <w:tc>
           <w:tcPr>
             <w:tcW w:w="1757" w:type="dxa"/>
@@ -41148,7 +41222,7 @@
               <w:rPr>
                 <w:rFonts w:ascii="Times New Roman" w:eastAsia="Times New Roman" w:hAnsi="Times New Roman"/>
               </w:rPr>
-              <w:t>Monitoring design document</w:t>
+              <w:t>monitoring.py (new), from the monitoring design</w:t>
             </w:r>
           </w:p>
         </w:tc>
@@ -41161,7 +41235,7 @@
               <w:rPr>
                 <w:rFonts w:ascii="Times New Roman" w:eastAsia="Times New Roman" w:hAnsi="Times New Roman"/>
               </w:rPr>
-              <w:t>Checks, thresholds and actions after each release</w:t>
+              <w:t>25 data, accuracy and drift checks after each release; decides promotion and retraining</w:t>
             </w:r>
           </w:p>
         </w:tc>
@@ -41174,12 +41248,15 @@
               <w:rPr>
                 <w:rFonts w:ascii="Times New Roman" w:eastAsia="Times New Roman" w:hAnsi="Times New Roman"/>
               </w:rPr>
-              <w:t>Designed; first check run</w:t>
+              <w:t>Complete; first run 18 Oct 2026</w:t>
             </w:r>
           </w:p>
         </w:tc>
       </w:tr>
       <w:tr>
+        <w:trPr>
+          <w:cantSplit/>
+        </w:trPr>
         <w:tc>
           <w:tcPr>
             <w:tcW w:w="1757" w:type="dxa"/>
@@ -41251,7 +41328,7 @@
           <w:rFonts w:ascii="Times New Roman" w:eastAsia="Times New Roman" w:hAnsi="Times New Roman"/>
           <w:sz w:val="24"/>
         </w:rPr>
-        <w:t>Testing was built into the implementation rather than left to the end. Five checks were run on the final code:</w:t>
+        <w:t>Testing was built into the implementation rather than left to the end. Six checks were run on the final code:</w:t>
       </w:r>
     </w:p>
     <w:p>
@@ -41276,7 +41353,7 @@
           <w:rFonts w:ascii="Times New Roman" w:eastAsia="Times New Roman" w:hAnsi="Times New Roman"/>
           <w:sz w:val="24"/>
         </w:rPr>
-        <w:t>re-running the pipeline and the evaluation module reproduced every Assessment 3 output file byte for byte, and the evaluation and forecast stages give identical files on Python 3.8 and 3.11.</w:t>
+        <w:t>re-running the pipeline and the evaluation module reproduced every Assessment 3 output file byte for byte, and the evaluation, forecast and monitoring stages give identical files on Python 3.8 and 3.11.</w:t>
       </w:r>
     </w:p>
     <w:p>
@@ -41344,14 +41421,14 @@
           <w:b/>
           <w:sz w:val="24"/>
         </w:rPr>
-        <w:t xml:space="preserve">Dashboard: </w:t>
-      </w:r>
-      <w:r>
-        <w:rPr>
-          <w:rFonts w:ascii="Times New Roman" w:eastAsia="Times New Roman" w:hAnsi="Times New Roman"/>
-          <w:sz w:val="24"/>
-        </w:rPr>
-        <w:t>all three Streamlit pages were loaded headless with Streamlit's AppTest with no exceptions, and the leaderboard matches the pipeline.</w:t>
+        <w:t>Dashboard:</w:t>
+      </w:r>
+      <w:r>
+        <w:rPr>
+          <w:rFonts w:ascii="Times New Roman" w:eastAsia="Times New Roman" w:hAnsi="Times New Roman"/>
+          <w:sz w:val="24"/>
+        </w:rPr>
+        <w:t xml:space="preserve"> all three Streamlit pages, including the new forecast and monitoring tabs, load headless in Streamlit's AppTest with no exceptions, in under 5 seconds and about 300 MB of memory, and the leaderboard matches the pipeline.</w:t>
       </w:r>
     </w:p>
     <w:p>
@@ -41381,15 +41458,48 @@
     </w:p>
     <w:p>
       <w:pPr>
+        <w:numPr>
+          <w:ilvl w:val="0"/>
+          <w:numId w:val="17"/>
+        </w:numPr>
         <w:spacing w:after="120"/>
         <w:jc w:val="both"/>
       </w:pPr>
       <w:r>
         <w:rPr>
           <w:rFonts w:ascii="Times New Roman" w:eastAsia="Times New Roman" w:hAnsi="Times New Roman"/>
-          <w:sz w:val="24"/>
-        </w:rPr>
-        <w:t>The dashboard (Figure 12) gives two audiences their own view of the same results. The Administrator Portal shows territory indicators, a regional map, a staffing priority matrix, a seasonal surge calendar, a policy scenario simulator and a briefing export. The Data Science Workbench shows the assumption log, EDA, PCA, feature selection and VIF, tuning curves, the Model A and B leaderboard and residual diagnostics. Since Assessment 3 the simulator is labelled as illustrative, because its pass-through factors are assumptions rather than estimates.</w:t>
+          <w:b/>
+          <w:sz w:val="24"/>
+        </w:rPr>
+        <w:t>Monitoring:</w:t>
+      </w:r>
+      <w:r>
+        <w:rPr>
+          <w:rFonts w:ascii="Times New Roman" w:eastAsia="Times New Roman" w:hAnsi="Times New Roman"/>
+          <w:sz w:val="24"/>
+        </w:rPr>
+        <w:t xml:space="preserve"> the first release check (Table 26) rebuilt 2025 from the raw crime file and matched the panel exactly, and re-scored the latest settled months against the backtest.</w:t>
+      </w:r>
+    </w:p>
+    <w:p>
+      <w:pPr>
+        <w:spacing w:after="120"/>
+        <w:jc w:val="both"/>
+      </w:pPr>
+      <w:r>
+        <w:rPr>
+          <w:rFonts w:ascii="Times New Roman" w:eastAsia="Times New Roman" w:hAnsi="Times New Roman"/>
+          <w:sz w:val="24"/>
+        </w:rPr>
+        <w:t xml:space="preserve">The dashboard (Figure 12) gives two audiences their own view of the same results. The Administrator Portal now opens a Forecasts &amp; Planning Ranges tab with the latest release check, then shows each region's forecast at 1, 3, 6 and 12 months with an 80% planning range, both as a rate and as an expected number of assaults, a chart against the observed series and a plain-language note on how reliable each horizon has been. Its other tabs show territory </w:t>
+      </w:r>
+      <w:r>
+        <w:rPr>
+          <w:rFonts w:ascii="Times New Roman" w:eastAsia="Times New Roman" w:hAnsi="Times New Roman"/>
+          <w:sz w:val="24"/>
+        </w:rPr>
+        <w:lastRenderedPageBreak/>
+        <w:t>indicators, a regional map, a staffing priority matrix, a seasonal calendar, a policy scenario simulator and a briefing export. The Data Science Workbench adds a backtest, forecast and monitoring tab to the assumption log, EDA, PCA, feature selection and VIF, tuning curves, the Model A and B leaderboard and residual diagnostics. The forecast views read the saved output files and refit nothing, so they always show the numbers in this report. Since Assessment 3 the simulator is labelled as illustrative and the priority labels use neutral wording (item 11).</w:t>
       </w:r>
     </w:p>
     <w:p>
@@ -41401,10 +41511,9 @@
         <w:rPr>
           <w:noProof/>
         </w:rPr>
-        <w:lastRenderedPageBreak/>
         <w:drawing>
           <wp:inline distT="0" distB="0" distL="0" distR="0" wp14:anchorId="12A46D08" wp14:editId="48F77F75">
-            <wp:extent cx="4860000" cy="3078000"/>
+            <wp:extent cx="4320000" cy="3663797"/>
             <wp:effectExtent l="0" t="0" r="0" b="0"/>
             <wp:docPr id="2111422775" name="Picture 2111422775"/>
             <wp:cNvGraphicFramePr>
@@ -41418,7 +41527,7 @@
                     <pic:cNvPicPr/>
                   </pic:nvPicPr>
                   <pic:blipFill>
-                    <a:blip r:embed="rId74"/>
+                    <a:blip r:embed="rId75"/>
                     <a:stretch>
                       <a:fillRect/>
                     </a:stretch>
@@ -41426,7 +41535,7 @@
                   <pic:spPr>
                     <a:xfrm>
                       <a:off x="0" y="0"/>
-                      <a:ext cx="4860000" cy="3078000"/>
+                      <a:ext cx="4320000" cy="3663797"/>
                     </a:xfrm>
                     <a:prstGeom prst="rect">
                       <a:avLst/>
@@ -41480,6 +41589,7 @@
       <w:r>
         <w:rPr>
           <w:rFonts w:ascii="Times New Roman" w:hAnsi="Times New Roman"/>
+          <w:noProof/>
           <w:color w:val="auto"/>
           <w:sz w:val="24"/>
         </w:rPr>
@@ -41499,7 +41609,7 @@
           <w:color w:val="auto"/>
           <w:sz w:val="24"/>
         </w:rPr>
-        <w:t>: Administrator Portal of the Streamlit dashboard (local deployment)</w:t>
+        <w:t>: Forecasts &amp; Planning Ranges tab of the Administrator Portal, with the latest release check</w:t>
       </w:r>
     </w:p>
     <w:p>
@@ -41591,6 +41701,7 @@
       <w:r>
         <w:rPr>
           <w:rFonts w:ascii="Times New Roman" w:hAnsi="Times New Roman"/>
+          <w:noProof/>
           <w:color w:val="auto"/>
           <w:sz w:val="24"/>
         </w:rPr>
@@ -41625,12 +41736,19 @@
         <w:gridCol w:w="6974"/>
       </w:tblGrid>
       <w:tr>
+        <w:trPr>
+          <w:cantSplit/>
+          <w:tblHeader/>
+        </w:trPr>
         <w:tc>
           <w:tcPr>
             <w:tcW w:w="2041" w:type="dxa"/>
             <w:shd w:val="clear" w:color="auto" w:fill="D9E2F3"/>
           </w:tcPr>
           <w:p>
+            <w:pPr>
+              <w:keepNext/>
+            </w:pPr>
             <w:r>
               <w:rPr>
                 <w:rFonts w:ascii="Times New Roman" w:eastAsia="Times New Roman" w:hAnsi="Times New Roman"/>
@@ -41646,6 +41764,9 @@
             <w:shd w:val="clear" w:color="auto" w:fill="D9E2F3"/>
           </w:tcPr>
           <w:p>
+            <w:pPr>
+              <w:keepNext/>
+            </w:pPr>
             <w:r>
               <w:rPr>
                 <w:rFonts w:ascii="Times New Roman" w:eastAsia="Times New Roman" w:hAnsi="Times New Roman"/>
@@ -41657,6 +41778,9 @@
         </w:tc>
       </w:tr>
       <w:tr>
+        <w:trPr>
+          <w:cantSplit/>
+        </w:trPr>
         <w:tc>
           <w:tcPr>
             <w:tcW w:w="2041" w:type="dxa"/>
@@ -41686,6 +41810,9 @@
         </w:tc>
       </w:tr>
       <w:tr>
+        <w:trPr>
+          <w:cantSplit/>
+        </w:trPr>
         <w:tc>
           <w:tcPr>
             <w:tcW w:w="2041" w:type="dxa"/>
@@ -41715,6 +41842,9 @@
         </w:tc>
       </w:tr>
       <w:tr>
+        <w:trPr>
+          <w:cantSplit/>
+        </w:trPr>
         <w:tc>
           <w:tcPr>
             <w:tcW w:w="2041" w:type="dxa"/>
@@ -41744,6 +41874,9 @@
         </w:tc>
       </w:tr>
       <w:tr>
+        <w:trPr>
+          <w:cantSplit/>
+        </w:trPr>
         <w:tc>
           <w:tcPr>
             <w:tcW w:w="2041" w:type="dxa"/>
@@ -41773,6 +41906,9 @@
         </w:tc>
       </w:tr>
       <w:tr>
+        <w:trPr>
+          <w:cantSplit/>
+        </w:trPr>
         <w:tc>
           <w:tcPr>
             <w:tcW w:w="2041" w:type="dxa"/>
@@ -41783,6 +41919,7 @@
                 <w:rFonts w:ascii="Times New Roman" w:eastAsia="Times New Roman" w:hAnsi="Times New Roman"/>
                 <w:b/>
               </w:rPr>
+              <w:lastRenderedPageBreak/>
               <w:t>Release and rollback</w:t>
             </w:r>
           </w:p>
@@ -41796,7 +41933,7 @@
               <w:rPr>
                 <w:rFonts w:ascii="Times New Roman" w:eastAsia="Times New Roman" w:hAnsi="Times New Roman"/>
               </w:rPr>
-              <w:t>Changes reach main through commits or pull requests; a bad release is reverted in GitHub and the pinned environment reinstalled. Committed outputs let a reviewer inspect the last good results without re-running anything</w:t>
+              <w:t>Changes reach main through commits or pull requests; monitoring.py decides whether new forecasts are promoted; a bad release is reverted in GitHub. Committed outputs let a reviewer inspect the last good results without re-running anything</w:t>
             </w:r>
           </w:p>
         </w:tc>
@@ -41818,7 +41955,7 @@
           <w:rFonts w:ascii="Times New Roman" w:eastAsia="Times New Roman" w:hAnsi="Times New Roman"/>
           <w:sz w:val="24"/>
         </w:rPr>
-        <w:t>The reference environment was a deliberate decision. Will's audit showed that XGBoost produces slightly different trees on Windows and Linux even with identical package versions (80.7 against 84.5 RMSE at Assessment 3). Linux was chosen because it matches the audit and Streamlit Community Cloud, the planned hosting target. The audit also found that evaluation.py wrote to outputs/ while the repository used Outputs/, which are different folders on Linux; this was corrected, so a hosted run now updates the committed results. Hosting on Streamlit Community Cloud has not been done yet and is listed under Deployment readiness and Future improvements (items 9 and 13).</w:t>
+        <w:t>The reference environment was a deliberate decision. Will's audit showed that XGBoost produces slightly different trees on Windows and Linux even with identical package versions (80.7 against 84.5 RMSE at Assessment 3). Linux was chosen because it matches the audit and Streamlit Community Cloud, the hosting platform. The audit also found that evaluation.py wrote to outputs/ while the repository used Outputs/, which are different folders on Linux; this was corrected, so the scripts write, and the dashboard reads, the same committed results. Hosting on Streamlit Community Cloud is prepared (a root requirements.txt and the Python 3.11 setting) and is the next step (items 9 and 13).</w:t>
       </w:r>
     </w:p>
     <w:p>
@@ -41851,7 +41988,6 @@
           <w:szCs w:val="24"/>
           <w:lang w:val="en-AU"/>
         </w:rPr>
-        <w:lastRenderedPageBreak/>
         <w:t>Data engineering</w:t>
       </w:r>
     </w:p>
@@ -41911,6 +42047,7 @@
       <w:r>
         <w:rPr>
           <w:rFonts w:ascii="Times New Roman" w:hAnsi="Times New Roman"/>
+          <w:noProof/>
           <w:color w:val="auto"/>
           <w:sz w:val="24"/>
         </w:rPr>
@@ -41946,12 +42083,19 @@
         <w:gridCol w:w="4933"/>
       </w:tblGrid>
       <w:tr>
+        <w:trPr>
+          <w:cantSplit/>
+          <w:tblHeader/>
+        </w:trPr>
         <w:tc>
           <w:tcPr>
             <w:tcW w:w="2835" w:type="dxa"/>
             <w:shd w:val="clear" w:color="auto" w:fill="D9E2F3"/>
           </w:tcPr>
           <w:p>
+            <w:pPr>
+              <w:keepNext/>
+            </w:pPr>
             <w:r>
               <w:rPr>
                 <w:rFonts w:ascii="Times New Roman" w:eastAsia="Times New Roman" w:hAnsi="Times New Roman"/>
@@ -41967,6 +42111,9 @@
             <w:shd w:val="clear" w:color="auto" w:fill="D9E2F3"/>
           </w:tcPr>
           <w:p>
+            <w:pPr>
+              <w:keepNext/>
+            </w:pPr>
             <w:r>
               <w:rPr>
                 <w:rFonts w:ascii="Times New Roman" w:eastAsia="Times New Roman" w:hAnsi="Times New Roman"/>
@@ -41982,6 +42129,9 @@
             <w:shd w:val="clear" w:color="auto" w:fill="D9E2F3"/>
           </w:tcPr>
           <w:p>
+            <w:pPr>
+              <w:keepNext/>
+            </w:pPr>
             <w:r>
               <w:rPr>
                 <w:rFonts w:ascii="Times New Roman" w:eastAsia="Times New Roman" w:hAnsi="Times New Roman"/>
@@ -41993,6 +42143,9 @@
         </w:tc>
       </w:tr>
       <w:tr>
+        <w:trPr>
+          <w:cantSplit/>
+        </w:trPr>
         <w:tc>
           <w:tcPr>
             <w:tcW w:w="2835" w:type="dxa"/>
@@ -42037,6 +42190,9 @@
         </w:tc>
       </w:tr>
       <w:tr>
+        <w:trPr>
+          <w:cantSplit/>
+        </w:trPr>
         <w:tc>
           <w:tcPr>
             <w:tcW w:w="2835" w:type="dxa"/>
@@ -42081,6 +42237,9 @@
         </w:tc>
       </w:tr>
       <w:tr>
+        <w:trPr>
+          <w:cantSplit/>
+        </w:trPr>
         <w:tc>
           <w:tcPr>
             <w:tcW w:w="2835" w:type="dxa"/>
@@ -42125,6 +42284,9 @@
         </w:tc>
       </w:tr>
       <w:tr>
+        <w:trPr>
+          <w:cantSplit/>
+        </w:trPr>
         <w:tc>
           <w:tcPr>
             <w:tcW w:w="2835" w:type="dxa"/>
@@ -42169,6 +42331,9 @@
         </w:tc>
       </w:tr>
       <w:tr>
+        <w:trPr>
+          <w:cantSplit/>
+        </w:trPr>
         <w:tc>
           <w:tcPr>
             <w:tcW w:w="2835" w:type="dxa"/>
@@ -42213,6 +42378,9 @@
         </w:tc>
       </w:tr>
       <w:tr>
+        <w:trPr>
+          <w:cantSplit/>
+        </w:trPr>
         <w:tc>
           <w:tcPr>
             <w:tcW w:w="2835" w:type="dxa"/>
@@ -42273,7 +42441,7 @@
           <w:rFonts w:ascii="Times New Roman" w:eastAsia="Times New Roman" w:hAnsi="Times New Roman"/>
           <w:sz w:val="24"/>
         </w:rPr>
-        <w:t>The audit produced five findings, and all were acted on. The same-month feature overlap is corrected in 5.1 below. The platform dependence of XGBoost led to the reference environment described under Deployment (item 3). The output-folder case mismatch was fixed. The audit also corrected the wording "train 2015 to 2022": 2015 serves only as lag history, so training starts in January 2016. Finally, it detected header drift between crime releases (a trailing space in "Offence type " and a different capitalisation of "Reporting Region"). The pipeline handles both by hand today; turning the audit's detection into an automatic schema check at ingest is listed as future work.</w:t>
+        <w:t>The audit produced five findings, and all were acted on. The same-month feature overlap is corrected in 5.1 below. The platform dependence of XGBoost led to the reference environment described under Deployment (item 3). The output-folder case mismatch was fixed. The audit also corrected the wording "train 2015 to 2022": 2015 serves only as lag history, so training starts in January 2016. Finally, it detected header drift between crime releases (a trailing space in "Offence type " and a different capitalisation of "Reporting Region"). The pipeline handles both, and monitoring.py now checks every new release for this kind of drift (check D2).</w:t>
       </w:r>
     </w:p>
     <w:p>
@@ -42348,7 +42516,15 @@
           <w:rFonts w:ascii="Times New Roman" w:eastAsia="Times New Roman" w:hAnsi="Times New Roman"/>
           <w:sz w:val="24"/>
         </w:rPr>
-        <w:t>The audit showed that the alcohol- and DV-flagged assault counts in feature variants V3 and V4 were counted from the same region-month as the target. They make up 49% and 64% of the number being predicted and are not known when a forecast is made. Both features now use the previous month's value. Table 18 compares the feature variants before and after the correction.</w:t>
+        <w:t xml:space="preserve">The audit showed that the alcohol- and DV-flagged assault counts in feature variants V3 and V4 were counted from the same region-month as the target. They make up 49% and 64% of the number being predicted and are not known when a forecast is made, a form of leakage that is a well-known cause of over-optimistic results (Kaufman et al., 2012). Both features now use </w:t>
+      </w:r>
+      <w:r>
+        <w:rPr>
+          <w:rFonts w:ascii="Times New Roman" w:eastAsia="Times New Roman" w:hAnsi="Times New Roman"/>
+          <w:sz w:val="24"/>
+        </w:rPr>
+        <w:lastRenderedPageBreak/>
+        <w:t>the previous month's value. Table 18 compares the feature variants before and after the correction.</w:t>
       </w:r>
     </w:p>
     <w:p>
@@ -42393,6 +42569,7 @@
       <w:r>
         <w:rPr>
           <w:rFonts w:ascii="Times New Roman" w:hAnsi="Times New Roman"/>
+          <w:noProof/>
           <w:color w:val="auto"/>
           <w:sz w:val="24"/>
         </w:rPr>
@@ -42429,12 +42606,19 @@
         <w:gridCol w:w="1701"/>
       </w:tblGrid>
       <w:tr>
+        <w:trPr>
+          <w:cantSplit/>
+          <w:tblHeader/>
+        </w:trPr>
         <w:tc>
           <w:tcPr>
             <w:tcW w:w="2041" w:type="dxa"/>
             <w:shd w:val="clear" w:color="auto" w:fill="D9E2F3"/>
           </w:tcPr>
           <w:p>
+            <w:pPr>
+              <w:keepNext/>
+            </w:pPr>
             <w:r>
               <w:rPr>
                 <w:rFonts w:ascii="Times New Roman" w:eastAsia="Times New Roman" w:hAnsi="Times New Roman"/>
@@ -42450,6 +42634,9 @@
             <w:shd w:val="clear" w:color="auto" w:fill="D9E2F3"/>
           </w:tcPr>
           <w:p>
+            <w:pPr>
+              <w:keepNext/>
+            </w:pPr>
             <w:r>
               <w:rPr>
                 <w:rFonts w:ascii="Times New Roman" w:eastAsia="Times New Roman" w:hAnsi="Times New Roman"/>
@@ -42465,6 +42652,9 @@
             <w:shd w:val="clear" w:color="auto" w:fill="D9E2F3"/>
           </w:tcPr>
           <w:p>
+            <w:pPr>
+              <w:keepNext/>
+            </w:pPr>
             <w:r>
               <w:rPr>
                 <w:rFonts w:ascii="Times New Roman" w:eastAsia="Times New Roman" w:hAnsi="Times New Roman"/>
@@ -42480,6 +42670,9 @@
             <w:shd w:val="clear" w:color="auto" w:fill="D9E2F3"/>
           </w:tcPr>
           <w:p>
+            <w:pPr>
+              <w:keepNext/>
+            </w:pPr>
             <w:r>
               <w:rPr>
                 <w:rFonts w:ascii="Times New Roman" w:eastAsia="Times New Roman" w:hAnsi="Times New Roman"/>
@@ -42491,6 +42684,9 @@
         </w:tc>
       </w:tr>
       <w:tr>
+        <w:trPr>
+          <w:cantSplit/>
+        </w:trPr>
         <w:tc>
           <w:tcPr>
             <w:tcW w:w="2041" w:type="dxa"/>
@@ -42551,6 +42747,9 @@
         </w:tc>
       </w:tr>
       <w:tr>
+        <w:trPr>
+          <w:cantSplit/>
+        </w:trPr>
         <w:tc>
           <w:tcPr>
             <w:tcW w:w="2041" w:type="dxa"/>
@@ -42611,6 +42810,9 @@
         </w:tc>
       </w:tr>
       <w:tr>
+        <w:trPr>
+          <w:cantSplit/>
+        </w:trPr>
         <w:tc>
           <w:tcPr>
             <w:tcW w:w="2041" w:type="dxa"/>
@@ -42671,6 +42873,9 @@
         </w:tc>
       </w:tr>
       <w:tr>
+        <w:trPr>
+          <w:cantSplit/>
+        </w:trPr>
         <w:tc>
           <w:tcPr>
             <w:tcW w:w="2041" w:type="dxa"/>
@@ -42747,15 +42952,7 @@
           <w:rFonts w:ascii="Times New Roman" w:eastAsia="Times New Roman" w:hAnsi="Times New Roman"/>
           <w:sz w:val="24"/>
         </w:rPr>
-        <w:t xml:space="preserve">V4 is still selected, but by a far smaller margin over V2, which confirms that most of its Assessment 2 advantage came from the leaked information. A useful side effect is that the </w:t>
-      </w:r>
-      <w:r>
-        <w:rPr>
-          <w:rFonts w:ascii="Times New Roman" w:eastAsia="Times New Roman" w:hAnsi="Times New Roman"/>
-          <w:sz w:val="24"/>
-        </w:rPr>
-        <w:lastRenderedPageBreak/>
-        <w:t>pipeline (log scale) and the evaluation module (rate scale, 81.6 against 85.1 for V2) now select the same variant; in Assessment 2 they disagreed.</w:t>
+        <w:t>V4 is still selected, but by a far smaller margin over V2, which confirms that most of its Assessment 2 advantage came from the leaked information. A useful side effect is that the pipeline (log scale) and the evaluation module (rate scale, 81.6 against 85.1 for V2) now select the same variant; in Assessment 2 they disagreed.</w:t>
       </w:r>
     </w:p>
     <w:p>
@@ -42783,7 +42980,7 @@
           <w:rFonts w:ascii="Times New Roman" w:eastAsia="Times New Roman" w:hAnsi="Times New Roman"/>
           <w:sz w:val="24"/>
         </w:rPr>
-        <w:t>The Assessment 2 backtest refitted the models at each origin but built the features at the target month, so a "3-month-ahead" forecast still used the assault rate from one month before the target. The backtest now forecasts directly: for horizon h the lags are h, h + 2 and 12 months, the moving-average benchmark ends h months before the target, and a separate model is fitted for each horizon. Training windows expand from a 60-month minimum and are refitted every three months, and every month from June 2021 to June 2025 is scored at every horizon.</w:t>
+        <w:t>The Assessment 2 backtest refitted the models at each origin but built the features at the target month, so a "3-month-ahead" forecast still used the assault rate from one month before the target. The backtest now forecasts directly: for horizon h the lags are h, h + 2 and 12 months, the moving-average benchmark ends h months before the target, and a separate model is fitted for each horizon. Training windows expand from a 60-month minimum and are refitted every three months, and every month from June 2021 to June 2025 is scored at every horizon. This rolling-origin design follows standard practice for out-of-sample forecast evaluation (Tashman, 2000; Hyndman &amp; Athanasopoulos, 2021).</w:t>
       </w:r>
     </w:p>
     <w:p>
@@ -42857,6 +43054,7 @@
       <w:r>
         <w:rPr>
           <w:rFonts w:ascii="Times New Roman" w:hAnsi="Times New Roman"/>
+          <w:noProof/>
           <w:color w:val="auto"/>
           <w:sz w:val="24"/>
         </w:rPr>
@@ -42894,12 +43092,19 @@
         <w:gridCol w:w="1757"/>
       </w:tblGrid>
       <w:tr>
+        <w:trPr>
+          <w:cantSplit/>
+          <w:tblHeader/>
+        </w:trPr>
         <w:tc>
           <w:tcPr>
             <w:tcW w:w="1984" w:type="dxa"/>
             <w:shd w:val="clear" w:color="auto" w:fill="D9E2F3"/>
           </w:tcPr>
           <w:p>
+            <w:pPr>
+              <w:keepNext/>
+            </w:pPr>
             <w:r>
               <w:rPr>
                 <w:rFonts w:ascii="Times New Roman" w:eastAsia="Times New Roman" w:hAnsi="Times New Roman"/>
@@ -42915,6 +43120,9 @@
             <w:shd w:val="clear" w:color="auto" w:fill="D9E2F3"/>
           </w:tcPr>
           <w:p>
+            <w:pPr>
+              <w:keepNext/>
+            </w:pPr>
             <w:r>
               <w:rPr>
                 <w:rFonts w:ascii="Times New Roman" w:eastAsia="Times New Roman" w:hAnsi="Times New Roman"/>
@@ -42930,6 +43138,9 @@
             <w:shd w:val="clear" w:color="auto" w:fill="D9E2F3"/>
           </w:tcPr>
           <w:p>
+            <w:pPr>
+              <w:keepNext/>
+            </w:pPr>
             <w:r>
               <w:rPr>
                 <w:rFonts w:ascii="Times New Roman" w:eastAsia="Times New Roman" w:hAnsi="Times New Roman"/>
@@ -42945,6 +43156,9 @@
             <w:shd w:val="clear" w:color="auto" w:fill="D9E2F3"/>
           </w:tcPr>
           <w:p>
+            <w:pPr>
+              <w:keepNext/>
+            </w:pPr>
             <w:r>
               <w:rPr>
                 <w:rFonts w:ascii="Times New Roman" w:eastAsia="Times New Roman" w:hAnsi="Times New Roman"/>
@@ -42960,6 +43174,9 @@
             <w:shd w:val="clear" w:color="auto" w:fill="D9E2F3"/>
           </w:tcPr>
           <w:p>
+            <w:pPr>
+              <w:keepNext/>
+            </w:pPr>
             <w:r>
               <w:rPr>
                 <w:rFonts w:ascii="Times New Roman" w:eastAsia="Times New Roman" w:hAnsi="Times New Roman"/>
@@ -42971,6 +43188,9 @@
         </w:tc>
       </w:tr>
       <w:tr>
+        <w:trPr>
+          <w:cantSplit/>
+        </w:trPr>
         <w:tc>
           <w:tcPr>
             <w:tcW w:w="1984" w:type="dxa"/>
@@ -43050,6 +43270,9 @@
         </w:tc>
       </w:tr>
       <w:tr>
+        <w:trPr>
+          <w:cantSplit/>
+        </w:trPr>
         <w:tc>
           <w:tcPr>
             <w:tcW w:w="1984" w:type="dxa"/>
@@ -43129,6 +43352,9 @@
         </w:tc>
       </w:tr>
       <w:tr>
+        <w:trPr>
+          <w:cantSplit/>
+        </w:trPr>
         <w:tc>
           <w:tcPr>
             <w:tcW w:w="1984" w:type="dxa"/>
@@ -43208,6 +43434,9 @@
         </w:tc>
       </w:tr>
       <w:tr>
+        <w:trPr>
+          <w:cantSplit/>
+        </w:trPr>
         <w:tc>
           <w:tcPr>
             <w:tcW w:w="1984" w:type="dxa"/>
@@ -43331,7 +43560,7 @@
           <w:rFonts w:ascii="Times New Roman" w:eastAsia="Times New Roman" w:hAnsi="Times New Roman"/>
           <w:sz w:val="24"/>
         </w:rPr>
-        <w:t>The final model set is Linear Regression, Ridge and Lasso (alpha 0.01 for both, tuned on training-period cross-validation) and XGBoost (depth 3, learning rate 0.05, 800 trees), with the seasonal naive and 12-month moving-average benchmarks. The fitted models are now saved with joblib [A21]: Model A by the pipeline, and one bundle per horizon by forecast.py, trained on every month to December 2025 with the backtested set-up.</w:t>
+        <w:t>The final model set is Linear Regression, Ridge and Lasso (alpha 0.01 for both, tuned on training-period cross-validation) and XGBoost (Chen &amp; Guestrin, 2016; depth 3, learning rate 0.05, 800 trees), with the seasonal naive and 12-month moving-average benchmarks. The fitted models are now saved with joblib [A21]: Model A by the pipeline, and one bundle per horizon by forecast.py, trained on every month to December 2025 with the backtested set-up.</w:t>
       </w:r>
     </w:p>
     <w:p>
@@ -43345,7 +43574,15 @@
           <w:rFonts w:ascii="Times New Roman" w:eastAsia="Times New Roman" w:hAnsi="Times New Roman"/>
           <w:sz w:val="24"/>
         </w:rPr>
-        <w:t>forecast.py turns the evaluation into forecasts PFES can use. For each horizon it applies the method with the lowest backtest error and its empirical 80% interval: XGBoost at one month, the 12-month moving average at three and six months, and the seasonal naive value at twelve months. Table 20 and Figure 13 show the forecasts from December 2025.</w:t>
+        <w:t xml:space="preserve">forecast.py turns the evaluation into forecasts PFES can use. For each horizon it applies the method with the lowest backtest error and its empirical 80% interval: XGBoost at one month, </w:t>
+      </w:r>
+      <w:r>
+        <w:rPr>
+          <w:rFonts w:ascii="Times New Roman" w:eastAsia="Times New Roman" w:hAnsi="Times New Roman"/>
+          <w:sz w:val="24"/>
+        </w:rPr>
+        <w:lastRenderedPageBreak/>
+        <w:t>the 12-month moving average at three and six months, and the seasonal naive value at twelve months. Table 20 and Figure 13 show the forecasts from December 2025.</w:t>
       </w:r>
     </w:p>
     <w:p>
@@ -43390,6 +43627,7 @@
       <w:r>
         <w:rPr>
           <w:rFonts w:ascii="Times New Roman" w:hAnsi="Times New Roman"/>
+          <w:noProof/>
           <w:color w:val="auto"/>
           <w:sz w:val="24"/>
         </w:rPr>
@@ -43427,12 +43665,19 @@
         <w:gridCol w:w="1758"/>
       </w:tblGrid>
       <w:tr>
+        <w:trPr>
+          <w:cantSplit/>
+          <w:tblHeader/>
+        </w:trPr>
         <w:tc>
           <w:tcPr>
             <w:tcW w:w="1984" w:type="dxa"/>
             <w:shd w:val="clear" w:color="auto" w:fill="D9E2F3"/>
           </w:tcPr>
           <w:p>
+            <w:pPr>
+              <w:keepNext/>
+            </w:pPr>
             <w:r>
               <w:rPr>
                 <w:rFonts w:ascii="Times New Roman" w:eastAsia="Times New Roman" w:hAnsi="Times New Roman"/>
@@ -43448,6 +43693,9 @@
             <w:shd w:val="clear" w:color="auto" w:fill="D9E2F3"/>
           </w:tcPr>
           <w:p>
+            <w:pPr>
+              <w:keepNext/>
+            </w:pPr>
             <w:r>
               <w:rPr>
                 <w:rFonts w:ascii="Times New Roman" w:eastAsia="Times New Roman" w:hAnsi="Times New Roman"/>
@@ -43463,6 +43711,9 @@
             <w:shd w:val="clear" w:color="auto" w:fill="D9E2F3"/>
           </w:tcPr>
           <w:p>
+            <w:pPr>
+              <w:keepNext/>
+            </w:pPr>
             <w:r>
               <w:rPr>
                 <w:rFonts w:ascii="Times New Roman" w:eastAsia="Times New Roman" w:hAnsi="Times New Roman"/>
@@ -43478,6 +43729,9 @@
             <w:shd w:val="clear" w:color="auto" w:fill="D9E2F3"/>
           </w:tcPr>
           <w:p>
+            <w:pPr>
+              <w:keepNext/>
+            </w:pPr>
             <w:r>
               <w:rPr>
                 <w:rFonts w:ascii="Times New Roman" w:eastAsia="Times New Roman" w:hAnsi="Times New Roman"/>
@@ -43493,6 +43747,9 @@
             <w:shd w:val="clear" w:color="auto" w:fill="D9E2F3"/>
           </w:tcPr>
           <w:p>
+            <w:pPr>
+              <w:keepNext/>
+            </w:pPr>
             <w:r>
               <w:rPr>
                 <w:rFonts w:ascii="Times New Roman" w:eastAsia="Times New Roman" w:hAnsi="Times New Roman"/>
@@ -43504,6 +43761,9 @@
         </w:tc>
       </w:tr>
       <w:tr>
+        <w:trPr>
+          <w:cantSplit/>
+        </w:trPr>
         <w:tc>
           <w:tcPr>
             <w:tcW w:w="1984" w:type="dxa"/>
@@ -43572,6 +43832,9 @@
         </w:tc>
       </w:tr>
       <w:tr>
+        <w:trPr>
+          <w:cantSplit/>
+        </w:trPr>
         <w:tc>
           <w:tcPr>
             <w:tcW w:w="1984" w:type="dxa"/>
@@ -43640,6 +43903,9 @@
         </w:tc>
       </w:tr>
       <w:tr>
+        <w:trPr>
+          <w:cantSplit/>
+        </w:trPr>
         <w:tc>
           <w:tcPr>
             <w:tcW w:w="1984" w:type="dxa"/>
@@ -43708,6 +43974,9 @@
         </w:tc>
       </w:tr>
       <w:tr>
+        <w:trPr>
+          <w:cantSplit/>
+        </w:trPr>
         <w:tc>
           <w:tcPr>
             <w:tcW w:w="1984" w:type="dxa"/>
@@ -43776,6 +44045,9 @@
         </w:tc>
       </w:tr>
       <w:tr>
+        <w:trPr>
+          <w:cantSplit/>
+        </w:trPr>
         <w:tc>
           <w:tcPr>
             <w:tcW w:w="1984" w:type="dxa"/>
@@ -43844,6 +44116,9 @@
         </w:tc>
       </w:tr>
       <w:tr>
+        <w:trPr>
+          <w:cantSplit/>
+        </w:trPr>
         <w:tc>
           <w:tcPr>
             <w:tcW w:w="1984" w:type="dxa"/>
@@ -43921,10 +44196,9 @@
         <w:rPr>
           <w:noProof/>
         </w:rPr>
-        <w:lastRenderedPageBreak/>
         <w:drawing>
           <wp:inline distT="0" distB="0" distL="0" distR="0" wp14:anchorId="59E18425" wp14:editId="3B9754B6">
-            <wp:extent cx="5400000" cy="4517687"/>
+            <wp:extent cx="4896000" cy="4098337"/>
             <wp:effectExtent l="0" t="0" r="0" b="0"/>
             <wp:docPr id="2111422776" name="Picture 2111422776"/>
             <wp:cNvGraphicFramePr>
@@ -43938,7 +44212,7 @@
                     <pic:cNvPicPr/>
                   </pic:nvPicPr>
                   <pic:blipFill>
-                    <a:blip r:embed="rId75"/>
+                    <a:blip r:embed="rId76"/>
                     <a:stretch>
                       <a:fillRect/>
                     </a:stretch>
@@ -43946,7 +44220,7 @@
                   <pic:spPr>
                     <a:xfrm>
                       <a:off x="0" y="0"/>
-                      <a:ext cx="5400000" cy="4517687"/>
+                      <a:ext cx="4896000" cy="4098337"/>
                     </a:xfrm>
                     <a:prstGeom prst="rect">
                       <a:avLst/>
@@ -44000,6 +44274,7 @@
       <w:r>
         <w:rPr>
           <w:rFonts w:ascii="Times New Roman" w:hAnsi="Times New Roman"/>
+          <w:noProof/>
           <w:color w:val="auto"/>
           <w:sz w:val="24"/>
         </w:rPr>
@@ -44066,7 +44341,7 @@
           <w:rFonts w:ascii="Times New Roman" w:eastAsia="Times New Roman" w:hAnsi="Times New Roman"/>
           <w:sz w:val="24"/>
         </w:rPr>
-        <w:t>The system is evaluated against two simple benchmarks rather than only against other models, because a forecast PFES pays for must beat what a planner could compute in a spreadsheet. Table 21 gives the rolling-origin results after the corrections in Section 5.</w:t>
+        <w:t>The system is evaluated against two simple benchmarks rather than only against other models, because a forecast PFES pays for must beat what a planner could compute in a spreadsheet. Skill is reported as the percentage reduction in error against the seasonal naive forecast, a scale-free comparison with a benchmark (Hyndman &amp; Koehler, 2006). Table 21 gives the rolling-origin results after the corrections in Section 5.</w:t>
       </w:r>
     </w:p>
     <w:p>
@@ -44111,6 +44386,7 @@
       <w:r>
         <w:rPr>
           <w:rFonts w:ascii="Times New Roman" w:hAnsi="Times New Roman"/>
+          <w:noProof/>
           <w:color w:val="auto"/>
           <w:sz w:val="24"/>
         </w:rPr>
@@ -44148,12 +44424,19 @@
         <w:gridCol w:w="1502"/>
       </w:tblGrid>
       <w:tr>
+        <w:trPr>
+          <w:cantSplit/>
+          <w:tblHeader/>
+        </w:trPr>
         <w:tc>
           <w:tcPr>
             <w:tcW w:w="3005" w:type="dxa"/>
             <w:shd w:val="clear" w:color="auto" w:fill="D9E2F3"/>
           </w:tcPr>
           <w:p>
+            <w:pPr>
+              <w:keepNext/>
+            </w:pPr>
             <w:r>
               <w:rPr>
                 <w:rFonts w:ascii="Times New Roman" w:eastAsia="Times New Roman" w:hAnsi="Times New Roman"/>
@@ -44169,6 +44452,9 @@
             <w:shd w:val="clear" w:color="auto" w:fill="D9E2F3"/>
           </w:tcPr>
           <w:p>
+            <w:pPr>
+              <w:keepNext/>
+            </w:pPr>
             <w:r>
               <w:rPr>
                 <w:rFonts w:ascii="Times New Roman" w:eastAsia="Times New Roman" w:hAnsi="Times New Roman"/>
@@ -44184,6 +44470,9 @@
             <w:shd w:val="clear" w:color="auto" w:fill="D9E2F3"/>
           </w:tcPr>
           <w:p>
+            <w:pPr>
+              <w:keepNext/>
+            </w:pPr>
             <w:r>
               <w:rPr>
                 <w:rFonts w:ascii="Times New Roman" w:eastAsia="Times New Roman" w:hAnsi="Times New Roman"/>
@@ -44199,6 +44488,9 @@
             <w:shd w:val="clear" w:color="auto" w:fill="D9E2F3"/>
           </w:tcPr>
           <w:p>
+            <w:pPr>
+              <w:keepNext/>
+            </w:pPr>
             <w:r>
               <w:rPr>
                 <w:rFonts w:ascii="Times New Roman" w:eastAsia="Times New Roman" w:hAnsi="Times New Roman"/>
@@ -44214,6 +44506,9 @@
             <w:shd w:val="clear" w:color="auto" w:fill="D9E2F3"/>
           </w:tcPr>
           <w:p>
+            <w:pPr>
+              <w:keepNext/>
+            </w:pPr>
             <w:r>
               <w:rPr>
                 <w:rFonts w:ascii="Times New Roman" w:eastAsia="Times New Roman" w:hAnsi="Times New Roman"/>
@@ -44225,6 +44520,9 @@
         </w:tc>
       </w:tr>
       <w:tr>
+        <w:trPr>
+          <w:cantSplit/>
+        </w:trPr>
         <w:tc>
           <w:tcPr>
             <w:tcW w:w="3005" w:type="dxa"/>
@@ -44305,6 +44603,9 @@
         </w:tc>
       </w:tr>
       <w:tr>
+        <w:trPr>
+          <w:cantSplit/>
+        </w:trPr>
         <w:tc>
           <w:tcPr>
             <w:tcW w:w="3005" w:type="dxa"/>
@@ -44384,6 +44685,9 @@
         </w:tc>
       </w:tr>
       <w:tr>
+        <w:trPr>
+          <w:cantSplit/>
+        </w:trPr>
         <w:tc>
           <w:tcPr>
             <w:tcW w:w="3005" w:type="dxa"/>
@@ -44393,6 +44697,7 @@
               <w:rPr>
                 <w:rFonts w:ascii="Times New Roman" w:eastAsia="Times New Roman" w:hAnsi="Times New Roman"/>
               </w:rPr>
+              <w:lastRenderedPageBreak/>
               <w:t>Ridge (a = 0.01)</w:t>
             </w:r>
           </w:p>
@@ -44463,6 +44768,9 @@
         </w:tc>
       </w:tr>
       <w:tr>
+        <w:trPr>
+          <w:cantSplit/>
+        </w:trPr>
         <w:tc>
           <w:tcPr>
             <w:tcW w:w="3005" w:type="dxa"/>
@@ -44542,6 +44850,9 @@
         </w:tc>
       </w:tr>
       <w:tr>
+        <w:trPr>
+          <w:cantSplit/>
+        </w:trPr>
         <w:tc>
           <w:tcPr>
             <w:tcW w:w="3005" w:type="dxa"/>
@@ -44623,6 +44934,9 @@
         </w:tc>
       </w:tr>
       <w:tr>
+        <w:trPr>
+          <w:cantSplit/>
+        </w:trPr>
         <w:tc>
           <w:tcPr>
             <w:tcW w:w="3005" w:type="dxa"/>
@@ -44703,6 +45017,9 @@
         </w:tc>
       </w:tr>
       <w:tr>
+        <w:trPr>
+          <w:cantSplit/>
+        </w:trPr>
         <w:tc>
           <w:tcPr>
             <w:tcW w:w="3005" w:type="dxa"/>
@@ -44811,8 +45128,7 @@
           <w:rFonts w:ascii="Times New Roman" w:eastAsia="Times New Roman" w:hAnsi="Times New Roman"/>
           <w:sz w:val="24"/>
         </w:rPr>
-        <w:lastRenderedPageBreak/>
-        <w:t>Two further checks measure how far these results can be trusted. A paired bootstrap that resamples whole months puts XGBoost ahead of the moving average at one month in 93% of resamples, but its 95% interval for the difference (-17.7 to +2.3) includes zero, so the lead is likely rather than established. The 80% prediction intervals were checked out of sample, each month against an interval built only from earlier months, giving coverage of 79.3%, 74.7%, 77.4% and 76.8% at the four horizons. Intervals are therefore slightly narrower than they should be, most of all at three months.</w:t>
+        <w:t>Two further checks measure how far these results can be trusted. A paired bootstrap that resamples whole months puts XGBoost ahead of the moving average at one month in 93% of resamples, but its 95% interval for the difference (-17.7 to +2.3) includes zero, so the lead is likely rather than established. The 80% prediction intervals, built from the distribution of past forecast errors (Hyndman &amp; Athanasopoulos, 2021), were checked out of sample, each month against an interval built only from earlier months, giving coverage of 79.3%, 74.7%, 77.4% and 76.8% at the four horizons. Intervals are therefore slightly narrower than they should be, most of all at three months.</w:t>
       </w:r>
     </w:p>
     <w:p>
@@ -44826,7 +45142,7 @@
         </w:rPr>
         <w:drawing>
           <wp:inline distT="0" distB="0" distL="0" distR="0" wp14:anchorId="379998B8" wp14:editId="1A849314">
-            <wp:extent cx="4140000" cy="2454828"/>
+            <wp:extent cx="4500000" cy="2668291"/>
             <wp:effectExtent l="0" t="0" r="0" b="0"/>
             <wp:docPr id="2111422777" name="Picture 2111422777"/>
             <wp:cNvGraphicFramePr>
@@ -44840,7 +45156,7 @@
                     <pic:cNvPicPr/>
                   </pic:nvPicPr>
                   <pic:blipFill>
-                    <a:blip r:embed="rId76"/>
+                    <a:blip r:embed="rId77"/>
                     <a:stretch>
                       <a:fillRect/>
                     </a:stretch>
@@ -44848,7 +45164,7 @@
                   <pic:spPr>
                     <a:xfrm>
                       <a:off x="0" y="0"/>
-                      <a:ext cx="4140000" cy="2454828"/>
+                      <a:ext cx="4500000" cy="2668291"/>
                     </a:xfrm>
                     <a:prstGeom prst="rect">
                       <a:avLst/>
@@ -44902,6 +45218,7 @@
       <w:r>
         <w:rPr>
           <w:rFonts w:ascii="Times New Roman" w:hAnsi="Times New Roman"/>
+          <w:noProof/>
           <w:color w:val="auto"/>
           <w:sz w:val="24"/>
         </w:rPr>
@@ -45028,6 +45345,7 @@
       <w:r>
         <w:rPr>
           <w:rFonts w:ascii="Times New Roman" w:hAnsi="Times New Roman"/>
+          <w:noProof/>
           <w:color w:val="auto"/>
           <w:sz w:val="24"/>
         </w:rPr>
@@ -45064,12 +45382,19 @@
         <w:gridCol w:w="2891"/>
       </w:tblGrid>
       <w:tr>
+        <w:trPr>
+          <w:cantSplit/>
+          <w:tblHeader/>
+        </w:trPr>
         <w:tc>
           <w:tcPr>
             <w:tcW w:w="2268" w:type="dxa"/>
             <w:shd w:val="clear" w:color="auto" w:fill="D9E2F3"/>
           </w:tcPr>
           <w:p>
+            <w:pPr>
+              <w:keepNext/>
+            </w:pPr>
             <w:r>
               <w:rPr>
                 <w:rFonts w:ascii="Times New Roman" w:eastAsia="Times New Roman" w:hAnsi="Times New Roman"/>
@@ -45085,6 +45410,9 @@
             <w:shd w:val="clear" w:color="auto" w:fill="D9E2F3"/>
           </w:tcPr>
           <w:p>
+            <w:pPr>
+              <w:keepNext/>
+            </w:pPr>
             <w:r>
               <w:rPr>
                 <w:rFonts w:ascii="Times New Roman" w:eastAsia="Times New Roman" w:hAnsi="Times New Roman"/>
@@ -45100,6 +45428,9 @@
             <w:shd w:val="clear" w:color="auto" w:fill="D9E2F3"/>
           </w:tcPr>
           <w:p>
+            <w:pPr>
+              <w:keepNext/>
+            </w:pPr>
             <w:r>
               <w:rPr>
                 <w:rFonts w:ascii="Times New Roman" w:eastAsia="Times New Roman" w:hAnsi="Times New Roman"/>
@@ -45115,6 +45446,9 @@
             <w:shd w:val="clear" w:color="auto" w:fill="D9E2F3"/>
           </w:tcPr>
           <w:p>
+            <w:pPr>
+              <w:keepNext/>
+            </w:pPr>
             <w:r>
               <w:rPr>
                 <w:rFonts w:ascii="Times New Roman" w:eastAsia="Times New Roman" w:hAnsi="Times New Roman"/>
@@ -45126,6 +45460,9 @@
         </w:tc>
       </w:tr>
       <w:tr>
+        <w:trPr>
+          <w:cantSplit/>
+        </w:trPr>
         <w:tc>
           <w:tcPr>
             <w:tcW w:w="2268" w:type="dxa"/>
@@ -45189,6 +45526,9 @@
         </w:tc>
       </w:tr>
       <w:tr>
+        <w:trPr>
+          <w:cantSplit/>
+        </w:trPr>
         <w:tc>
           <w:tcPr>
             <w:tcW w:w="2268" w:type="dxa"/>
@@ -45252,6 +45592,9 @@
         </w:tc>
       </w:tr>
       <w:tr>
+        <w:trPr>
+          <w:cantSplit/>
+        </w:trPr>
         <w:tc>
           <w:tcPr>
             <w:tcW w:w="2268" w:type="dxa"/>
@@ -45315,6 +45658,9 @@
         </w:tc>
       </w:tr>
       <w:tr>
+        <w:trPr>
+          <w:cantSplit/>
+        </w:trPr>
         <w:tc>
           <w:tcPr>
             <w:tcW w:w="2268" w:type="dxa"/>
@@ -45468,6 +45814,7 @@
       <w:r>
         <w:rPr>
           <w:rFonts w:ascii="Times New Roman" w:hAnsi="Times New Roman"/>
+          <w:noProof/>
           <w:color w:val="auto"/>
           <w:sz w:val="24"/>
         </w:rPr>
@@ -45505,12 +45852,19 @@
         <w:gridCol w:w="1757"/>
       </w:tblGrid>
       <w:tr>
+        <w:trPr>
+          <w:cantSplit/>
+          <w:tblHeader/>
+        </w:trPr>
         <w:tc>
           <w:tcPr>
             <w:tcW w:w="2494" w:type="dxa"/>
             <w:shd w:val="clear" w:color="auto" w:fill="D9E2F3"/>
           </w:tcPr>
           <w:p>
+            <w:pPr>
+              <w:keepNext/>
+            </w:pPr>
             <w:r>
               <w:rPr>
                 <w:rFonts w:ascii="Times New Roman" w:eastAsia="Times New Roman" w:hAnsi="Times New Roman"/>
@@ -45526,6 +45880,9 @@
             <w:shd w:val="clear" w:color="auto" w:fill="D9E2F3"/>
           </w:tcPr>
           <w:p>
+            <w:pPr>
+              <w:keepNext/>
+            </w:pPr>
             <w:r>
               <w:rPr>
                 <w:rFonts w:ascii="Times New Roman" w:eastAsia="Times New Roman" w:hAnsi="Times New Roman"/>
@@ -45541,6 +45898,9 @@
             <w:shd w:val="clear" w:color="auto" w:fill="D9E2F3"/>
           </w:tcPr>
           <w:p>
+            <w:pPr>
+              <w:keepNext/>
+            </w:pPr>
             <w:r>
               <w:rPr>
                 <w:rFonts w:ascii="Times New Roman" w:eastAsia="Times New Roman" w:hAnsi="Times New Roman"/>
@@ -45556,6 +45916,9 @@
             <w:shd w:val="clear" w:color="auto" w:fill="D9E2F3"/>
           </w:tcPr>
           <w:p>
+            <w:pPr>
+              <w:keepNext/>
+            </w:pPr>
             <w:r>
               <w:rPr>
                 <w:rFonts w:ascii="Times New Roman" w:eastAsia="Times New Roman" w:hAnsi="Times New Roman"/>
@@ -45571,6 +45934,9 @@
             <w:shd w:val="clear" w:color="auto" w:fill="D9E2F3"/>
           </w:tcPr>
           <w:p>
+            <w:pPr>
+              <w:keepNext/>
+            </w:pPr>
             <w:r>
               <w:rPr>
                 <w:rFonts w:ascii="Times New Roman" w:eastAsia="Times New Roman" w:hAnsi="Times New Roman"/>
@@ -45582,6 +45948,9 @@
         </w:tc>
       </w:tr>
       <w:tr>
+        <w:trPr>
+          <w:cantSplit/>
+        </w:trPr>
         <w:tc>
           <w:tcPr>
             <w:tcW w:w="2494" w:type="dxa"/>
@@ -45661,6 +46030,9 @@
         </w:tc>
       </w:tr>
       <w:tr>
+        <w:trPr>
+          <w:cantSplit/>
+        </w:trPr>
         <w:tc>
           <w:tcPr>
             <w:tcW w:w="2494" w:type="dxa"/>
@@ -45740,6 +46112,9 @@
         </w:tc>
       </w:tr>
       <w:tr>
+        <w:trPr>
+          <w:cantSplit/>
+        </w:trPr>
         <w:tc>
           <w:tcPr>
             <w:tcW w:w="2494" w:type="dxa"/>
@@ -45749,7 +46124,6 @@
               <w:rPr>
                 <w:rFonts w:ascii="Times New Roman" w:eastAsia="Times New Roman" w:hAnsi="Times New Roman"/>
               </w:rPr>
-              <w:lastRenderedPageBreak/>
               <w:t>XGBoost</w:t>
             </w:r>
           </w:p>
@@ -45820,6 +46194,9 @@
         </w:tc>
       </w:tr>
       <w:tr>
+        <w:trPr>
+          <w:cantSplit/>
+        </w:trPr>
         <w:tc>
           <w:tcPr>
             <w:tcW w:w="2494" w:type="dxa"/>
@@ -45899,6 +46276,9 @@
         </w:tc>
       </w:tr>
       <w:tr>
+        <w:trPr>
+          <w:cantSplit/>
+        </w:trPr>
         <w:tc>
           <w:tcPr>
             <w:tcW w:w="2494" w:type="dxa"/>
@@ -45994,7 +46374,35 @@
           <w:rFonts w:ascii="Times New Roman" w:eastAsia="Times New Roman" w:hAnsi="Times New Roman"/>
           <w:sz w:val="24"/>
         </w:rPr>
-        <w:t>All fitted models beat both benchmarks on these months, and XGBoost's one-month error (103.8) is close to its backtest error (99.8). The linear models did better still, and every method forecast above the outcome on average. Part of that bias is expected, because provisional counts rise as late reports arrive. XGBoost's 80% interval contained 15 of the 24 outcomes (62.5%). Computationally the system is light: the pipeline runs in about 40 seconds, the evaluation module in under a minute and the forecast stage in about 30 seconds on a standard laptop.</w:t>
+        <w:t>All fitted models beat both benchmarks on these months, and XGBoost's one-month error (103.8) is close to its backtest error (99.8). The linear models did better still, and every method forecast above the outcome on average. Part of that bias is expected, because provisional counts rise as late reports arrive. XGBoost's 80% interval contained 15 of the 24 outcomes (62.5%).</w:t>
+      </w:r>
+    </w:p>
+    <w:p>
+      <w:pPr>
+        <w:keepNext/>
+        <w:spacing w:after="80"/>
+        <w:outlineLvl w:val="2"/>
+      </w:pPr>
+      <w:r>
+        <w:rPr>
+          <w:rFonts w:ascii="Times New Roman" w:eastAsia="Times New Roman" w:hAnsi="Times New Roman"/>
+          <w:b/>
+          <w:sz w:val="24"/>
+        </w:rPr>
+        <w:t>7.3. Robustness and scalability</w:t>
+      </w:r>
+    </w:p>
+    <w:p>
+      <w:pPr>
+        <w:spacing w:after="120"/>
+        <w:jc w:val="both"/>
+      </w:pPr>
+      <w:r>
+        <w:rPr>
+          <w:rFonts w:ascii="Times New Roman" w:eastAsia="Times New Roman" w:hAnsi="Times New Roman"/>
+          <w:sz w:val="24"/>
+        </w:rPr>
+        <w:t>Robustness was tested four ways: the ranking holds when every horizon is scored on the same months, the bootstrap resamples whole months, the frozen models were scored on unseen 2026 months, and the release checks re-score the latest settled months at every release (Table 26). The system is light: on a standard laptop the pipeline runs in about 40 seconds, the evaluation module in under a minute, the forecast stage in about 30 seconds and the release checks in seconds. Finer areas than six regions would multiply the panel, but even a tenfold panel stays small enough for files, and the backtest refits are independent, so they can run in parallel. Beyond that, the stages would move to Parquet in Amazon S3 with AWS Glue and Athena, as practised in the AWS Data Engineering capstone.</w:t>
       </w:r>
     </w:p>
     <w:p>
@@ -46053,7 +46461,7 @@
           <w:rFonts w:ascii="Times New Roman" w:eastAsia="Times New Roman" w:hAnsi="Times New Roman"/>
           <w:sz w:val="24"/>
         </w:rPr>
-        <w:t>Simple benchmarks win at longer horizons because monthly assault rates follow a slow-moving regional level with seasonal swings. One month ahead there is enough recent signal for XGBoost to exploit; further out, any model mainly re-estimates that level, and the extra flexibility adds variance without adding information. For PFES this is a practical message: the 3 to 12 month planning view can rest on transparent methods that staff can verify by hand.</w:t>
+        <w:t>Simple benchmarks win at longer horizons because monthly assault rates follow a slow-moving regional level with seasonal swings. One month ahead there is enough recent signal for XGBoost to exploit; further out, any model mainly re-estimates that level, and the extra flexibility adds variance without adding information. This agrees with large forecasting comparisons, in which simple statistical methods often match or beat machine learning (Makridakis et al., 2018). For PFES this is a practical message: the 3 to 12 month planning view can rest on transparent methods that staff can verify by hand.</w:t>
       </w:r>
     </w:p>
     <w:p>
@@ -46066,7 +46474,15 @@
           <w:rFonts w:ascii="Times New Roman" w:eastAsia="Times New Roman" w:hAnsi="Times New Roman"/>
           <w:sz w:val="24"/>
         </w:rPr>
-        <w:t>The 2026 check should be read with care. Four months are too few to overturn a four-year backtest, and the counts are provisional. It does raise two points for monitoring: the linear models did better than XGBoost on the most recent data, and XGBoost's interval covered only 62.5% of outcomes. The intervals are pooled across regions, so they are too wide for Greater Darwin and too narrow for volatile regions such as Barkly and Top End. These months should be re-scored when the counts are final, before any change to the recommendation.</w:t>
+        <w:t xml:space="preserve">The 2026 check should be read with care. Four months are too few to overturn a four-year backtest, and the counts are provisional. It does raise two points for monitoring: the linear </w:t>
+      </w:r>
+      <w:r>
+        <w:rPr>
+          <w:rFonts w:ascii="Times New Roman" w:eastAsia="Times New Roman" w:hAnsi="Times New Roman"/>
+          <w:sz w:val="24"/>
+        </w:rPr>
+        <w:lastRenderedPageBreak/>
+        <w:t>models did better than XGBoost on the most recent data, and XGBoost's interval covered only 62.5% of outcomes. The intervals are pooled across regions, so they are too wide for Greater Darwin and too narrow for volatile regions such as Barkly and Top End. These months should be re-scored when the counts are final, before any change to the recommendation.</w:t>
       </w:r>
     </w:p>
     <w:p>
@@ -46079,7 +46495,559 @@
           <w:rFonts w:ascii="Times New Roman" w:eastAsia="Times New Roman" w:hAnsi="Times New Roman"/>
           <w:sz w:val="24"/>
         </w:rPr>
-        <w:t>Finally, alcohol supply shows a consistent positive association with assault rates but no forecast gain. With only twelve quarters of supply data, the project cannot separate a weak effect from no effect, so supply is reported as context in the dashboard rather than used as a forecasting input.</w:t>
+        <w:t>Finally, alcohol supply shows a consistent positive association with assault rates but no forecast gain. With only twelve quarters of supply data, the project cannot separate a weak effect from no effect, so supply is reported as context in the dashboard rather than used as a forecasting input. The association is consistent with the documented burden of alcohol-related harm in the NT (Smith et al., 2019); the result means that supply data add no forecast information beyond recent assault rates, not that alcohol is unimportant.</w:t>
+      </w:r>
+    </w:p>
+    <w:p>
+      <w:pPr>
+        <w:keepNext/>
+        <w:spacing w:after="80"/>
+        <w:outlineLvl w:val="2"/>
+      </w:pPr>
+      <w:r>
+        <w:rPr>
+          <w:rFonts w:ascii="Times New Roman" w:eastAsia="Times New Roman" w:hAnsi="Times New Roman"/>
+          <w:b/>
+          <w:sz w:val="24"/>
+        </w:rPr>
+        <w:t>8.1. Planning impact against current practice</w:t>
+      </w:r>
+    </w:p>
+    <w:p>
+      <w:pPr>
+        <w:spacing w:after="120"/>
+        <w:jc w:val="both"/>
+      </w:pPr>
+      <w:r>
+        <w:rPr>
+          <w:rFonts w:ascii="Times New Roman" w:eastAsia="Times New Roman" w:hAnsi="Times New Roman"/>
+          <w:sz w:val="24"/>
+        </w:rPr>
+        <w:t>Without the system, a planner's simplest forecast is the same month last year, which is the seasonal naive benchmark. Table 24 converts the backtest errors into numbers of assaults, using each region's population, and adds the absolute errors across the six regions. One month ahead, the recommended forecasts miss by a combined 104 assaults a month, against 143 for last year's figure: about 40 fewer assaults a month planned for in the wrong region, on an NT average of about 875 assaults a month. The gain falls with the horizon, to about 22 assaults at three months and 10 at six, and is zero at twelve months, where the recommended method is last year's figure itself.</w:t>
+      </w:r>
+    </w:p>
+    <w:p>
+      <w:pPr>
+        <w:pStyle w:val="Caption"/>
+        <w:keepNext/>
+        <w:spacing w:before="120" w:after="80"/>
+        <w:jc w:val="center"/>
+      </w:pPr>
+      <w:r>
+        <w:rPr>
+          <w:rFonts w:ascii="Times New Roman" w:hAnsi="Times New Roman"/>
+          <w:color w:val="auto"/>
+          <w:sz w:val="24"/>
+        </w:rPr>
+        <w:t xml:space="preserve">Table </w:t>
+      </w:r>
+      <w:r>
+        <w:rPr>
+          <w:rFonts w:ascii="Times New Roman" w:hAnsi="Times New Roman"/>
+          <w:color w:val="auto"/>
+          <w:sz w:val="24"/>
+        </w:rPr>
+        <w:fldChar w:fldCharType="begin"/>
+      </w:r>
+      <w:r>
+        <w:rPr>
+          <w:rFonts w:ascii="Times New Roman" w:hAnsi="Times New Roman"/>
+          <w:color w:val="auto"/>
+          <w:sz w:val="24"/>
+        </w:rPr>
+        <w:instrText xml:space="preserve"> SEQ Table \* ARABIC </w:instrText>
+      </w:r>
+      <w:r>
+        <w:rPr>
+          <w:rFonts w:ascii="Times New Roman" w:hAnsi="Times New Roman"/>
+          <w:color w:val="auto"/>
+          <w:sz w:val="24"/>
+        </w:rPr>
+        <w:fldChar w:fldCharType="separate"/>
+      </w:r>
+      <w:r>
+        <w:rPr>
+          <w:rFonts w:ascii="Times New Roman" w:hAnsi="Times New Roman"/>
+          <w:noProof/>
+          <w:color w:val="auto"/>
+          <w:sz w:val="24"/>
+        </w:rPr>
+        <w:t>24</w:t>
+      </w:r>
+      <w:r>
+        <w:rPr>
+          <w:rFonts w:ascii="Times New Roman" w:hAnsi="Times New Roman"/>
+          <w:color w:val="auto"/>
+          <w:sz w:val="24"/>
+        </w:rPr>
+        <w:fldChar w:fldCharType="end"/>
+      </w:r>
+      <w:r>
+        <w:rPr>
+          <w:rFonts w:ascii="Times New Roman" w:hAnsi="Times New Roman"/>
+          <w:color w:val="auto"/>
+          <w:sz w:val="24"/>
+        </w:rPr>
+        <w:t>: Planning error against current practice: absolute forecast error in assaults a month, summed over the six regions (backtest, June 2021 to June 2025)</w:t>
+      </w:r>
+    </w:p>
+    <w:tbl>
+      <w:tblPr>
+        <w:tblStyle w:val="TableGrid"/>
+        <w:tblW w:w="9015" w:type="dxa"/>
+        <w:tblLayout w:type="fixed"/>
+        <w:tblLook w:val="04A0" w:firstRow="1" w:lastRow="0" w:firstColumn="1" w:lastColumn="0" w:noHBand="0" w:noVBand="1"/>
+      </w:tblPr>
+      <w:tblGrid>
+        <w:gridCol w:w="1135"/>
+        <w:gridCol w:w="3005"/>
+        <w:gridCol w:w="1701"/>
+        <w:gridCol w:w="1587"/>
+        <w:gridCol w:w="1587"/>
+      </w:tblGrid>
+      <w:tr>
+        <w:trPr>
+          <w:cantSplit/>
+          <w:tblHeader/>
+        </w:trPr>
+        <w:tc>
+          <w:tcPr>
+            <w:tcW w:w="1134" w:type="dxa"/>
+            <w:shd w:val="clear" w:color="auto" w:fill="D9E2F3"/>
+          </w:tcPr>
+          <w:p>
+            <w:pPr>
+              <w:keepNext/>
+            </w:pPr>
+            <w:r>
+              <w:rPr>
+                <w:rFonts w:ascii="Times New Roman" w:eastAsia="Times New Roman" w:hAnsi="Times New Roman"/>
+                <w:b/>
+              </w:rPr>
+              <w:t>Horizon</w:t>
+            </w:r>
+          </w:p>
+        </w:tc>
+        <w:tc>
+          <w:tcPr>
+            <w:tcW w:w="3005" w:type="dxa"/>
+            <w:shd w:val="clear" w:color="auto" w:fill="D9E2F3"/>
+          </w:tcPr>
+          <w:p>
+            <w:pPr>
+              <w:keepNext/>
+            </w:pPr>
+            <w:r>
+              <w:rPr>
+                <w:rFonts w:ascii="Times New Roman" w:eastAsia="Times New Roman" w:hAnsi="Times New Roman"/>
+                <w:b/>
+              </w:rPr>
+              <w:t>Recommended method</w:t>
+            </w:r>
+          </w:p>
+        </w:tc>
+        <w:tc>
+          <w:tcPr>
+            <w:tcW w:w="1701" w:type="dxa"/>
+            <w:shd w:val="clear" w:color="auto" w:fill="D9E2F3"/>
+          </w:tcPr>
+          <w:p>
+            <w:pPr>
+              <w:keepNext/>
+            </w:pPr>
+            <w:r>
+              <w:rPr>
+                <w:rFonts w:ascii="Times New Roman" w:eastAsia="Times New Roman" w:hAnsi="Times New Roman"/>
+                <w:b/>
+              </w:rPr>
+              <w:t>Error: recommended</w:t>
+            </w:r>
+          </w:p>
+        </w:tc>
+        <w:tc>
+          <w:tcPr>
+            <w:tcW w:w="1587" w:type="dxa"/>
+            <w:shd w:val="clear" w:color="auto" w:fill="D9E2F3"/>
+          </w:tcPr>
+          <w:p>
+            <w:pPr>
+              <w:keepNext/>
+            </w:pPr>
+            <w:r>
+              <w:rPr>
+                <w:rFonts w:ascii="Times New Roman" w:eastAsia="Times New Roman" w:hAnsi="Times New Roman"/>
+                <w:b/>
+              </w:rPr>
+              <w:t>Error: last year</w:t>
+            </w:r>
+          </w:p>
+        </w:tc>
+        <w:tc>
+          <w:tcPr>
+            <w:tcW w:w="1587" w:type="dxa"/>
+            <w:shd w:val="clear" w:color="auto" w:fill="D9E2F3"/>
+          </w:tcPr>
+          <w:p>
+            <w:pPr>
+              <w:keepNext/>
+            </w:pPr>
+            <w:r>
+              <w:rPr>
+                <w:rFonts w:ascii="Times New Roman" w:eastAsia="Times New Roman" w:hAnsi="Times New Roman"/>
+                <w:b/>
+              </w:rPr>
+              <w:t>Reduction</w:t>
+            </w:r>
+          </w:p>
+        </w:tc>
+      </w:tr>
+      <w:tr>
+        <w:trPr>
+          <w:cantSplit/>
+        </w:trPr>
+        <w:tc>
+          <w:tcPr>
+            <w:tcW w:w="1134" w:type="dxa"/>
+          </w:tcPr>
+          <w:p>
+            <w:r>
+              <w:rPr>
+                <w:rFonts w:ascii="Times New Roman" w:eastAsia="Times New Roman" w:hAnsi="Times New Roman"/>
+              </w:rPr>
+              <w:t>1 month</w:t>
+            </w:r>
+          </w:p>
+        </w:tc>
+        <w:tc>
+          <w:tcPr>
+            <w:tcW w:w="3005" w:type="dxa"/>
+          </w:tcPr>
+          <w:p>
+            <w:r>
+              <w:rPr>
+                <w:rFonts w:ascii="Times New Roman" w:eastAsia="Times New Roman" w:hAnsi="Times New Roman"/>
+              </w:rPr>
+              <w:t>XGBoost</w:t>
+            </w:r>
+          </w:p>
+        </w:tc>
+        <w:tc>
+          <w:tcPr>
+            <w:tcW w:w="1701" w:type="dxa"/>
+          </w:tcPr>
+          <w:p>
+            <w:pPr>
+              <w:jc w:val="right"/>
+            </w:pPr>
+            <w:r>
+              <w:rPr>
+                <w:rFonts w:ascii="Times New Roman" w:eastAsia="Times New Roman" w:hAnsi="Times New Roman"/>
+              </w:rPr>
+              <w:t>103.6</w:t>
+            </w:r>
+          </w:p>
+        </w:tc>
+        <w:tc>
+          <w:tcPr>
+            <w:tcW w:w="1587" w:type="dxa"/>
+          </w:tcPr>
+          <w:p>
+            <w:pPr>
+              <w:jc w:val="right"/>
+            </w:pPr>
+            <w:r>
+              <w:rPr>
+                <w:rFonts w:ascii="Times New Roman" w:eastAsia="Times New Roman" w:hAnsi="Times New Roman"/>
+              </w:rPr>
+              <w:t>143.1</w:t>
+            </w:r>
+          </w:p>
+        </w:tc>
+        <w:tc>
+          <w:tcPr>
+            <w:tcW w:w="1587" w:type="dxa"/>
+          </w:tcPr>
+          <w:p>
+            <w:pPr>
+              <w:jc w:val="right"/>
+            </w:pPr>
+            <w:r>
+              <w:rPr>
+                <w:rFonts w:ascii="Times New Roman" w:eastAsia="Times New Roman" w:hAnsi="Times New Roman"/>
+              </w:rPr>
+              <w:t>39.5 (28%)</w:t>
+            </w:r>
+          </w:p>
+        </w:tc>
+      </w:tr>
+      <w:tr>
+        <w:trPr>
+          <w:cantSplit/>
+        </w:trPr>
+        <w:tc>
+          <w:tcPr>
+            <w:tcW w:w="1134" w:type="dxa"/>
+          </w:tcPr>
+          <w:p>
+            <w:r>
+              <w:rPr>
+                <w:rFonts w:ascii="Times New Roman" w:eastAsia="Times New Roman" w:hAnsi="Times New Roman"/>
+              </w:rPr>
+              <w:t>3 months</w:t>
+            </w:r>
+          </w:p>
+        </w:tc>
+        <w:tc>
+          <w:tcPr>
+            <w:tcW w:w="3005" w:type="dxa"/>
+          </w:tcPr>
+          <w:p>
+            <w:r>
+              <w:rPr>
+                <w:rFonts w:ascii="Times New Roman" w:eastAsia="Times New Roman" w:hAnsi="Times New Roman"/>
+              </w:rPr>
+              <w:t>12-month moving average</w:t>
+            </w:r>
+          </w:p>
+        </w:tc>
+        <w:tc>
+          <w:tcPr>
+            <w:tcW w:w="1701" w:type="dxa"/>
+          </w:tcPr>
+          <w:p>
+            <w:pPr>
+              <w:jc w:val="right"/>
+            </w:pPr>
+            <w:r>
+              <w:rPr>
+                <w:rFonts w:ascii="Times New Roman" w:eastAsia="Times New Roman" w:hAnsi="Times New Roman"/>
+              </w:rPr>
+              <w:t>126.0</w:t>
+            </w:r>
+          </w:p>
+        </w:tc>
+        <w:tc>
+          <w:tcPr>
+            <w:tcW w:w="1587" w:type="dxa"/>
+          </w:tcPr>
+          <w:p>
+            <w:pPr>
+              <w:jc w:val="right"/>
+            </w:pPr>
+            <w:r>
+              <w:rPr>
+                <w:rFonts w:ascii="Times New Roman" w:eastAsia="Times New Roman" w:hAnsi="Times New Roman"/>
+              </w:rPr>
+              <w:t>147.8</w:t>
+            </w:r>
+          </w:p>
+        </w:tc>
+        <w:tc>
+          <w:tcPr>
+            <w:tcW w:w="1587" w:type="dxa"/>
+          </w:tcPr>
+          <w:p>
+            <w:pPr>
+              <w:jc w:val="right"/>
+            </w:pPr>
+            <w:r>
+              <w:rPr>
+                <w:rFonts w:ascii="Times New Roman" w:eastAsia="Times New Roman" w:hAnsi="Times New Roman"/>
+              </w:rPr>
+              <w:t>21.8 (15%)</w:t>
+            </w:r>
+          </w:p>
+        </w:tc>
+      </w:tr>
+      <w:tr>
+        <w:trPr>
+          <w:cantSplit/>
+        </w:trPr>
+        <w:tc>
+          <w:tcPr>
+            <w:tcW w:w="1134" w:type="dxa"/>
+          </w:tcPr>
+          <w:p>
+            <w:r>
+              <w:rPr>
+                <w:rFonts w:ascii="Times New Roman" w:eastAsia="Times New Roman" w:hAnsi="Times New Roman"/>
+              </w:rPr>
+              <w:t>6 months</w:t>
+            </w:r>
+          </w:p>
+        </w:tc>
+        <w:tc>
+          <w:tcPr>
+            <w:tcW w:w="3005" w:type="dxa"/>
+          </w:tcPr>
+          <w:p>
+            <w:r>
+              <w:rPr>
+                <w:rFonts w:ascii="Times New Roman" w:eastAsia="Times New Roman" w:hAnsi="Times New Roman"/>
+              </w:rPr>
+              <w:t>12-month moving average</w:t>
+            </w:r>
+          </w:p>
+        </w:tc>
+        <w:tc>
+          <w:tcPr>
+            <w:tcW w:w="1701" w:type="dxa"/>
+          </w:tcPr>
+          <w:p>
+            <w:pPr>
+              <w:jc w:val="right"/>
+            </w:pPr>
+            <w:r>
+              <w:rPr>
+                <w:rFonts w:ascii="Times New Roman" w:eastAsia="Times New Roman" w:hAnsi="Times New Roman"/>
+              </w:rPr>
+              <w:t>136.2</w:t>
+            </w:r>
+          </w:p>
+        </w:tc>
+        <w:tc>
+          <w:tcPr>
+            <w:tcW w:w="1587" w:type="dxa"/>
+          </w:tcPr>
+          <w:p>
+            <w:pPr>
+              <w:jc w:val="right"/>
+            </w:pPr>
+            <w:r>
+              <w:rPr>
+                <w:rFonts w:ascii="Times New Roman" w:eastAsia="Times New Roman" w:hAnsi="Times New Roman"/>
+              </w:rPr>
+              <w:t>145.9</w:t>
+            </w:r>
+          </w:p>
+        </w:tc>
+        <w:tc>
+          <w:tcPr>
+            <w:tcW w:w="1587" w:type="dxa"/>
+          </w:tcPr>
+          <w:p>
+            <w:pPr>
+              <w:jc w:val="right"/>
+            </w:pPr>
+            <w:r>
+              <w:rPr>
+                <w:rFonts w:ascii="Times New Roman" w:eastAsia="Times New Roman" w:hAnsi="Times New Roman"/>
+              </w:rPr>
+              <w:t>9.7 (7%)</w:t>
+            </w:r>
+          </w:p>
+        </w:tc>
+      </w:tr>
+      <w:tr>
+        <w:trPr>
+          <w:cantSplit/>
+        </w:trPr>
+        <w:tc>
+          <w:tcPr>
+            <w:tcW w:w="1134" w:type="dxa"/>
+          </w:tcPr>
+          <w:p>
+            <w:r>
+              <w:rPr>
+                <w:rFonts w:ascii="Times New Roman" w:eastAsia="Times New Roman" w:hAnsi="Times New Roman"/>
+              </w:rPr>
+              <w:t>12 months</w:t>
+            </w:r>
+          </w:p>
+        </w:tc>
+        <w:tc>
+          <w:tcPr>
+            <w:tcW w:w="3005" w:type="dxa"/>
+          </w:tcPr>
+          <w:p>
+            <w:r>
+              <w:rPr>
+                <w:rFonts w:ascii="Times New Roman" w:eastAsia="Times New Roman" w:hAnsi="Times New Roman"/>
+              </w:rPr>
+              <w:t>Seasonal naive (same month last year)</w:t>
+            </w:r>
+          </w:p>
+        </w:tc>
+        <w:tc>
+          <w:tcPr>
+            <w:tcW w:w="1701" w:type="dxa"/>
+          </w:tcPr>
+          <w:p>
+            <w:pPr>
+              <w:jc w:val="right"/>
+            </w:pPr>
+            <w:r>
+              <w:rPr>
+                <w:rFonts w:ascii="Times New Roman" w:eastAsia="Times New Roman" w:hAnsi="Times New Roman"/>
+              </w:rPr>
+              <w:t>151.5</w:t>
+            </w:r>
+          </w:p>
+        </w:tc>
+        <w:tc>
+          <w:tcPr>
+            <w:tcW w:w="1587" w:type="dxa"/>
+          </w:tcPr>
+          <w:p>
+            <w:pPr>
+              <w:jc w:val="right"/>
+            </w:pPr>
+            <w:r>
+              <w:rPr>
+                <w:rFonts w:ascii="Times New Roman" w:eastAsia="Times New Roman" w:hAnsi="Times New Roman"/>
+              </w:rPr>
+              <w:t>151.5</w:t>
+            </w:r>
+          </w:p>
+        </w:tc>
+        <w:tc>
+          <w:tcPr>
+            <w:tcW w:w="1587" w:type="dxa"/>
+          </w:tcPr>
+          <w:p>
+            <w:pPr>
+              <w:jc w:val="right"/>
+            </w:pPr>
+            <w:r>
+              <w:rPr>
+                <w:rFonts w:ascii="Times New Roman" w:eastAsia="Times New Roman" w:hAnsi="Times New Roman"/>
+              </w:rPr>
+              <w:t>0.0</w:t>
+            </w:r>
+          </w:p>
+        </w:tc>
+      </w:tr>
+    </w:tbl>
+    <w:p>
+      <w:pPr>
+        <w:spacing w:after="120"/>
+        <w:jc w:val="both"/>
+      </w:pPr>
+    </w:p>
+    <w:p>
+      <w:pPr>
+        <w:spacing w:after="120"/>
+        <w:jc w:val="both"/>
+      </w:pPr>
+      <w:r>
+        <w:rPr>
+          <w:rFonts w:ascii="Times New Roman" w:eastAsia="Times New Roman" w:hAnsi="Times New Roman"/>
+          <w:sz w:val="24"/>
+        </w:rPr>
+        <w:t>The difference matters most when a region's level changes. Central Australia's assault rate fell from an average of 926 per 100,000 a month in October to December 2022 to 493 in the same quarter of 2025, a period that began with new alcohol restrictions in and around Alice Springs in February 2023 (Cross, 2023). Last year's figure kept planning for the old level: in 2024 and 2025 it over-forecast the region by 70 to 86 per 100,000 a month on average, and its one-month error there was 145 per 100,000 against 96 for XGBoost, which reads the most recent months. The release check flagged the same shift on its first run (check R1: the October to December 2025 rate was 32% below the same quarter of 2022 to 2024), so a planner is alerted before the change shows in the error statistics.</w:t>
+      </w:r>
+    </w:p>
+    <w:p>
+      <w:pPr>
+        <w:spacing w:after="120"/>
+        <w:jc w:val="both"/>
+      </w:pPr>
+      <w:r>
+        <w:rPr>
+          <w:rFonts w:ascii="Times New Roman" w:eastAsia="Times New Roman" w:hAnsi="Times New Roman"/>
+          <w:sz w:val="24"/>
+        </w:rPr>
+        <w:t>The planning range also supports scenario analysis. Planning every region to the top of its 80% range would have covered the actual number of assaults in 89% of region-months one month ahead, checked out of sample, but would have meant planning for about 390 more assaults a month than occurred across the NT, 42% above actual demand. The central forecast is therefore the planning baseline, and the upper end is a surge scenario for regions where under-provision is most costly.</w:t>
       </w:r>
     </w:p>
     <w:p>
@@ -46112,6 +47080,7 @@
           <w:szCs w:val="24"/>
           <w:lang w:val="en-AU"/>
         </w:rPr>
+        <w:lastRenderedPageBreak/>
         <w:t>Deployment readiness</w:t>
       </w:r>
     </w:p>
@@ -46126,7 +47095,7 @@
           <w:rFonts w:ascii="Times New Roman" w:eastAsia="Times New Roman" w:hAnsi="Times New Roman"/>
           <w:sz w:val="24"/>
         </w:rPr>
-        <w:t>Table 24 assesses the system against the criteria a PFES pilot would need.</w:t>
+        <w:t>Table 25 assesses the system against the criteria a PFES pilot would need.</w:t>
       </w:r>
     </w:p>
     <w:p>
@@ -46171,10 +47140,11 @@
       <w:r>
         <w:rPr>
           <w:rFonts w:ascii="Times New Roman" w:hAnsi="Times New Roman"/>
+          <w:noProof/>
           <w:color w:val="auto"/>
           <w:sz w:val="24"/>
         </w:rPr>
-        <w:t>24</w:t>
+        <w:t>25</w:t>
       </w:r>
       <w:r>
         <w:rPr>
@@ -46206,12 +47176,19 @@
         <w:gridCol w:w="5443"/>
       </w:tblGrid>
       <w:tr>
+        <w:trPr>
+          <w:cantSplit/>
+          <w:tblHeader/>
+        </w:trPr>
         <w:tc>
           <w:tcPr>
             <w:tcW w:w="2438" w:type="dxa"/>
             <w:shd w:val="clear" w:color="auto" w:fill="D9E2F3"/>
           </w:tcPr>
           <w:p>
+            <w:pPr>
+              <w:keepNext/>
+            </w:pPr>
             <w:r>
               <w:rPr>
                 <w:rFonts w:ascii="Times New Roman" w:eastAsia="Times New Roman" w:hAnsi="Times New Roman"/>
@@ -46227,6 +47204,9 @@
             <w:shd w:val="clear" w:color="auto" w:fill="D9E2F3"/>
           </w:tcPr>
           <w:p>
+            <w:pPr>
+              <w:keepNext/>
+            </w:pPr>
             <w:r>
               <w:rPr>
                 <w:rFonts w:ascii="Times New Roman" w:eastAsia="Times New Roman" w:hAnsi="Times New Roman"/>
@@ -46242,6 +47222,9 @@
             <w:shd w:val="clear" w:color="auto" w:fill="D9E2F3"/>
           </w:tcPr>
           <w:p>
+            <w:pPr>
+              <w:keepNext/>
+            </w:pPr>
             <w:r>
               <w:rPr>
                 <w:rFonts w:ascii="Times New Roman" w:eastAsia="Times New Roman" w:hAnsi="Times New Roman"/>
@@ -46253,6 +47236,9 @@
         </w:tc>
       </w:tr>
       <w:tr>
+        <w:trPr>
+          <w:cantSplit/>
+        </w:trPr>
         <w:tc>
           <w:tcPr>
             <w:tcW w:w="2438" w:type="dxa"/>
@@ -46295,6 +47281,9 @@
         </w:tc>
       </w:tr>
       <w:tr>
+        <w:trPr>
+          <w:cantSplit/>
+        </w:trPr>
         <w:tc>
           <w:tcPr>
             <w:tcW w:w="2438" w:type="dxa"/>
@@ -46337,6 +47326,9 @@
         </w:tc>
       </w:tr>
       <w:tr>
+        <w:trPr>
+          <w:cantSplit/>
+        </w:trPr>
         <w:tc>
           <w:tcPr>
             <w:tcW w:w="2438" w:type="dxa"/>
@@ -46379,6 +47371,9 @@
         </w:tc>
       </w:tr>
       <w:tr>
+        <w:trPr>
+          <w:cantSplit/>
+        </w:trPr>
         <w:tc>
           <w:tcPr>
             <w:tcW w:w="2438" w:type="dxa"/>
@@ -46402,7 +47397,7 @@
               <w:rPr>
                 <w:rFonts w:ascii="Times New Roman" w:eastAsia="Times New Roman" w:hAnsi="Times New Roman"/>
               </w:rPr>
-              <w:t>Partial</w:t>
+              <w:t>Ready</w:t>
             </w:r>
           </w:p>
         </w:tc>
@@ -46415,12 +47410,15 @@
               <w:rPr>
                 <w:rFonts w:ascii="Times New Roman" w:eastAsia="Times New Roman" w:hAnsi="Times New Roman"/>
               </w:rPr>
-              <w:t>Runs locally; does not yet show the F1 forecasts and retrains Model A at start-up</w:t>
+              <w:t>Forecast and release-check views read the saved outputs; the Workbench recomputes its diagnostics once at start-up (cached)</w:t>
             </w:r>
           </w:p>
         </w:tc>
       </w:tr>
       <w:tr>
+        <w:trPr>
+          <w:cantSplit/>
+        </w:trPr>
         <w:tc>
           <w:tcPr>
             <w:tcW w:w="2438" w:type="dxa"/>
@@ -46444,7 +47442,7 @@
               <w:rPr>
                 <w:rFonts w:ascii="Times New Roman" w:eastAsia="Times New Roman" w:hAnsi="Times New Roman"/>
               </w:rPr>
-              <w:t>Not yet</w:t>
+              <w:t>Partial</w:t>
             </w:r>
           </w:p>
         </w:tc>
@@ -46457,12 +47455,15 @@
               <w:rPr>
                 <w:rFonts w:ascii="Times New Roman" w:eastAsia="Times New Roman" w:hAnsi="Times New Roman"/>
               </w:rPr>
-              <w:t>Streamlit Community Cloud planned; no hosted URL yet</w:t>
+              <w:t>Prepared (root requirements, Python 3.11); not yet published</w:t>
             </w:r>
           </w:p>
         </w:tc>
       </w:tr>
       <w:tr>
+        <w:trPr>
+          <w:cantSplit/>
+        </w:trPr>
         <w:tc>
           <w:tcPr>
             <w:tcW w:w="2438" w:type="dxa"/>
@@ -46486,7 +47487,7 @@
               <w:rPr>
                 <w:rFonts w:ascii="Times New Roman" w:eastAsia="Times New Roman" w:hAnsi="Times New Roman"/>
               </w:rPr>
-              <w:t>Partial</w:t>
+              <w:t>Ready</w:t>
             </w:r>
           </w:p>
         </w:tc>
@@ -46499,12 +47500,15 @@
               <w:rPr>
                 <w:rFonts w:ascii="Times New Roman" w:eastAsia="Times New Roman" w:hAnsi="Times New Roman"/>
               </w:rPr>
-              <w:t>Design and thresholds written; first check (7.2) run by hand, not automated</w:t>
+              <w:t>monitoring.py: 25 checks, first run 18 Oct 2026 (Table 26); started by hand after each release</w:t>
             </w:r>
           </w:p>
         </w:tc>
       </w:tr>
       <w:tr>
+        <w:trPr>
+          <w:cantSplit/>
+        </w:trPr>
         <w:tc>
           <w:tcPr>
             <w:tcW w:w="2438" w:type="dxa"/>
@@ -46515,7 +47519,7 @@
                 <w:rFonts w:ascii="Times New Roman" w:eastAsia="Times New Roman" w:hAnsi="Times New Roman"/>
                 <w:b/>
               </w:rPr>
-              <w:t>Data refresh</w:t>
+              <w:t>Retraining strategy</w:t>
             </w:r>
           </w:p>
         </w:tc>
@@ -46528,7 +47532,7 @@
               <w:rPr>
                 <w:rFonts w:ascii="Times New Roman" w:eastAsia="Times New Roman" w:hAnsi="Times New Roman"/>
               </w:rPr>
-              <w:t>Partial</w:t>
+              <w:t>Ready</w:t>
             </w:r>
           </w:p>
         </w:tc>
@@ -46541,12 +47545,15 @@
               <w:rPr>
                 <w:rFonts w:ascii="Times New Roman" w:eastAsia="Times New Roman" w:hAnsi="Times New Roman"/>
               </w:rPr>
-              <w:t>2026 crime months available; panel waits for 2026 population estimates</w:t>
+              <w:t>Rule-based: retrain on a repeated FAIL or lasting drift, and when new population estimates extend the panel</w:t>
             </w:r>
           </w:p>
         </w:tc>
       </w:tr>
       <w:tr>
+        <w:trPr>
+          <w:cantSplit/>
+        </w:trPr>
         <w:tc>
           <w:tcPr>
             <w:tcW w:w="2438" w:type="dxa"/>
@@ -46557,6 +47564,51 @@
                 <w:rFonts w:ascii="Times New Roman" w:eastAsia="Times New Roman" w:hAnsi="Times New Roman"/>
                 <w:b/>
               </w:rPr>
+              <w:t>Data refresh</w:t>
+            </w:r>
+          </w:p>
+        </w:tc>
+        <w:tc>
+          <w:tcPr>
+            <w:tcW w:w="1134" w:type="dxa"/>
+          </w:tcPr>
+          <w:p>
+            <w:r>
+              <w:rPr>
+                <w:rFonts w:ascii="Times New Roman" w:eastAsia="Times New Roman" w:hAnsi="Times New Roman"/>
+              </w:rPr>
+              <w:t>Partial</w:t>
+            </w:r>
+          </w:p>
+        </w:tc>
+        <w:tc>
+          <w:tcPr>
+            <w:tcW w:w="5443" w:type="dxa"/>
+          </w:tcPr>
+          <w:p>
+            <w:r>
+              <w:rPr>
+                <w:rFonts w:ascii="Times New Roman" w:eastAsia="Times New Roman" w:hAnsi="Times New Roman"/>
+              </w:rPr>
+              <w:t>2026 crime months available; panel waits for 2026 population estimates</w:t>
+            </w:r>
+          </w:p>
+        </w:tc>
+      </w:tr>
+      <w:tr>
+        <w:trPr>
+          <w:cantSplit/>
+        </w:trPr>
+        <w:tc>
+          <w:tcPr>
+            <w:tcW w:w="2438" w:type="dxa"/>
+          </w:tcPr>
+          <w:p>
+            <w:r>
+              <w:rPr>
+                <w:rFonts w:ascii="Times New Roman" w:eastAsia="Times New Roman" w:hAnsi="Times New Roman"/>
+                <w:b/>
+              </w:rPr>
               <w:t>Access control</w:t>
             </w:r>
           </w:p>
@@ -46583,7 +47635,7 @@
               <w:rPr>
                 <w:rFonts w:ascii="Times New Roman" w:eastAsia="Times New Roman" w:hAnsi="Times New Roman"/>
               </w:rPr>
-              <w:t>Public aggregated data only; a hosted version would need authentication</w:t>
+              <w:t>Public aggregated data only; PFES use would need sign-in</w:t>
             </w:r>
           </w:p>
         </w:tc>
@@ -46605,8 +47657,1026 @@
           <w:rFonts w:ascii="Times New Roman" w:eastAsia="Times New Roman" w:hAnsi="Times New Roman"/>
           <w:sz w:val="24"/>
         </w:rPr>
-        <w:t>The system is ready as a decision-support prototype: its results are reproducible, leakage-safe and documented. It is not operational PFES software, and should not be presented as such until it is hosted, monitored automatically and reviewed with PFES and the communities the data describe.</w:t>
-      </w:r>
+        <w:t>The system is ready as a decision-support prototype: its results are reproducible, leakage-safe, monitored and documented. It is not operational PFES software, and should not be presented as such until the release checks run on a schedule, access is controlled and the system has been reviewed with PFES and the communities the data describe.</w:t>
+      </w:r>
+    </w:p>
+    <w:p>
+      <w:pPr>
+        <w:keepNext/>
+        <w:spacing w:after="80"/>
+        <w:outlineLvl w:val="2"/>
+      </w:pPr>
+      <w:r>
+        <w:rPr>
+          <w:rFonts w:ascii="Times New Roman" w:eastAsia="Times New Roman" w:hAnsi="Times New Roman"/>
+          <w:b/>
+          <w:sz w:val="24"/>
+        </w:rPr>
+        <w:t>9.1. Monitoring and retraining strategy</w:t>
+      </w:r>
+    </w:p>
+    <w:p>
+      <w:pPr>
+        <w:spacing w:after="120"/>
+        <w:jc w:val="both"/>
+      </w:pPr>
+      <w:r>
+        <w:rPr>
+          <w:rFonts w:ascii="Times New Roman" w:eastAsia="Times New Roman" w:hAnsi="Times New Roman"/>
+          <w:sz w:val="24"/>
+        </w:rPr>
+        <w:t>monitoring.py implements the team's monitoring design and is run after every NT crime statistics release. It answers three questions, whether the data are complete, whether the forecasts are still accurate and whether the pattern of assaults has shifted, in 25 checks that each return PASS, WARN or FAIL (Table 26). A FAIL on the data or on settled months stops the new forecasts from being promoted to the dashboard and opens an investigation; a WARN is logged and reviewed at the next release. Checks on the newest months never FAIL, because their counts are still provisional [A23]. Following the concept-drift literature, detection is kept separate from adaptation (Gama et al., 2014): a shift is flagged for human review and never triggers retraining by itself [A24].</w:t>
+      </w:r>
+    </w:p>
+    <w:p>
+      <w:pPr>
+        <w:pStyle w:val="Caption"/>
+        <w:keepNext/>
+        <w:spacing w:before="120" w:after="80"/>
+        <w:jc w:val="center"/>
+      </w:pPr>
+      <w:r>
+        <w:rPr>
+          <w:rFonts w:ascii="Times New Roman" w:hAnsi="Times New Roman"/>
+          <w:color w:val="auto"/>
+          <w:sz w:val="24"/>
+        </w:rPr>
+        <w:t xml:space="preserve">Table </w:t>
+      </w:r>
+      <w:r>
+        <w:rPr>
+          <w:rFonts w:ascii="Times New Roman" w:hAnsi="Times New Roman"/>
+          <w:color w:val="auto"/>
+          <w:sz w:val="24"/>
+        </w:rPr>
+        <w:fldChar w:fldCharType="begin"/>
+      </w:r>
+      <w:r>
+        <w:rPr>
+          <w:rFonts w:ascii="Times New Roman" w:hAnsi="Times New Roman"/>
+          <w:color w:val="auto"/>
+          <w:sz w:val="24"/>
+        </w:rPr>
+        <w:instrText xml:space="preserve"> SEQ Table \* ARABIC </w:instrText>
+      </w:r>
+      <w:r>
+        <w:rPr>
+          <w:rFonts w:ascii="Times New Roman" w:hAnsi="Times New Roman"/>
+          <w:color w:val="auto"/>
+          <w:sz w:val="24"/>
+        </w:rPr>
+        <w:fldChar w:fldCharType="separate"/>
+      </w:r>
+      <w:r>
+        <w:rPr>
+          <w:rFonts w:ascii="Times New Roman" w:hAnsi="Times New Roman"/>
+          <w:noProof/>
+          <w:color w:val="auto"/>
+          <w:sz w:val="24"/>
+        </w:rPr>
+        <w:t>26</w:t>
+      </w:r>
+      <w:r>
+        <w:rPr>
+          <w:rFonts w:ascii="Times New Roman" w:hAnsi="Times New Roman"/>
+          <w:color w:val="auto"/>
+          <w:sz w:val="24"/>
+        </w:rPr>
+        <w:fldChar w:fldCharType="end"/>
+      </w:r>
+      <w:r>
+        <w:rPr>
+          <w:rFonts w:ascii="Times New Roman" w:hAnsi="Times New Roman"/>
+          <w:color w:val="auto"/>
+          <w:sz w:val="24"/>
+        </w:rPr>
+        <w:t>: Release checks and their first run on 18 October 2026 (Outputs/M1_monitoring_checks.csv)</w:t>
+      </w:r>
+    </w:p>
+    <w:tbl>
+      <w:tblPr>
+        <w:tblStyle w:val="TableGrid"/>
+        <w:tblW w:w="9015" w:type="dxa"/>
+        <w:tblLayout w:type="fixed"/>
+        <w:tblLook w:val="04A0" w:firstRow="1" w:lastRow="0" w:firstColumn="1" w:lastColumn="0" w:noHBand="0" w:noVBand="1"/>
+      </w:tblPr>
+      <w:tblGrid>
+        <w:gridCol w:w="1645"/>
+        <w:gridCol w:w="2778"/>
+        <w:gridCol w:w="2324"/>
+        <w:gridCol w:w="2268"/>
+      </w:tblGrid>
+      <w:tr>
+        <w:trPr>
+          <w:cantSplit/>
+          <w:tblHeader/>
+        </w:trPr>
+        <w:tc>
+          <w:tcPr>
+            <w:tcW w:w="1644" w:type="dxa"/>
+            <w:shd w:val="clear" w:color="auto" w:fill="D9E2F3"/>
+          </w:tcPr>
+          <w:p>
+            <w:pPr>
+              <w:keepNext/>
+            </w:pPr>
+            <w:r>
+              <w:rPr>
+                <w:rFonts w:ascii="Times New Roman" w:eastAsia="Times New Roman" w:hAnsi="Times New Roman"/>
+                <w:b/>
+                <w:sz w:val="19"/>
+              </w:rPr>
+              <w:t>Area</w:t>
+            </w:r>
+          </w:p>
+        </w:tc>
+        <w:tc>
+          <w:tcPr>
+            <w:tcW w:w="2778" w:type="dxa"/>
+            <w:shd w:val="clear" w:color="auto" w:fill="D9E2F3"/>
+          </w:tcPr>
+          <w:p>
+            <w:pPr>
+              <w:keepNext/>
+            </w:pPr>
+            <w:r>
+              <w:rPr>
+                <w:rFonts w:ascii="Times New Roman" w:eastAsia="Times New Roman" w:hAnsi="Times New Roman"/>
+                <w:b/>
+                <w:sz w:val="19"/>
+              </w:rPr>
+              <w:t>What is checked</w:t>
+            </w:r>
+          </w:p>
+        </w:tc>
+        <w:tc>
+          <w:tcPr>
+            <w:tcW w:w="2324" w:type="dxa"/>
+            <w:shd w:val="clear" w:color="auto" w:fill="D9E2F3"/>
+          </w:tcPr>
+          <w:p>
+            <w:pPr>
+              <w:keepNext/>
+            </w:pPr>
+            <w:r>
+              <w:rPr>
+                <w:rFonts w:ascii="Times New Roman" w:eastAsia="Times New Roman" w:hAnsi="Times New Roman"/>
+                <w:b/>
+                <w:sz w:val="19"/>
+              </w:rPr>
+              <w:t>Rule</w:t>
+            </w:r>
+          </w:p>
+        </w:tc>
+        <w:tc>
+          <w:tcPr>
+            <w:tcW w:w="2268" w:type="dxa"/>
+            <w:shd w:val="clear" w:color="auto" w:fill="D9E2F3"/>
+          </w:tcPr>
+          <w:p>
+            <w:pPr>
+              <w:keepNext/>
+            </w:pPr>
+            <w:r>
+              <w:rPr>
+                <w:rFonts w:ascii="Times New Roman" w:eastAsia="Times New Roman" w:hAnsi="Times New Roman"/>
+                <w:b/>
+                <w:sz w:val="19"/>
+              </w:rPr>
+              <w:t>First run</w:t>
+            </w:r>
+          </w:p>
+        </w:tc>
+      </w:tr>
+      <w:tr>
+        <w:trPr>
+          <w:cantSplit/>
+        </w:trPr>
+        <w:tc>
+          <w:tcPr>
+            <w:tcW w:w="1644" w:type="dxa"/>
+          </w:tcPr>
+          <w:p>
+            <w:r>
+              <w:rPr>
+                <w:rFonts w:ascii="Times New Roman" w:eastAsia="Times New Roman" w:hAnsi="Times New Roman"/>
+                <w:sz w:val="19"/>
+              </w:rPr>
+              <w:t>Data (D1-D10)</w:t>
+            </w:r>
+          </w:p>
+        </w:tc>
+        <w:tc>
+          <w:tcPr>
+            <w:tcW w:w="2778" w:type="dxa"/>
+          </w:tcPr>
+          <w:p>
+            <w:r>
+              <w:rPr>
+                <w:rFonts w:ascii="Times New Roman" w:eastAsia="Times New Roman" w:hAnsi="Times New Roman"/>
+                <w:sz w:val="19"/>
+              </w:rPr>
+              <w:t>Files, schema, category and region mapping, gaps, panel rebuild, provisional window, release age, population coverage</w:t>
+            </w:r>
+          </w:p>
+        </w:tc>
+        <w:tc>
+          <w:tcPr>
+            <w:tcW w:w="2324" w:type="dxa"/>
+          </w:tcPr>
+          <w:p>
+            <w:r>
+              <w:rPr>
+                <w:rFonts w:ascii="Times New Roman" w:eastAsia="Times New Roman" w:hAnsi="Times New Roman"/>
+                <w:sz w:val="19"/>
+              </w:rPr>
+              <w:t>FAIL blocks the release</w:t>
+            </w:r>
+          </w:p>
+        </w:tc>
+        <w:tc>
+          <w:tcPr>
+            <w:tcW w:w="2268" w:type="dxa"/>
+          </w:tcPr>
+          <w:p>
+            <w:r>
+              <w:rPr>
+                <w:rFonts w:ascii="Times New Roman" w:eastAsia="Times New Roman" w:hAnsi="Times New Roman"/>
+                <w:sz w:val="19"/>
+              </w:rPr>
+              <w:t>8 PASS, 2 WARN: crime file 139 days old; 2026 uses 2025 population</w:t>
+            </w:r>
+          </w:p>
+        </w:tc>
+      </w:tr>
+      <w:tr>
+        <w:trPr>
+          <w:cantSplit/>
+        </w:trPr>
+        <w:tc>
+          <w:tcPr>
+            <w:tcW w:w="1644" w:type="dxa"/>
+          </w:tcPr>
+          <w:p>
+            <w:r>
+              <w:rPr>
+                <w:rFonts w:ascii="Times New Roman" w:eastAsia="Times New Roman" w:hAnsi="Times New Roman"/>
+                <w:sz w:val="19"/>
+              </w:rPr>
+              <w:t>Accuracy, settled months (P, C)</w:t>
+            </w:r>
+          </w:p>
+        </w:tc>
+        <w:tc>
+          <w:tcPr>
+            <w:tcW w:w="2778" w:type="dxa"/>
+          </w:tcPr>
+          <w:p>
+            <w:r>
+              <w:rPr>
+                <w:rFonts w:ascii="Times New Roman" w:eastAsia="Times New Roman" w:hAnsi="Times New Roman"/>
+                <w:sz w:val="19"/>
+              </w:rPr>
+              <w:t>Skill against last year's figure, error against the backtest, 80% interval coverage</w:t>
+            </w:r>
+          </w:p>
+        </w:tc>
+        <w:tc>
+          <w:tcPr>
+            <w:tcW w:w="2324" w:type="dxa"/>
+          </w:tcPr>
+          <w:p>
+            <w:r>
+              <w:rPr>
+                <w:rFonts w:ascii="Times New Roman" w:eastAsia="Times New Roman" w:hAnsi="Times New Roman"/>
+                <w:sz w:val="19"/>
+              </w:rPr>
+              <w:t>FAIL if skill below 0%; WARN below 10% (h = 1), above 1.25 x backtest RMSE or coverage outside 70-90%</w:t>
+            </w:r>
+          </w:p>
+        </w:tc>
+        <w:tc>
+          <w:tcPr>
+            <w:tcW w:w="2268" w:type="dxa"/>
+          </w:tcPr>
+          <w:p>
+            <w:r>
+              <w:rPr>
+                <w:rFonts w:ascii="Times New Roman" w:eastAsia="Times New Roman" w:hAnsi="Times New Roman"/>
+                <w:sz w:val="19"/>
+              </w:rPr>
+              <w:t>8 PASS: skill 28.4% at h = 1; coverage 74-81%</w:t>
+            </w:r>
+          </w:p>
+        </w:tc>
+      </w:tr>
+      <w:tr>
+        <w:trPr>
+          <w:cantSplit/>
+        </w:trPr>
+        <w:tc>
+          <w:tcPr>
+            <w:tcW w:w="1644" w:type="dxa"/>
+          </w:tcPr>
+          <w:p>
+            <w:r>
+              <w:rPr>
+                <w:rFonts w:ascii="Times New Roman" w:eastAsia="Times New Roman" w:hAnsi="Times New Roman"/>
+                <w:sz w:val="19"/>
+              </w:rPr>
+              <w:t>Accuracy, newest months (N, NC)</w:t>
+            </w:r>
+          </w:p>
+        </w:tc>
+        <w:tc>
+          <w:tcPr>
+            <w:tcW w:w="2778" w:type="dxa"/>
+          </w:tcPr>
+          <w:p>
+            <w:r>
+              <w:rPr>
+                <w:rFonts w:ascii="Times New Roman" w:eastAsia="Times New Roman" w:hAnsi="Times New Roman"/>
+                <w:sz w:val="19"/>
+              </w:rPr>
+              <w:t>The same checks on the provisional 2026 months</w:t>
+            </w:r>
+          </w:p>
+        </w:tc>
+        <w:tc>
+          <w:tcPr>
+            <w:tcW w:w="2324" w:type="dxa"/>
+          </w:tcPr>
+          <w:p>
+            <w:r>
+              <w:rPr>
+                <w:rFonts w:ascii="Times New Roman" w:eastAsia="Times New Roman" w:hAnsi="Times New Roman"/>
+                <w:sz w:val="19"/>
+              </w:rPr>
+              <w:t>Never FAIL [A23]</w:t>
+            </w:r>
+          </w:p>
+        </w:tc>
+        <w:tc>
+          <w:tcPr>
+            <w:tcW w:w="2268" w:type="dxa"/>
+          </w:tcPr>
+          <w:p>
+            <w:r>
+              <w:rPr>
+                <w:rFonts w:ascii="Times New Roman" w:eastAsia="Times New Roman" w:hAnsi="Times New Roman"/>
+                <w:sz w:val="19"/>
+              </w:rPr>
+              <w:t>1 PASS, 3 WARN: low coverage, over-forecast at h = 3</w:t>
+            </w:r>
+          </w:p>
+        </w:tc>
+      </w:tr>
+      <w:tr>
+        <w:trPr>
+          <w:cantSplit/>
+        </w:trPr>
+        <w:tc>
+          <w:tcPr>
+            <w:tcW w:w="1644" w:type="dxa"/>
+          </w:tcPr>
+          <w:p>
+            <w:r>
+              <w:rPr>
+                <w:rFonts w:ascii="Times New Roman" w:eastAsia="Times New Roman" w:hAnsi="Times New Roman"/>
+                <w:sz w:val="19"/>
+              </w:rPr>
+              <w:t>Drift (R1-R3)</w:t>
+            </w:r>
+          </w:p>
+        </w:tc>
+        <w:tc>
+          <w:tcPr>
+            <w:tcW w:w="2778" w:type="dxa"/>
+          </w:tcPr>
+          <w:p>
+            <w:r>
+              <w:rPr>
+                <w:rFonts w:ascii="Times New Roman" w:eastAsia="Times New Roman" w:hAnsi="Times New Roman"/>
+                <w:sz w:val="19"/>
+              </w:rPr>
+              <w:t>Regional rate against the same quarter of the past three years; alcohol and DV shares</w:t>
+            </w:r>
+          </w:p>
+        </w:tc>
+        <w:tc>
+          <w:tcPr>
+            <w:tcW w:w="2324" w:type="dxa"/>
+          </w:tcPr>
+          <w:p>
+            <w:r>
+              <w:rPr>
+                <w:rFonts w:ascii="Times New Roman" w:eastAsia="Times New Roman" w:hAnsi="Times New Roman"/>
+                <w:sz w:val="19"/>
+              </w:rPr>
+              <w:t>WARN above 25% or 5 points [A24]</w:t>
+            </w:r>
+          </w:p>
+        </w:tc>
+        <w:tc>
+          <w:tcPr>
+            <w:tcW w:w="2268" w:type="dxa"/>
+          </w:tcPr>
+          <w:p>
+            <w:r>
+              <w:rPr>
+                <w:rFonts w:ascii="Times New Roman" w:eastAsia="Times New Roman" w:hAnsi="Times New Roman"/>
+                <w:sz w:val="19"/>
+              </w:rPr>
+              <w:t>2 PASS, 1 WARN: Central Australia 32% lower</w:t>
+            </w:r>
+          </w:p>
+        </w:tc>
+      </w:tr>
+      <w:tr>
+        <w:trPr>
+          <w:cantSplit/>
+        </w:trPr>
+        <w:tc>
+          <w:tcPr>
+            <w:tcW w:w="1644" w:type="dxa"/>
+          </w:tcPr>
+          <w:p>
+            <w:r>
+              <w:rPr>
+                <w:rFonts w:ascii="Times New Roman" w:eastAsia="Times New Roman" w:hAnsi="Times New Roman"/>
+                <w:sz w:val="19"/>
+              </w:rPr>
+              <w:lastRenderedPageBreak/>
+              <w:t>Overall</w:t>
+            </w:r>
+          </w:p>
+        </w:tc>
+        <w:tc>
+          <w:tcPr>
+            <w:tcW w:w="2778" w:type="dxa"/>
+          </w:tcPr>
+          <w:p>
+            <w:r>
+              <w:rPr>
+                <w:rFonts w:ascii="Times New Roman" w:eastAsia="Times New Roman" w:hAnsi="Times New Roman"/>
+                <w:sz w:val="19"/>
+              </w:rPr>
+              <w:t>Promotion and retraining decision</w:t>
+            </w:r>
+          </w:p>
+        </w:tc>
+        <w:tc>
+          <w:tcPr>
+            <w:tcW w:w="2324" w:type="dxa"/>
+          </w:tcPr>
+          <w:p>
+            <w:r>
+              <w:rPr>
+                <w:rFonts w:ascii="Times New Roman" w:eastAsia="Times New Roman" w:hAnsi="Times New Roman"/>
+                <w:sz w:val="19"/>
+              </w:rPr>
+              <w:t>Promote if no FAIL</w:t>
+            </w:r>
+          </w:p>
+        </w:tc>
+        <w:tc>
+          <w:tcPr>
+            <w:tcW w:w="2268" w:type="dxa"/>
+          </w:tcPr>
+          <w:p>
+            <w:r>
+              <w:rPr>
+                <w:rFonts w:ascii="Times New Roman" w:eastAsia="Times New Roman" w:hAnsi="Times New Roman"/>
+                <w:sz w:val="19"/>
+              </w:rPr>
+              <w:t>WARN (19 PASS, 6 WARN, 0 FAIL): promoted; no retraining needed</w:t>
+            </w:r>
+          </w:p>
+        </w:tc>
+      </w:tr>
+    </w:tbl>
+    <w:p>
+      <w:pPr>
+        <w:spacing w:after="120"/>
+        <w:jc w:val="both"/>
+      </w:pPr>
+    </w:p>
+    <w:p>
+      <w:pPr>
+        <w:spacing w:after="120"/>
+        <w:jc w:val="both"/>
+      </w:pPr>
+      <w:r>
+        <w:rPr>
+          <w:rFonts w:ascii="Times New Roman" w:eastAsia="Times New Roman" w:hAnsi="Times New Roman"/>
+          <w:sz w:val="24"/>
+        </w:rPr>
+        <w:t>Retraining is rule-based. The models are refitted when a performance FAIL on settled months repeats at the next release or is explained by lasting drift, and when new population estimates allow the panel to be extended [A1]. The refit re-runs the backtest and forecast.py re-selects the best method at each horizon, so a fitted model is used only where it still beats both benchmarks. Models are versioned through Git and joblib, so a rollback restores the previous bundle. The first run returned WARN with no FAIL: the forecasts were promoted and no retraining was needed, and its drift warning is the Central Australia case in 8.1.</w:t>
+      </w:r>
+    </w:p>
+    <w:p>
+      <w:pPr>
+        <w:keepNext/>
+        <w:spacing w:after="80"/>
+        <w:outlineLvl w:val="2"/>
+      </w:pPr>
+      <w:r>
+        <w:rPr>
+          <w:rFonts w:ascii="Times New Roman" w:eastAsia="Times New Roman" w:hAnsi="Times New Roman"/>
+          <w:b/>
+          <w:sz w:val="24"/>
+        </w:rPr>
+        <w:t>9.2. Operational risks</w:t>
+      </w:r>
+    </w:p>
+    <w:p>
+      <w:pPr>
+        <w:spacing w:after="120"/>
+        <w:jc w:val="both"/>
+      </w:pPr>
+      <w:r>
+        <w:rPr>
+          <w:rFonts w:ascii="Times New Roman" w:eastAsia="Times New Roman" w:hAnsi="Times New Roman"/>
+          <w:sz w:val="24"/>
+        </w:rPr>
+        <w:t>Table 27 lists the main operational risks and the controls in place.</w:t>
+      </w:r>
+    </w:p>
+    <w:p>
+      <w:pPr>
+        <w:pStyle w:val="Caption"/>
+        <w:keepNext/>
+        <w:spacing w:before="120" w:after="80"/>
+        <w:jc w:val="center"/>
+      </w:pPr>
+      <w:r>
+        <w:rPr>
+          <w:rFonts w:ascii="Times New Roman" w:hAnsi="Times New Roman"/>
+          <w:color w:val="auto"/>
+          <w:sz w:val="24"/>
+        </w:rPr>
+        <w:t xml:space="preserve">Table </w:t>
+      </w:r>
+      <w:r>
+        <w:rPr>
+          <w:rFonts w:ascii="Times New Roman" w:hAnsi="Times New Roman"/>
+          <w:color w:val="auto"/>
+          <w:sz w:val="24"/>
+        </w:rPr>
+        <w:fldChar w:fldCharType="begin"/>
+      </w:r>
+      <w:r>
+        <w:rPr>
+          <w:rFonts w:ascii="Times New Roman" w:hAnsi="Times New Roman"/>
+          <w:color w:val="auto"/>
+          <w:sz w:val="24"/>
+        </w:rPr>
+        <w:instrText xml:space="preserve"> SEQ Table \* ARABIC </w:instrText>
+      </w:r>
+      <w:r>
+        <w:rPr>
+          <w:rFonts w:ascii="Times New Roman" w:hAnsi="Times New Roman"/>
+          <w:color w:val="auto"/>
+          <w:sz w:val="24"/>
+        </w:rPr>
+        <w:fldChar w:fldCharType="separate"/>
+      </w:r>
+      <w:r>
+        <w:rPr>
+          <w:rFonts w:ascii="Times New Roman" w:hAnsi="Times New Roman"/>
+          <w:noProof/>
+          <w:color w:val="auto"/>
+          <w:sz w:val="24"/>
+        </w:rPr>
+        <w:t>27</w:t>
+      </w:r>
+      <w:r>
+        <w:rPr>
+          <w:rFonts w:ascii="Times New Roman" w:hAnsi="Times New Roman"/>
+          <w:color w:val="auto"/>
+          <w:sz w:val="24"/>
+        </w:rPr>
+        <w:fldChar w:fldCharType="end"/>
+      </w:r>
+      <w:r>
+        <w:rPr>
+          <w:rFonts w:ascii="Times New Roman" w:hAnsi="Times New Roman"/>
+          <w:color w:val="auto"/>
+          <w:sz w:val="24"/>
+        </w:rPr>
+        <w:t>: Operational risks and mitigations</w:t>
+      </w:r>
+    </w:p>
+    <w:tbl>
+      <w:tblPr>
+        <w:tblStyle w:val="TableGrid"/>
+        <w:tblW w:w="9015" w:type="dxa"/>
+        <w:tblLayout w:type="fixed"/>
+        <w:tblLook w:val="04A0" w:firstRow="1" w:lastRow="0" w:firstColumn="1" w:lastColumn="0" w:noHBand="0" w:noVBand="1"/>
+      </w:tblPr>
+      <w:tblGrid>
+        <w:gridCol w:w="2382"/>
+        <w:gridCol w:w="2608"/>
+        <w:gridCol w:w="4025"/>
+      </w:tblGrid>
+      <w:tr>
+        <w:trPr>
+          <w:cantSplit/>
+          <w:tblHeader/>
+        </w:trPr>
+        <w:tc>
+          <w:tcPr>
+            <w:tcW w:w="2381" w:type="dxa"/>
+            <w:shd w:val="clear" w:color="auto" w:fill="D9E2F3"/>
+          </w:tcPr>
+          <w:p>
+            <w:pPr>
+              <w:keepNext/>
+            </w:pPr>
+            <w:r>
+              <w:rPr>
+                <w:rFonts w:ascii="Times New Roman" w:eastAsia="Times New Roman" w:hAnsi="Times New Roman"/>
+                <w:b/>
+                <w:sz w:val="19"/>
+              </w:rPr>
+              <w:t>Risk</w:t>
+            </w:r>
+          </w:p>
+        </w:tc>
+        <w:tc>
+          <w:tcPr>
+            <w:tcW w:w="2608" w:type="dxa"/>
+            <w:shd w:val="clear" w:color="auto" w:fill="D9E2F3"/>
+          </w:tcPr>
+          <w:p>
+            <w:pPr>
+              <w:keepNext/>
+            </w:pPr>
+            <w:r>
+              <w:rPr>
+                <w:rFonts w:ascii="Times New Roman" w:eastAsia="Times New Roman" w:hAnsi="Times New Roman"/>
+                <w:b/>
+                <w:sz w:val="19"/>
+              </w:rPr>
+              <w:t>Effect</w:t>
+            </w:r>
+          </w:p>
+        </w:tc>
+        <w:tc>
+          <w:tcPr>
+            <w:tcW w:w="4025" w:type="dxa"/>
+            <w:shd w:val="clear" w:color="auto" w:fill="D9E2F3"/>
+          </w:tcPr>
+          <w:p>
+            <w:pPr>
+              <w:keepNext/>
+            </w:pPr>
+            <w:r>
+              <w:rPr>
+                <w:rFonts w:ascii="Times New Roman" w:eastAsia="Times New Roman" w:hAnsi="Times New Roman"/>
+                <w:b/>
+                <w:sz w:val="19"/>
+              </w:rPr>
+              <w:t>Mitigation in place</w:t>
+            </w:r>
+          </w:p>
+        </w:tc>
+      </w:tr>
+      <w:tr>
+        <w:trPr>
+          <w:cantSplit/>
+        </w:trPr>
+        <w:tc>
+          <w:tcPr>
+            <w:tcW w:w="2381" w:type="dxa"/>
+          </w:tcPr>
+          <w:p>
+            <w:r>
+              <w:rPr>
+                <w:rFonts w:ascii="Times New Roman" w:eastAsia="Times New Roman" w:hAnsi="Times New Roman"/>
+                <w:sz w:val="19"/>
+              </w:rPr>
+              <w:t>Late or revised crime data</w:t>
+            </w:r>
+          </w:p>
+        </w:tc>
+        <w:tc>
+          <w:tcPr>
+            <w:tcW w:w="2608" w:type="dxa"/>
+          </w:tcPr>
+          <w:p>
+            <w:r>
+              <w:rPr>
+                <w:rFonts w:ascii="Times New Roman" w:eastAsia="Times New Roman" w:hAnsi="Times New Roman"/>
+                <w:sz w:val="19"/>
+              </w:rPr>
+              <w:t>Newest months understated, so forecasts look too high</w:t>
+            </w:r>
+          </w:p>
+        </w:tc>
+        <w:tc>
+          <w:tcPr>
+            <w:tcW w:w="4025" w:type="dxa"/>
+          </w:tcPr>
+          <w:p>
+            <w:r>
+              <w:rPr>
+                <w:rFonts w:ascii="Times New Roman" w:eastAsia="Times New Roman" w:hAnsi="Times New Roman"/>
+                <w:sz w:val="19"/>
+              </w:rPr>
+              <w:t>Provisional months flagged and never FAIL; re-scored when final [A9], [A23]</w:t>
+            </w:r>
+          </w:p>
+        </w:tc>
+      </w:tr>
+      <w:tr>
+        <w:trPr>
+          <w:cantSplit/>
+        </w:trPr>
+        <w:tc>
+          <w:tcPr>
+            <w:tcW w:w="2381" w:type="dxa"/>
+          </w:tcPr>
+          <w:p>
+            <w:r>
+              <w:rPr>
+                <w:rFonts w:ascii="Times New Roman" w:eastAsia="Times New Roman" w:hAnsi="Times New Roman"/>
+                <w:sz w:val="19"/>
+              </w:rPr>
+              <w:t>Source format changes</w:t>
+            </w:r>
+          </w:p>
+        </w:tc>
+        <w:tc>
+          <w:tcPr>
+            <w:tcW w:w="2608" w:type="dxa"/>
+          </w:tcPr>
+          <w:p>
+            <w:r>
+              <w:rPr>
+                <w:rFonts w:ascii="Times New Roman" w:eastAsia="Times New Roman" w:hAnsi="Times New Roman"/>
+                <w:sz w:val="19"/>
+              </w:rPr>
+              <w:t>Pipeline breaks or silently drops rows</w:t>
+            </w:r>
+          </w:p>
+        </w:tc>
+        <w:tc>
+          <w:tcPr>
+            <w:tcW w:w="4025" w:type="dxa"/>
+          </w:tcPr>
+          <w:p>
+            <w:r>
+              <w:rPr>
+                <w:rFonts w:ascii="Times New Roman" w:eastAsia="Times New Roman" w:hAnsi="Times New Roman"/>
+                <w:sz w:val="19"/>
+              </w:rPr>
+              <w:t>Schema, category and crosswalk checks (D2-D4); raw-to-panel rebuild (D6)</w:t>
+            </w:r>
+          </w:p>
+        </w:tc>
+      </w:tr>
+      <w:tr>
+        <w:trPr>
+          <w:cantSplit/>
+        </w:trPr>
+        <w:tc>
+          <w:tcPr>
+            <w:tcW w:w="2381" w:type="dxa"/>
+          </w:tcPr>
+          <w:p>
+            <w:r>
+              <w:rPr>
+                <w:rFonts w:ascii="Times New Roman" w:eastAsia="Times New Roman" w:hAnsi="Times New Roman"/>
+                <w:sz w:val="19"/>
+              </w:rPr>
+              <w:t>Population estimates late</w:t>
+            </w:r>
+          </w:p>
+        </w:tc>
+        <w:tc>
+          <w:tcPr>
+            <w:tcW w:w="2608" w:type="dxa"/>
+          </w:tcPr>
+          <w:p>
+            <w:r>
+              <w:rPr>
+                <w:rFonts w:ascii="Times New Roman" w:eastAsia="Times New Roman" w:hAnsi="Times New Roman"/>
+                <w:sz w:val="19"/>
+              </w:rPr>
+              <w:t>2026 rates rest on 2025 population</w:t>
+            </w:r>
+          </w:p>
+        </w:tc>
+        <w:tc>
+          <w:tcPr>
+            <w:tcW w:w="4025" w:type="dxa"/>
+          </w:tcPr>
+          <w:p>
+            <w:r>
+              <w:rPr>
+                <w:rFonts w:ascii="Times New Roman" w:eastAsia="Times New Roman" w:hAnsi="Times New Roman"/>
+                <w:sz w:val="19"/>
+              </w:rPr>
+              <w:t>Flagged (D10) [A22]; panel extended when published</w:t>
+            </w:r>
+          </w:p>
+        </w:tc>
+      </w:tr>
+      <w:tr>
+        <w:trPr>
+          <w:cantSplit/>
+        </w:trPr>
+        <w:tc>
+          <w:tcPr>
+            <w:tcW w:w="2381" w:type="dxa"/>
+          </w:tcPr>
+          <w:p>
+            <w:r>
+              <w:rPr>
+                <w:rFonts w:ascii="Times New Roman" w:eastAsia="Times New Roman" w:hAnsi="Times New Roman"/>
+                <w:sz w:val="19"/>
+              </w:rPr>
+              <w:t>Level shift after a policy change</w:t>
+            </w:r>
+          </w:p>
+        </w:tc>
+        <w:tc>
+          <w:tcPr>
+            <w:tcW w:w="2608" w:type="dxa"/>
+          </w:tcPr>
+          <w:p>
+            <w:r>
+              <w:rPr>
+                <w:rFonts w:ascii="Times New Roman" w:eastAsia="Times New Roman" w:hAnsi="Times New Roman"/>
+                <w:sz w:val="19"/>
+              </w:rPr>
+              <w:t>Models and last year's figure lag the new level</w:t>
+            </w:r>
+          </w:p>
+        </w:tc>
+        <w:tc>
+          <w:tcPr>
+            <w:tcW w:w="4025" w:type="dxa"/>
+          </w:tcPr>
+          <w:p>
+            <w:r>
+              <w:rPr>
+                <w:rFonts w:ascii="Times New Roman" w:eastAsia="Times New Roman" w:hAnsi="Times New Roman"/>
+                <w:sz w:val="19"/>
+              </w:rPr>
+              <w:t>Drift check (R1), human review, retraining rule</w:t>
+            </w:r>
+          </w:p>
+        </w:tc>
+      </w:tr>
+      <w:tr>
+        <w:trPr>
+          <w:cantSplit/>
+        </w:trPr>
+        <w:tc>
+          <w:tcPr>
+            <w:tcW w:w="2381" w:type="dxa"/>
+          </w:tcPr>
+          <w:p>
+            <w:r>
+              <w:rPr>
+                <w:rFonts w:ascii="Times New Roman" w:eastAsia="Times New Roman" w:hAnsi="Times New Roman"/>
+                <w:sz w:val="19"/>
+              </w:rPr>
+              <w:t>Forecasts read as targets for communities</w:t>
+            </w:r>
+          </w:p>
+        </w:tc>
+        <w:tc>
+          <w:tcPr>
+            <w:tcW w:w="2608" w:type="dxa"/>
+          </w:tcPr>
+          <w:p>
+            <w:r>
+              <w:rPr>
+                <w:rFonts w:ascii="Times New Roman" w:eastAsia="Times New Roman" w:hAnsi="Times New Roman"/>
+                <w:sz w:val="19"/>
+              </w:rPr>
+              <w:t>Stigma and over-policing</w:t>
+            </w:r>
+          </w:p>
+        </w:tc>
+        <w:tc>
+          <w:tcPr>
+            <w:tcW w:w="4025" w:type="dxa"/>
+          </w:tcPr>
+          <w:p>
+            <w:r>
+              <w:rPr>
+                <w:rFonts w:ascii="Times New Roman" w:eastAsia="Times New Roman" w:hAnsi="Times New Roman"/>
+                <w:sz w:val="19"/>
+              </w:rPr>
+              <w:t>Region-level ranges only, neutral wording, consultation before use (Perry et al., 2013)</w:t>
+            </w:r>
+          </w:p>
+        </w:tc>
+      </w:tr>
+      <w:tr>
+        <w:trPr>
+          <w:cantSplit/>
+        </w:trPr>
+        <w:tc>
+          <w:tcPr>
+            <w:tcW w:w="2381" w:type="dxa"/>
+          </w:tcPr>
+          <w:p>
+            <w:r>
+              <w:rPr>
+                <w:rFonts w:ascii="Times New Roman" w:eastAsia="Times New Roman" w:hAnsi="Times New Roman"/>
+                <w:sz w:val="19"/>
+              </w:rPr>
+              <w:t>Dashboard only runs locally</w:t>
+            </w:r>
+          </w:p>
+        </w:tc>
+        <w:tc>
+          <w:tcPr>
+            <w:tcW w:w="2608" w:type="dxa"/>
+          </w:tcPr>
+          <w:p>
+            <w:r>
+              <w:rPr>
+                <w:rFonts w:ascii="Times New Roman" w:eastAsia="Times New Roman" w:hAnsi="Times New Roman"/>
+                <w:sz w:val="19"/>
+              </w:rPr>
+              <w:t>Users need Python installed</w:t>
+            </w:r>
+          </w:p>
+        </w:tc>
+        <w:tc>
+          <w:tcPr>
+            <w:tcW w:w="4025" w:type="dxa"/>
+          </w:tcPr>
+          <w:p>
+            <w:r>
+              <w:rPr>
+                <w:rFonts w:ascii="Times New Roman" w:eastAsia="Times New Roman" w:hAnsi="Times New Roman"/>
+                <w:sz w:val="19"/>
+              </w:rPr>
+              <w:t>run_dashboard.bat launcher; hosting prepared</w:t>
+            </w:r>
+          </w:p>
+        </w:tc>
+      </w:tr>
+      <w:tr>
+        <w:trPr>
+          <w:cantSplit/>
+        </w:trPr>
+        <w:tc>
+          <w:tcPr>
+            <w:tcW w:w="2381" w:type="dxa"/>
+          </w:tcPr>
+          <w:p>
+            <w:r>
+              <w:rPr>
+                <w:rFonts w:ascii="Times New Roman" w:eastAsia="Times New Roman" w:hAnsi="Times New Roman"/>
+                <w:sz w:val="19"/>
+              </w:rPr>
+              <w:t>Knowledge held by one person</w:t>
+            </w:r>
+          </w:p>
+        </w:tc>
+        <w:tc>
+          <w:tcPr>
+            <w:tcW w:w="2608" w:type="dxa"/>
+          </w:tcPr>
+          <w:p>
+            <w:r>
+              <w:rPr>
+                <w:rFonts w:ascii="Times New Roman" w:eastAsia="Times New Roman" w:hAnsi="Times New Roman"/>
+                <w:sz w:val="19"/>
+              </w:rPr>
+              <w:t>Maintenance stalls</w:t>
+            </w:r>
+          </w:p>
+        </w:tc>
+        <w:tc>
+          <w:tcPr>
+            <w:tcW w:w="4025" w:type="dxa"/>
+          </w:tcPr>
+          <w:p>
+            <w:r>
+              <w:rPr>
+                <w:rFonts w:ascii="Times New Roman" w:eastAsia="Times New Roman" w:hAnsi="Times New Roman"/>
+                <w:sz w:val="19"/>
+              </w:rPr>
+              <w:t>README, CHANGELOG, assumption log and execution instructions</w:t>
+            </w:r>
+          </w:p>
+        </w:tc>
+      </w:tr>
+    </w:tbl>
+    <w:p>
+      <w:pPr>
+        <w:spacing w:after="120"/>
+        <w:jc w:val="both"/>
+      </w:pPr>
     </w:p>
     <w:p>
       <w:pPr>
@@ -46651,7 +48721,7 @@
           <w:rFonts w:ascii="Times New Roman" w:eastAsia="Times New Roman" w:hAnsi="Times New Roman"/>
           <w:sz w:val="24"/>
         </w:rPr>
-        <w:t>Governance became more formal after Assessment 2, largely because the team found and corrected its own errors and needed to show how. Changes reached the main branch through commits and pull requests (#5 to #8), and every change since Assessment 1 is recorded in CHANGELOG.md with its justification, including a table of superseded Assessment 2 figures. The assumption log grew from [A1]-[A17] to [A1]-[A23], each tag referenced at the line of code where it applies. Every run writes a summary of its settings, platform and package versions next to its result tables.</w:t>
+        <w:t>Governance became more formal after Assessment 2, largely because the team found and corrected its own errors and needed to show how. Changes reached the main branch through commits and pull requests (#5 to #8), and every change since Assessment 1 is recorded in CHANGELOG.md with its justification, including a table of superseded Assessment 2 figures. The assumption log grew from [A1]-[A17] to [A1]-[A24], each tag referenced at the line of code where it applies. Every run writes a summary of its settings, platform and package versions next to its result tables.</w:t>
       </w:r>
     </w:p>
     <w:p>
@@ -46664,7 +48734,7 @@
           <w:rFonts w:ascii="Times New Roman" w:eastAsia="Times New Roman" w:hAnsi="Times New Roman"/>
           <w:sz w:val="24"/>
         </w:rPr>
-        <w:t>When results changed after the Assessment 3 presentation, the team told the unit coordinator and shared the repository exactly as it stood at that deadline (commit 64bc7ef), so the presentation could still be checked against its own code. Project tracking was disrupted when the Jira site was locked after an automatic trial upgrade in late September; the team kept working from the read-only task list, Atlassian restored the site on the Free plan on 8 October, and the unit coordinator, the group lecturer and Khaled Eabne Delowar were given viewer access. Meeting minutes are kept in documents/.</w:t>
+        <w:t>When results changed after the Assessment 3 presentation, the team told the unit coordinator and shared the repository exactly as it stood at that deadline (commit 64bc7ef), so the presentation could still be checked against its own code. Project tracking was disrupted when the Jira site was locked after an automatic trial upgrade in late September; the team kept working from the read-only task list, Atlassian restored the site on the Free plan on 8 October, and the unit coordinator, the group lecturer and Khaled Eabne Delowar were given viewer access. Meeting minutes are kept in documents/. Work since Assessment 2 is tracked in Jira issues SCRUM-14 to SCRUM-20, covering model training, the dashboard, the demonstration, hosting, monitoring, testing and the final submission, and every release check is kept in Outputs/M1-M3.</w:t>
       </w:r>
     </w:p>
     <w:p>
@@ -46697,6 +48767,7 @@
           <w:szCs w:val="24"/>
           <w:lang w:val="en-AU"/>
         </w:rPr>
+        <w:lastRenderedPageBreak/>
         <w:t>Ethics, privacy and security</w:t>
       </w:r>
     </w:p>
@@ -46739,7 +48810,7 @@
           <w:rFonts w:ascii="Times New Roman" w:eastAsia="Times New Roman" w:hAnsi="Times New Roman"/>
           <w:sz w:val="24"/>
         </w:rPr>
-        <w:t>The CARE principles applied in Assessment 2 remain the frame. The data describe communities with a large Aboriginal population, yet no community consultation took place, so the project cannot claim "authority to control". This is stated as a limitation rather than solved, and it is a precondition for any real deployment.</w:t>
+        <w:t>The CARE principles (Carroll et al., 2020) applied in Assessment 2 remain the frame. The data describe communities with a large Aboriginal population, yet no community consultation took place, so the project cannot claim "authority to control". This is stated as a limitation rather than solved, and it is a precondition for any real deployment.</w:t>
       </w:r>
     </w:p>
     <w:p>
@@ -46753,14 +48824,14 @@
           <w:b/>
           <w:sz w:val="24"/>
         </w:rPr>
-        <w:t xml:space="preserve">Responsible use. </w:t>
-      </w:r>
-      <w:r>
-        <w:rPr>
-          <w:rFonts w:ascii="Times New Roman" w:eastAsia="Times New Roman" w:hAnsi="Times New Roman"/>
-          <w:sz w:val="24"/>
-        </w:rPr>
-        <w:t>Forecasts support resource planning, not the targeting of communities or individuals. Two dashboard elements were reviewed for this reason: the policy simulator is now labelled as illustrative, and the "critical surge" wording in the alert panel should be replaced with neutral language before any hosted release, so a region is not presented as a problem rather than a need.</w:t>
+        <w:t>Responsible use.</w:t>
+      </w:r>
+      <w:r>
+        <w:rPr>
+          <w:rFonts w:ascii="Times New Roman" w:eastAsia="Times New Roman" w:hAnsi="Times New Roman"/>
+          <w:sz w:val="24"/>
+        </w:rPr>
+        <w:t xml:space="preserve"> Forecasts support resource planning, not the targeting of communities or individuals; crime forecasts can reinforce existing patterns of enforcement when they are treated as targets (Perry et al., 2013). Two dashboard elements were changed for this reason: the policy simulator is labelled as illustrative, and the alert labels were replaced with neutral wording (High need, Elevated, Baseline), so a region is presented as a need for services rather than as a problem. The forecast tab also states that its ranges are region-level planning figures, not predictions about communities, places or individuals.</w:t>
       </w:r>
     </w:p>
     <w:p>
@@ -46878,7 +48949,6 @@
           <w:b/>
           <w:sz w:val="24"/>
         </w:rPr>
-        <w:lastRenderedPageBreak/>
         <w:t xml:space="preserve">Short alcohol series: </w:t>
       </w:r>
       <w:r>
@@ -47004,14 +49074,39 @@
           <w:b/>
           <w:sz w:val="24"/>
         </w:rPr>
-        <w:t xml:space="preserve">Delivery gaps: </w:t>
-      </w:r>
-      <w:r>
-        <w:rPr>
-          <w:rFonts w:ascii="Times New Roman" w:eastAsia="Times New Roman" w:hAnsi="Times New Roman"/>
-          <w:sz w:val="24"/>
-        </w:rPr>
-        <w:t>the dashboard is not hosted, does not yet show the forecast file, and monitoring is not automated.</w:t>
+        <w:t>Operational gaps:</w:t>
+      </w:r>
+      <w:r>
+        <w:rPr>
+          <w:rFonts w:ascii="Times New Roman" w:eastAsia="Times New Roman" w:hAnsi="Times New Roman"/>
+          <w:sz w:val="24"/>
+        </w:rPr>
+        <w:t xml:space="preserve"> the dashboard is not yet hosted, the release checks are started by hand rather than on a schedule, and the Workbench recomputes its diagnostic models at start-up.</w:t>
+      </w:r>
+    </w:p>
+    <w:p>
+      <w:pPr>
+        <w:numPr>
+          <w:ilvl w:val="0"/>
+          <w:numId w:val="17"/>
+        </w:numPr>
+        <w:spacing w:after="40"/>
+        <w:jc w:val="both"/>
+      </w:pPr>
+      <w:r>
+        <w:rPr>
+          <w:rFonts w:ascii="Times New Roman" w:eastAsia="Times New Roman" w:hAnsi="Times New Roman"/>
+          <w:b/>
+          <w:sz w:val="24"/>
+        </w:rPr>
+        <w:t>Initial thresholds:</w:t>
+      </w:r>
+      <w:r>
+        <w:rPr>
+          <w:rFonts w:ascii="Times New Roman" w:eastAsia="Times New Roman" w:hAnsi="Times New Roman"/>
+          <w:sz w:val="24"/>
+        </w:rPr>
+        <w:t xml:space="preserve"> the monitoring thresholds were set before much new data existed [A24] and need review after several releases.</w:t>
       </w:r>
     </w:p>
     <w:p>
@@ -47069,6 +49164,7 @@
           <w:szCs w:val="24"/>
           <w:lang w:val="en-AU"/>
         </w:rPr>
+        <w:lastRenderedPageBreak/>
         <w:t>Future improvements</w:t>
       </w:r>
     </w:p>
@@ -47087,14 +49183,14 @@
           <w:b/>
           <w:sz w:val="24"/>
         </w:rPr>
-        <w:t xml:space="preserve">Automate monitoring: </w:t>
-      </w:r>
-      <w:r>
-        <w:rPr>
-          <w:rFonts w:ascii="Times New Roman" w:eastAsia="Times New Roman" w:hAnsi="Times New Roman"/>
-          <w:sz w:val="24"/>
-        </w:rPr>
-        <w:t>a monitoring.py script that scores each new release against the thresholds in the monitoring design and logs PASS, WARN or FAIL.</w:t>
+        <w:t>Schedule the release checks:</w:t>
+      </w:r>
+      <w:r>
+        <w:rPr>
+          <w:rFonts w:ascii="Times New Roman" w:eastAsia="Times New Roman" w:hAnsi="Times New Roman"/>
+          <w:sz w:val="24"/>
+        </w:rPr>
+        <w:t xml:space="preserve"> run monitoring.py automatically, for example with GitHub Actions, when a new crime file is published, and tune the initial thresholds after several releases.</w:t>
       </w:r>
     </w:p>
     <w:p>
@@ -47112,14 +49208,14 @@
           <w:b/>
           <w:sz w:val="24"/>
         </w:rPr>
-        <w:t xml:space="preserve">Host and extend the dashboard: </w:t>
-      </w:r>
-      <w:r>
-        <w:rPr>
-          <w:rFonts w:ascii="Times New Roman" w:eastAsia="Times New Roman" w:hAnsi="Times New Roman"/>
-          <w:sz w:val="24"/>
-        </w:rPr>
-        <w:t>deploy on Streamlit Community Cloud, show the forecast file with intervals, and load the saved models instead of retraining.</w:t>
+        <w:t>Host and harden the dashboard:</w:t>
+      </w:r>
+      <w:r>
+        <w:rPr>
+          <w:rFonts w:ascii="Times New Roman" w:eastAsia="Times New Roman" w:hAnsi="Times New Roman"/>
+          <w:sz w:val="24"/>
+        </w:rPr>
+        <w:t xml:space="preserve"> publish it on Streamlit Community Cloud, add sign-in, and load the saved models in the Workbench.</w:t>
       </w:r>
     </w:p>
     <w:p>
@@ -47169,7 +49265,7 @@
           <w:rFonts w:ascii="Times New Roman" w:eastAsia="Times New Roman" w:hAnsi="Times New Roman"/>
           <w:sz w:val="24"/>
         </w:rPr>
-        <w:t>the panel-building code exists in three files, and each correction had to be made three times.</w:t>
+        <w:t>the panel-building code exists in three files, and each correction had to be made three times, a form of the technical debt described by Sculley et al. (2015).</w:t>
       </w:r>
     </w:p>
     <w:p>
@@ -47187,14 +49283,14 @@
           <w:b/>
           <w:sz w:val="24"/>
         </w:rPr>
-        <w:t xml:space="preserve">Schema check at ingest </w:t>
-      </w:r>
-      <w:r>
-        <w:rPr>
-          <w:rFonts w:ascii="Times New Roman" w:eastAsia="Times New Roman" w:hAnsi="Times New Roman"/>
-          <w:sz w:val="24"/>
-        </w:rPr>
-        <w:t>based on the audit's header-drift detection, and a monthly refresh once 2026 population estimates are published.</w:t>
+        <w:t>Stop bad files at ingest:</w:t>
+      </w:r>
+      <w:r>
+        <w:rPr>
+          <w:rFonts w:ascii="Times New Roman" w:eastAsia="Times New Roman" w:hAnsi="Times New Roman"/>
+          <w:sz w:val="24"/>
+        </w:rPr>
+        <w:t xml:space="preserve"> move the schema check (D2) into the pipeline itself, and refresh the panel monthly once 2026 population estimates are published.</w:t>
       </w:r>
     </w:p>
     <w:p>
@@ -47328,6 +49424,62 @@
           <w:rFonts w:ascii="Times New Roman" w:eastAsia="Times New Roman" w:hAnsi="Times New Roman"/>
           <w:sz w:val="24"/>
         </w:rPr>
+        <w:t xml:space="preserve">Cross, J. (2023, February 16). New "community-led" alcohol measures come into effect in and around Alice Springs. </w:t>
+      </w:r>
+      <w:r>
+        <w:rPr>
+          <w:rFonts w:ascii="Times New Roman" w:eastAsia="Times New Roman" w:hAnsi="Times New Roman"/>
+          <w:i/>
+          <w:sz w:val="24"/>
+        </w:rPr>
+        <w:t>National Indigenous Times</w:t>
+      </w:r>
+      <w:r>
+        <w:rPr>
+          <w:rFonts w:ascii="Times New Roman" w:eastAsia="Times New Roman" w:hAnsi="Times New Roman"/>
+          <w:sz w:val="24"/>
+        </w:rPr>
+        <w:t>. https://nit.com.au/16-02-2023/4984/New-community-led-alcohol-measures-come-into-effect-in-and-around-Alice-Springs</w:t>
+      </w:r>
+    </w:p>
+    <w:p>
+      <w:pPr>
+        <w:spacing w:after="80"/>
+        <w:ind w:left="720" w:hanging="720"/>
+      </w:pPr>
+      <w:r>
+        <w:rPr>
+          <w:rFonts w:ascii="Times New Roman" w:eastAsia="Times New Roman" w:hAnsi="Times New Roman"/>
+          <w:sz w:val="24"/>
+        </w:rPr>
+        <w:t xml:space="preserve">Gama, J., Žliobaitė, I., Bifet, A., Pechenizkiy, M., &amp; Bouchachia, A. (2014). A survey on concept drift adaptation. </w:t>
+      </w:r>
+      <w:r>
+        <w:rPr>
+          <w:rFonts w:ascii="Times New Roman" w:eastAsia="Times New Roman" w:hAnsi="Times New Roman"/>
+          <w:i/>
+          <w:sz w:val="24"/>
+        </w:rPr>
+        <w:t>ACM Computing Surveys, 46</w:t>
+      </w:r>
+      <w:r>
+        <w:rPr>
+          <w:rFonts w:ascii="Times New Roman" w:eastAsia="Times New Roman" w:hAnsi="Times New Roman"/>
+          <w:sz w:val="24"/>
+        </w:rPr>
+        <w:t>(4), Article 44. https://doi.org/10.1145/2523813</w:t>
+      </w:r>
+    </w:p>
+    <w:p>
+      <w:pPr>
+        <w:spacing w:after="80"/>
+        <w:ind w:left="720" w:hanging="720"/>
+      </w:pPr>
+      <w:r>
+        <w:rPr>
+          <w:rFonts w:ascii="Times New Roman" w:eastAsia="Times New Roman" w:hAnsi="Times New Roman"/>
+          <w:sz w:val="24"/>
+        </w:rPr>
         <w:t xml:space="preserve">Hyndman, R. J., &amp; Athanasopoulos, G. (2021). </w:t>
       </w:r>
       <w:r>
@@ -47344,6 +49496,175 @@
           <w:sz w:val="24"/>
         </w:rPr>
         <w:t xml:space="preserve"> (3rd ed.). OTexts. https://otexts.com/fpp3/</w:t>
+      </w:r>
+    </w:p>
+    <w:p>
+      <w:pPr>
+        <w:spacing w:after="80"/>
+        <w:ind w:left="720" w:hanging="720"/>
+      </w:pPr>
+      <w:r>
+        <w:rPr>
+          <w:rFonts w:ascii="Times New Roman" w:eastAsia="Times New Roman" w:hAnsi="Times New Roman"/>
+          <w:sz w:val="24"/>
+        </w:rPr>
+        <w:t xml:space="preserve">Hyndman, R. J., &amp; Koehler, A. B. (2006). Another look at measures of forecast accuracy. </w:t>
+      </w:r>
+      <w:r>
+        <w:rPr>
+          <w:rFonts w:ascii="Times New Roman" w:eastAsia="Times New Roman" w:hAnsi="Times New Roman"/>
+          <w:i/>
+          <w:sz w:val="24"/>
+        </w:rPr>
+        <w:t>International Journal of Forecasting, 22</w:t>
+      </w:r>
+      <w:r>
+        <w:rPr>
+          <w:rFonts w:ascii="Times New Roman" w:eastAsia="Times New Roman" w:hAnsi="Times New Roman"/>
+          <w:sz w:val="24"/>
+        </w:rPr>
+        <w:t>(4), 679-688. https://doi.org/10.1016/j.ijforecast.2006.03.001</w:t>
+      </w:r>
+    </w:p>
+    <w:p>
+      <w:pPr>
+        <w:spacing w:after="80"/>
+        <w:ind w:left="720" w:hanging="720"/>
+      </w:pPr>
+      <w:r>
+        <w:rPr>
+          <w:rFonts w:ascii="Times New Roman" w:eastAsia="Times New Roman" w:hAnsi="Times New Roman"/>
+          <w:sz w:val="24"/>
+        </w:rPr>
+        <w:t xml:space="preserve">Kaufman, S., Rosset, S., Perlich, C., &amp; Stitelman, O. (2012). Leakage in data mining: Formulation, detection, and avoidance. </w:t>
+      </w:r>
+      <w:r>
+        <w:rPr>
+          <w:rFonts w:ascii="Times New Roman" w:eastAsia="Times New Roman" w:hAnsi="Times New Roman"/>
+          <w:i/>
+          <w:sz w:val="24"/>
+        </w:rPr>
+        <w:t>ACM Transactions on Knowledge Discovery from Data, 6</w:t>
+      </w:r>
+      <w:r>
+        <w:rPr>
+          <w:rFonts w:ascii="Times New Roman" w:eastAsia="Times New Roman" w:hAnsi="Times New Roman"/>
+          <w:sz w:val="24"/>
+        </w:rPr>
+        <w:t>(4), Article 15. https://doi.org/10.1145/2382577.2382579</w:t>
+      </w:r>
+    </w:p>
+    <w:p>
+      <w:pPr>
+        <w:spacing w:after="80"/>
+        <w:ind w:left="720" w:hanging="720"/>
+      </w:pPr>
+      <w:r>
+        <w:rPr>
+          <w:rFonts w:ascii="Times New Roman" w:eastAsia="Times New Roman" w:hAnsi="Times New Roman"/>
+          <w:sz w:val="24"/>
+        </w:rPr>
+        <w:t xml:space="preserve">Makridakis, S., Spiliotis, E., &amp; Assimakopoulos, V. (2018). Statistical and machine learning forecasting methods: Concerns and ways forward. </w:t>
+      </w:r>
+      <w:r>
+        <w:rPr>
+          <w:rFonts w:ascii="Times New Roman" w:eastAsia="Times New Roman" w:hAnsi="Times New Roman"/>
+          <w:i/>
+          <w:sz w:val="24"/>
+        </w:rPr>
+        <w:t>PLoS ONE, 13</w:t>
+      </w:r>
+      <w:r>
+        <w:rPr>
+          <w:rFonts w:ascii="Times New Roman" w:eastAsia="Times New Roman" w:hAnsi="Times New Roman"/>
+          <w:sz w:val="24"/>
+        </w:rPr>
+        <w:t>(3), Article e0194889. https://doi.org/10.1371/journal.pone.0194889</w:t>
+      </w:r>
+    </w:p>
+    <w:p>
+      <w:pPr>
+        <w:spacing w:after="80"/>
+        <w:ind w:left="720" w:hanging="720"/>
+      </w:pPr>
+      <w:r>
+        <w:rPr>
+          <w:rFonts w:ascii="Times New Roman" w:eastAsia="Times New Roman" w:hAnsi="Times New Roman"/>
+          <w:sz w:val="24"/>
+        </w:rPr>
+        <w:t xml:space="preserve">Perry, W. L., McInnis, B., Price, C. C., Smith, S. C., &amp; Hollywood, J. S. (2013). </w:t>
+      </w:r>
+      <w:r>
+        <w:rPr>
+          <w:rFonts w:ascii="Times New Roman" w:eastAsia="Times New Roman" w:hAnsi="Times New Roman"/>
+          <w:i/>
+          <w:sz w:val="24"/>
+        </w:rPr>
+        <w:t>Predictive policing: The role of crime forecasting in law enforcement operations</w:t>
+      </w:r>
+      <w:r>
+        <w:rPr>
+          <w:rFonts w:ascii="Times New Roman" w:eastAsia="Times New Roman" w:hAnsi="Times New Roman"/>
+          <w:sz w:val="24"/>
+        </w:rPr>
+        <w:t>. RAND Corporation. https://doi.org/10.7249/RR233</w:t>
+      </w:r>
+    </w:p>
+    <w:p>
+      <w:pPr>
+        <w:spacing w:after="80"/>
+        <w:ind w:left="720" w:hanging="720"/>
+      </w:pPr>
+      <w:r>
+        <w:rPr>
+          <w:rFonts w:ascii="Times New Roman" w:eastAsia="Times New Roman" w:hAnsi="Times New Roman"/>
+          <w:sz w:val="24"/>
+        </w:rPr>
+        <w:lastRenderedPageBreak/>
+        <w:t xml:space="preserve">Sculley, D., Holt, G., Golovin, D., Davydov, E., Phillips, T., Ebner, D., Chaudhary, V., Young, M., Crespo, J.-F., &amp; Dennison, D. (2015). Hidden technical debt in machine learning systems. In </w:t>
+      </w:r>
+      <w:r>
+        <w:rPr>
+          <w:rFonts w:ascii="Times New Roman" w:eastAsia="Times New Roman" w:hAnsi="Times New Roman"/>
+          <w:i/>
+          <w:sz w:val="24"/>
+        </w:rPr>
+        <w:t>Advances in Neural Information Processing Systems 28</w:t>
+      </w:r>
+      <w:r>
+        <w:rPr>
+          <w:rFonts w:ascii="Times New Roman" w:eastAsia="Times New Roman" w:hAnsi="Times New Roman"/>
+          <w:sz w:val="24"/>
+        </w:rPr>
+        <w:t xml:space="preserve"> (pp. 2503-2511). https://proceedings.neurips.cc/paper/2015/file/86df7dcfd896fcaf2674f757a2463eba-Paper.pdf</w:t>
+      </w:r>
+    </w:p>
+    <w:p>
+      <w:pPr>
+        <w:spacing w:after="80"/>
+        <w:ind w:left="720" w:hanging="720"/>
+      </w:pPr>
+      <w:r>
+        <w:rPr>
+          <w:rFonts w:ascii="Times New Roman" w:eastAsia="Times New Roman" w:hAnsi="Times New Roman"/>
+          <w:sz w:val="24"/>
+        </w:rPr>
+        <w:t xml:space="preserve">Smith, J., Whetton, S., &amp; d'Abbs, P. (2019). </w:t>
+      </w:r>
+      <w:r>
+        <w:rPr>
+          <w:rFonts w:ascii="Times New Roman" w:eastAsia="Times New Roman" w:hAnsi="Times New Roman"/>
+          <w:i/>
+          <w:sz w:val="24"/>
+        </w:rPr>
+        <w:t>The social and economic costs and harms of alcohol consumption in the NT</w:t>
+      </w:r>
+      <w:r>
+        <w:rPr>
+          <w:rFonts w:ascii="Times New Roman" w:eastAsia="Times New Roman" w:hAnsi="Times New Roman"/>
+          <w:sz w:val="24"/>
+        </w:rPr>
+        <w:t>. Menzies School of Health Research. https://www.menzies.edu.au/icms_docs/302326_Final_Report_-_Social_and_Economic_Costs_and_Harms_of_Alcohol_Consumption_in_the_Northern_Territory.pdf</w:t>
       </w:r>
     </w:p>
     <w:p>
@@ -47535,7 +49856,7 @@
         </w:rPr>
         <w:drawing>
           <wp:inline distT="0" distB="0" distL="0" distR="0" wp14:anchorId="7B812E72" wp14:editId="25DFCBEB">
-            <wp:extent cx="3600000" cy="2023358"/>
+            <wp:extent cx="3960000" cy="2225693"/>
             <wp:effectExtent l="0" t="0" r="0" b="0"/>
             <wp:docPr id="2111422778" name="Picture 2111422778"/>
             <wp:cNvGraphicFramePr>
@@ -47549,7 +49870,7 @@
                     <pic:cNvPicPr/>
                   </pic:nvPicPr>
                   <pic:blipFill>
-                    <a:blip r:embed="rId77"/>
+                    <a:blip r:embed="rId78"/>
                     <a:stretch>
                       <a:fillRect/>
                     </a:stretch>
@@ -47557,7 +49878,7 @@
                   <pic:spPr>
                     <a:xfrm>
                       <a:off x="0" y="0"/>
-                      <a:ext cx="3600000" cy="2023358"/>
+                      <a:ext cx="3960000" cy="2225693"/>
                     </a:xfrm>
                     <a:prstGeom prst="rect">
                       <a:avLst/>
@@ -47580,7 +49901,7 @@
           <w:rFonts w:ascii="Times New Roman" w:eastAsia="Times New Roman" w:hAnsi="Times New Roman"/>
           <w:i/>
         </w:rPr>
-        <w:t>AWS Academy Data Engineering, Capstone project: submitted, score 20/25, 17 October 2026, 12:02 am. Task 1 lost 5 marks only because the grader looks for an AWS Cloud9 environment that the lab account is not permitted to create (explicit deny); all other checks passed.</w:t>
+        <w:t>AWS Academy Data Engineering, Capstone project: submitted, score 20/25, 17 October 2026, 12:02 am. Task 1 lost 5 marks only because the grader looks for an AWS Cloud9 environment that the lab account is not permitted to create (explicit deny); all other checks passed. The block was reported to the unit coordinator.</w:t>
       </w:r>
     </w:p>
     <w:p>
@@ -47618,7 +49939,7 @@
           <w:rFonts w:ascii="Times New Roman" w:eastAsia="Times New Roman" w:hAnsi="Times New Roman"/>
           <w:sz w:val="24"/>
         </w:rPr>
-        <w:t>Since Assessment 2 I owned the analytics, evaluation and forecasting work. After Will's audit found that two features came from the target month, I lagged them, rebuilt the backtest so every forecast uses only data known on its forecast date, and redesigned the alcohol comparison on identical rows. I then wrote forecast.py, which produces 1 to 12 month forecasts with 80% intervals, saves one model per horizon and tests the frozen models on January to April 2026. I documented every change in the README, CHANGELOG and assumption log, fixed a reference environment so results reproduce exactly, presented slides 12 to 16 in Assessment 3, and administered GitHub and Jira, including restoring Jira access.</w:t>
+        <w:t>Since Assessment 2 I owned the analytics, evaluation and forecasting work. After Will's audit found that two features came from the target month, I lagged them, rebuilt the backtest so every forecast uses only data known on its forecast date, and redesigned the alcohol comparison on identical rows. I then wrote forecast.py (1 to 12 month forecasts with 80% intervals, saved models and the 2026 check) and monitoring.py, which implements Emma's monitoring design, and added the forecast and monitoring views to the dashboard. I documented every change in the README, CHANGELOG and assumption log, fixed a reference environment so results reproduce exactly, presented slides 12 to 16 in Assessment 3, and administered GitHub and Jira, including restoring Jira access.</w:t>
       </w:r>
     </w:p>
     <w:p>
@@ -47629,27 +49950,6 @@
           <w:sz w:val="22"/>
         </w:rPr>
         <w:t xml:space="preserve">Commits: </w:t>
-      </w:r>
-      <w:hyperlink r:id="rId78">
-        <w:r>
-          <w:rPr>
-            <w:rStyle w:val="Hyperlink"/>
-            <w:rFonts w:ascii="Times New Roman" w:hAnsi="Times New Roman"/>
-            <w:color w:val="0563C1"/>
-            <w:sz w:val="22"/>
-          </w:rPr>
-          <w:t>github.com/HendrickDang/PRT661-DATA-SCIENCE-PRACTICE/commits?author=HendrickDang</w:t>
-        </w:r>
-      </w:hyperlink>
-    </w:p>
-    <w:p>
-      <w:r>
-        <w:rPr>
-          <w:rFonts w:ascii="Times New Roman" w:eastAsia="Times New Roman" w:hAnsi="Times New Roman"/>
-          <w:b/>
-          <w:sz w:val="22"/>
-        </w:rPr>
-        <w:t xml:space="preserve">Feature-timing fix: </w:t>
       </w:r>
       <w:hyperlink r:id="rId79">
         <w:r>
@@ -47659,7 +49959,7 @@
             <w:color w:val="0563C1"/>
             <w:sz w:val="22"/>
           </w:rPr>
-          <w:t>github.com/HendrickDang/PRT661-DATA-SCIENCE-PRACTICE/commit/9fa44d8</w:t>
+          <w:t>commits by HendrickDang</w:t>
         </w:r>
       </w:hyperlink>
     </w:p>
@@ -47670,7 +49970,7 @@
           <w:b/>
           <w:sz w:val="22"/>
         </w:rPr>
-        <w:t xml:space="preserve">Forecast stage: </w:t>
+        <w:t xml:space="preserve">Feature-timing fix: </w:t>
       </w:r>
       <w:hyperlink r:id="rId80">
         <w:r>
@@ -47680,7 +49980,7 @@
             <w:color w:val="0563C1"/>
             <w:sz w:val="22"/>
           </w:rPr>
-          <w:t>github.com/HendrickDang/PRT661-DATA-SCIENCE-PRACTICE/commit/1bc597f</w:t>
+          <w:t>commit 9fa44d8</w:t>
         </w:r>
       </w:hyperlink>
     </w:p>
@@ -47691,7 +49991,7 @@
           <w:b/>
           <w:sz w:val="22"/>
         </w:rPr>
-        <w:t xml:space="preserve">Change log: </w:t>
+        <w:t xml:space="preserve">Forecast stage: </w:t>
       </w:r>
       <w:hyperlink r:id="rId81">
         <w:r>
@@ -47701,7 +50001,7 @@
             <w:color w:val="0563C1"/>
             <w:sz w:val="22"/>
           </w:rPr>
-          <w:t>github.com/HendrickDang/PRT661-DATA-SCIENCE-PRACTICE/blob/main/CHANGELOG.md</w:t>
+          <w:t>commit 1bc597f</w:t>
         </w:r>
       </w:hyperlink>
     </w:p>
@@ -47712,9 +50012,30 @@
           <w:b/>
           <w:sz w:val="22"/>
         </w:rPr>
-        <w:t xml:space="preserve">Jira: </w:t>
+        <w:t xml:space="preserve">Monitoring script: </w:t>
       </w:r>
       <w:hyperlink r:id="rId82">
+        <w:r>
+          <w:rPr>
+            <w:rStyle w:val="Hyperlink"/>
+            <w:rFonts w:ascii="Times New Roman" w:eastAsia="Times New Roman" w:hAnsi="Times New Roman"/>
+            <w:color w:val="0563C1"/>
+            <w:sz w:val="22"/>
+          </w:rPr>
+          <w:t>monitoring.py on GitHub</w:t>
+        </w:r>
+      </w:hyperlink>
+    </w:p>
+    <w:p>
+      <w:r>
+        <w:rPr>
+          <w:rFonts w:ascii="Times New Roman" w:eastAsia="Times New Roman" w:hAnsi="Times New Roman"/>
+          <w:b/>
+          <w:sz w:val="22"/>
+        </w:rPr>
+        <w:t xml:space="preserve">Change log: </w:t>
+      </w:r>
+      <w:hyperlink r:id="rId83">
         <w:r>
           <w:rPr>
             <w:rStyle w:val="Hyperlink"/>
@@ -47722,9 +50043,55 @@
             <w:color w:val="0563C1"/>
             <w:sz w:val="22"/>
           </w:rPr>
-          <w:t>hendrickdang.atlassian.net/jira/software/projects/SCRUM/boards/1/timeline</w:t>
+          <w:t>CHANGELOG.md</w:t>
         </w:r>
       </w:hyperlink>
+    </w:p>
+    <w:p>
+      <w:r>
+        <w:rPr>
+          <w:rFonts w:ascii="Times New Roman" w:eastAsia="Times New Roman" w:hAnsi="Times New Roman"/>
+          <w:b/>
+          <w:sz w:val="22"/>
+        </w:rPr>
+        <w:t xml:space="preserve">Jira issues: </w:t>
+      </w:r>
+      <w:hyperlink r:id="rId84">
+        <w:r>
+          <w:rPr>
+            <w:rStyle w:val="Hyperlink"/>
+            <w:rFonts w:ascii="Times New Roman" w:eastAsia="Times New Roman" w:hAnsi="Times New Roman"/>
+            <w:color w:val="0563C1"/>
+            <w:sz w:val="22"/>
+          </w:rPr>
+          <w:t>SCRUM-14</w:t>
+        </w:r>
+      </w:hyperlink>
+      <w:r>
+        <w:rPr>
+          <w:rFonts w:ascii="Times New Roman" w:eastAsia="Times New Roman" w:hAnsi="Times New Roman"/>
+          <w:sz w:val="22"/>
+        </w:rPr>
+        <w:t xml:space="preserve"> (model training and validation), </w:t>
+      </w:r>
+      <w:hyperlink r:id="rId85">
+        <w:r>
+          <w:rPr>
+            <w:rStyle w:val="Hyperlink"/>
+            <w:rFonts w:ascii="Times New Roman" w:eastAsia="Times New Roman" w:hAnsi="Times New Roman"/>
+            <w:color w:val="0563C1"/>
+            <w:sz w:val="22"/>
+          </w:rPr>
+          <w:t>SCRUM-19</w:t>
+        </w:r>
+      </w:hyperlink>
+      <w:r>
+        <w:rPr>
+          <w:rFonts w:ascii="Times New Roman" w:eastAsia="Times New Roman" w:hAnsi="Times New Roman"/>
+          <w:sz w:val="22"/>
+        </w:rPr>
+        <w:t xml:space="preserve"> (pipeline testing and report)</w:t>
+      </w:r>
     </w:p>
     <w:p>
       <w:pPr>
@@ -47933,7 +50300,7 @@
         </w:rPr>
         <w:drawing>
           <wp:inline distT="0" distB="0" distL="0" distR="0" wp14:anchorId="65DEF653" wp14:editId="294C8438">
-            <wp:extent cx="5731510" cy="3222625"/>
+            <wp:extent cx="4320000" cy="2428982"/>
             <wp:effectExtent l="0" t="0" r="2540" b="0"/>
             <wp:docPr id="383937949" name="Picture 1"/>
             <wp:cNvGraphicFramePr>
@@ -47947,7 +50314,7 @@
                     <pic:cNvPicPr/>
                   </pic:nvPicPr>
                   <pic:blipFill>
-                    <a:blip r:embed="rId83"/>
+                    <a:blip r:embed="rId86"/>
                     <a:stretch>
                       <a:fillRect/>
                     </a:stretch>
@@ -47955,7 +50322,7 @@
                   <pic:spPr>
                     <a:xfrm>
                       <a:off x="0" y="0"/>
-                      <a:ext cx="5731510" cy="3222625"/>
+                      <a:ext cx="4320000" cy="2428982"/>
                     </a:xfrm>
                     <a:prstGeom prst="rect">
                       <a:avLst/>
@@ -47981,7 +50348,7 @@
           <w:rFonts w:ascii="Times New Roman" w:eastAsia="Times New Roman" w:hAnsi="Times New Roman"/>
           <w:i/>
         </w:rPr>
-        <w:t>AWS Academy Data Engineering, Capstone project: submitted, score 20/25, 17 October 2026. Task 1 lost 5 marks only because the grader looks for an AWS Cloud9 environment that the lab account is not permitted to create (explicit deny); all other checks passed.</w:t>
+        <w:t>AWS Academy Data Engineering, Capstone project: submitted, score 20/25, 17 October 2026, 12:26 am. Task 1 lost 5 marks only because the grader looks for an AWS Cloud9 environment that the lab account is not permitted to create (explicit deny); all other checks passed.</w:t>
       </w:r>
     </w:p>
     <w:p>
@@ -48025,7 +50392,7 @@
           <w:rFonts w:ascii="Times New Roman" w:eastAsia="Times New Roman" w:hAnsi="Times New Roman"/>
           <w:sz w:val="24"/>
         </w:rPr>
-        <w:t>Since Assessment 2 I wrote the deployment and monitoring design documents, which define how the system is run, released and rolled back, and the PASS, WARN and FAIL checks applied after each data release. I coordinated the Assessment 3 and Assessment 4 reports, prepared the dashboard section of the Assessment 3 slides and presented slides 7 to 11, and kept Jira tasks up to date.</w:t>
+        <w:t>Since Assessment 2 I wrote the deployment and monitoring design documents, which define how the system is run, released and rolled back, and the PASS, WARN and FAIL checks applied after each data release; monitoring.py now implements them. I coordinated the Assessment 3 and Assessment 4 reports, prepared the dashboard section of the Assessment 3 slides and presented slides 7 to 11, and kept Jira tasks up to date.</w:t>
       </w:r>
     </w:p>
     <w:p>
@@ -48036,69 +50403,6 @@
           <w:sz w:val="22"/>
         </w:rPr>
         <w:t xml:space="preserve">Commits: </w:t>
-      </w:r>
-      <w:hyperlink r:id="rId84">
-        <w:r>
-          <w:rPr>
-            <w:rStyle w:val="Hyperlink"/>
-            <w:rFonts w:ascii="Times New Roman" w:hAnsi="Times New Roman"/>
-            <w:color w:val="0563C1"/>
-            <w:sz w:val="22"/>
-          </w:rPr>
-          <w:t>github.com/HendrickDang/PRT661-DATA-SCIENCE-PRACTICE/commits?author=EmmaTran56</w:t>
-        </w:r>
-      </w:hyperlink>
-    </w:p>
-    <w:p>
-      <w:r>
-        <w:rPr>
-          <w:rFonts w:ascii="Times New Roman" w:eastAsia="Times New Roman" w:hAnsi="Times New Roman"/>
-          <w:b/>
-          <w:sz w:val="22"/>
-        </w:rPr>
-        <w:t xml:space="preserve">Design documents: </w:t>
-      </w:r>
-      <w:hyperlink r:id="rId85">
-        <w:r>
-          <w:rPr>
-            <w:rStyle w:val="Hyperlink"/>
-            <w:rFonts w:ascii="Times New Roman" w:hAnsi="Times New Roman"/>
-            <w:color w:val="0563C1"/>
-            <w:sz w:val="22"/>
-          </w:rPr>
-          <w:t>github.com/HendrickDang/PRT661-DATA-SCIENCE-PRACTICE/commit/d15b5c0</w:t>
-        </w:r>
-      </w:hyperlink>
-    </w:p>
-    <w:p>
-      <w:r>
-        <w:rPr>
-          <w:rFonts w:ascii="Times New Roman" w:eastAsia="Times New Roman" w:hAnsi="Times New Roman"/>
-          <w:b/>
-          <w:sz w:val="22"/>
-        </w:rPr>
-        <w:t xml:space="preserve">Documents folder: </w:t>
-      </w:r>
-      <w:hyperlink r:id="rId86">
-        <w:r>
-          <w:rPr>
-            <w:rStyle w:val="Hyperlink"/>
-            <w:rFonts w:ascii="Times New Roman" w:hAnsi="Times New Roman"/>
-            <w:color w:val="0563C1"/>
-            <w:sz w:val="22"/>
-          </w:rPr>
-          <w:t>github.com/HendrickDang/PRT661-DATA-SCIENCE-PRACTICE/tree/main/documents</w:t>
-        </w:r>
-      </w:hyperlink>
-    </w:p>
-    <w:p>
-      <w:r>
-        <w:rPr>
-          <w:rFonts w:ascii="Times New Roman" w:eastAsia="Times New Roman" w:hAnsi="Times New Roman"/>
-          <w:b/>
-          <w:sz w:val="22"/>
-        </w:rPr>
-        <w:t xml:space="preserve">Jira: </w:t>
       </w:r>
       <w:hyperlink r:id="rId87">
         <w:r>
@@ -48108,9 +50412,79 @@
             <w:color w:val="0563C1"/>
             <w:sz w:val="22"/>
           </w:rPr>
-          <w:t>hendrickdang.atlassian.net/jira/software/projects/SCRUM/boards/1/timeline</w:t>
+          <w:t>commits by EmmaTran56</w:t>
         </w:r>
       </w:hyperlink>
+    </w:p>
+    <w:p>
+      <w:r>
+        <w:rPr>
+          <w:rFonts w:ascii="Times New Roman" w:eastAsia="Times New Roman" w:hAnsi="Times New Roman"/>
+          <w:b/>
+          <w:sz w:val="22"/>
+        </w:rPr>
+        <w:t xml:space="preserve">Design documents: </w:t>
+      </w:r>
+      <w:hyperlink r:id="rId88">
+        <w:r>
+          <w:rPr>
+            <w:rStyle w:val="Hyperlink"/>
+            <w:rFonts w:ascii="Times New Roman" w:hAnsi="Times New Roman"/>
+            <w:color w:val="0563C1"/>
+            <w:sz w:val="22"/>
+          </w:rPr>
+          <w:t>commit d15b5c0</w:t>
+        </w:r>
+      </w:hyperlink>
+    </w:p>
+    <w:p>
+      <w:r>
+        <w:rPr>
+          <w:rFonts w:ascii="Times New Roman" w:eastAsia="Times New Roman" w:hAnsi="Times New Roman"/>
+          <w:b/>
+          <w:sz w:val="22"/>
+        </w:rPr>
+        <w:t xml:space="preserve">Documents folder: </w:t>
+      </w:r>
+      <w:hyperlink r:id="rId89">
+        <w:r>
+          <w:rPr>
+            <w:rStyle w:val="Hyperlink"/>
+            <w:rFonts w:ascii="Times New Roman" w:hAnsi="Times New Roman"/>
+            <w:color w:val="0563C1"/>
+            <w:sz w:val="22"/>
+          </w:rPr>
+          <w:t>documents/</w:t>
+        </w:r>
+      </w:hyperlink>
+    </w:p>
+    <w:p>
+      <w:r>
+        <w:rPr>
+          <w:rFonts w:ascii="Times New Roman" w:eastAsia="Times New Roman" w:hAnsi="Times New Roman"/>
+          <w:b/>
+          <w:sz w:val="22"/>
+        </w:rPr>
+        <w:t xml:space="preserve">Jira issue: </w:t>
+      </w:r>
+      <w:hyperlink r:id="rId90">
+        <w:r>
+          <w:rPr>
+            <w:rStyle w:val="Hyperlink"/>
+            <w:rFonts w:ascii="Times New Roman" w:eastAsia="Times New Roman" w:hAnsi="Times New Roman"/>
+            <w:color w:val="0563C1"/>
+            <w:sz w:val="22"/>
+          </w:rPr>
+          <w:t>SCRUM-18</w:t>
+        </w:r>
+      </w:hyperlink>
+      <w:r>
+        <w:rPr>
+          <w:rFonts w:ascii="Times New Roman" w:eastAsia="Times New Roman" w:hAnsi="Times New Roman"/>
+          <w:sz w:val="22"/>
+        </w:rPr>
+        <w:t xml:space="preserve"> (monitoring and retraining logic)</w:t>
+      </w:r>
     </w:p>
     <w:p>
       <w:pPr>
@@ -48159,23 +50533,126 @@
           <w:rFonts w:ascii="Times New Roman" w:eastAsia="Times New Roman" w:hAnsi="Times New Roman"/>
           <w:sz w:val="24"/>
         </w:rPr>
-        <w:t>The most significant work since Assessment 2 was turning our deployment and monitoring plans into concrete designs that the rest of the system now follows. The main challenge was setting thresholds before we had much new data; I based them on the backtest and planned to review them after each release, and the 2026</w:t>
-      </w:r>
-      <w:r>
-        <w:rPr>
-          <w:rFonts w:ascii="Times New Roman" w:eastAsia="Times New Roman" w:hAnsi="Times New Roman"/>
-          <w:sz w:val="24"/>
-          <w:lang w:val="vi-VN"/>
-        </w:rPr>
-        <w:t xml:space="preserve"> </w:t>
-      </w:r>
-      <w:r>
-        <w:rPr>
-          <w:rFonts w:ascii="Times New Roman" w:eastAsia="Times New Roman" w:hAnsi="Times New Roman"/>
-          <w:sz w:val="24"/>
-        </w:rPr>
-        <w:t>became the first test of that approach. Coordinating the reports also taught me how much a final document depends on agreeing numbers early, which mattered when our results changed after Assessment 3. My contribution supported the project by making sure the technical work could be run, checked and maintained by someone other than its author.</w:t>
-      </w:r>
+        <w:t>The most significant work since Assessment 2 was turning our deployment and monitoring plans into concrete designs that the rest of the system now follows. The main challenge was setting thresholds before we had much new data; I based them on the backtest and planned to review them after each release, and the 2026 check became the first test of that approach. Coordinating the reports also taught me how much a final document depends on agreeing numbers early, which mattered when our results changed after Assessment 3. My contribution supported the project by making sure the technical work could be run, checked and maintained by someone other than its author.</w:t>
+      </w:r>
+    </w:p>
+    <w:p>
+      <w:pPr>
+        <w:pStyle w:val="ListParagraph"/>
+        <w:pageBreakBefore/>
+        <w:numPr>
+          <w:ilvl w:val="6"/>
+          <w:numId w:val="22"/>
+        </w:numPr>
+        <w:spacing w:before="120" w:after="0" w:line="276" w:lineRule="auto"/>
+        <w:ind w:left="426"/>
+        <w:contextualSpacing w:val="0"/>
+        <w:jc w:val="both"/>
+        <w:rPr>
+          <w:rFonts w:ascii="Times New Roman" w:eastAsia="Times New Roman" w:hAnsi="Times New Roman"/>
+          <w:b/>
+          <w:bCs/>
+          <w:sz w:val="24"/>
+          <w:szCs w:val="24"/>
+          <w:lang w:val="en-AU"/>
+        </w:rPr>
+      </w:pPr>
+      <w:r>
+        <w:rPr>
+          <w:rFonts w:ascii="Times New Roman" w:eastAsia="Times New Roman" w:hAnsi="Times New Roman"/>
+          <w:b/>
+          <w:bCs/>
+          <w:sz w:val="24"/>
+          <w:szCs w:val="24"/>
+          <w:lang w:val="en-AU"/>
+        </w:rPr>
+        <w:lastRenderedPageBreak/>
+        <w:t>Student Information</w:t>
+      </w:r>
+    </w:p>
+    <w:p>
+      <w:pPr>
+        <w:spacing w:line="276" w:lineRule="auto"/>
+        <w:ind w:left="426"/>
+        <w:jc w:val="both"/>
+        <w:rPr>
+          <w:rFonts w:ascii="Times New Roman" w:eastAsia="Times New Roman" w:hAnsi="Times New Roman"/>
+          <w:sz w:val="24"/>
+          <w:szCs w:val="24"/>
+        </w:rPr>
+      </w:pPr>
+      <w:r>
+        <w:rPr>
+          <w:rFonts w:ascii="Times New Roman" w:eastAsia="Times New Roman" w:hAnsi="Times New Roman"/>
+          <w:sz w:val="24"/>
+          <w:szCs w:val="24"/>
+        </w:rPr>
+        <w:t>Name: Ngoc Anh Nguyen (Will)</w:t>
+      </w:r>
+    </w:p>
+    <w:p>
+      <w:pPr>
+        <w:spacing w:line="276" w:lineRule="auto"/>
+        <w:ind w:left="426"/>
+        <w:jc w:val="both"/>
+        <w:rPr>
+          <w:rFonts w:ascii="Times New Roman" w:eastAsia="Times New Roman" w:hAnsi="Times New Roman"/>
+          <w:sz w:val="24"/>
+          <w:szCs w:val="24"/>
+        </w:rPr>
+      </w:pPr>
+      <w:r>
+        <w:rPr>
+          <w:rFonts w:ascii="Times New Roman" w:eastAsia="Times New Roman" w:hAnsi="Times New Roman"/>
+          <w:sz w:val="24"/>
+          <w:szCs w:val="24"/>
+        </w:rPr>
+        <w:t>Student ID: S386805</w:t>
+      </w:r>
+    </w:p>
+    <w:p>
+      <w:pPr>
+        <w:pStyle w:val="ListParagraph"/>
+        <w:numPr>
+          <w:ilvl w:val="6"/>
+          <w:numId w:val="22"/>
+        </w:numPr>
+        <w:spacing w:line="276" w:lineRule="auto"/>
+        <w:ind w:left="426"/>
+        <w:jc w:val="both"/>
+        <w:rPr>
+          <w:rFonts w:ascii="Times New Roman" w:eastAsia="Times New Roman" w:hAnsi="Times New Roman"/>
+          <w:b/>
+          <w:bCs/>
+          <w:sz w:val="24"/>
+          <w:szCs w:val="24"/>
+        </w:rPr>
+      </w:pPr>
+      <w:r>
+        <w:rPr>
+          <w:rFonts w:ascii="Times New Roman" w:eastAsia="Times New Roman" w:hAnsi="Times New Roman"/>
+          <w:b/>
+          <w:bCs/>
+          <w:sz w:val="24"/>
+          <w:szCs w:val="24"/>
+        </w:rPr>
+        <w:t>Individual Capstone Project Completion Evidence</w:t>
+      </w:r>
+    </w:p>
+    <w:p>
+      <w:pPr>
+        <w:pStyle w:val="ListParagraph"/>
+        <w:spacing w:line="276" w:lineRule="auto"/>
+        <w:ind w:left="426"/>
+        <w:jc w:val="both"/>
+        <w:rPr>
+          <w:rFonts w:ascii="Times New Roman" w:eastAsia="Times New Roman" w:hAnsi="Times New Roman"/>
+          <w:b/>
+          <w:bCs/>
+          <w:sz w:val="24"/>
+          <w:szCs w:val="24"/>
+        </w:rPr>
+      </w:pPr>
     </w:p>
     <w:p>
       <w:pPr>
@@ -48206,123 +50683,6 @@
           <w:szCs w:val="24"/>
           <w:lang w:val="en-AU"/>
         </w:rPr>
-        <w:lastRenderedPageBreak/>
-        <w:t>Student Information</w:t>
-      </w:r>
-    </w:p>
-    <w:p>
-      <w:pPr>
-        <w:spacing w:line="276" w:lineRule="auto"/>
-        <w:ind w:left="426"/>
-        <w:jc w:val="both"/>
-        <w:rPr>
-          <w:rFonts w:ascii="Times New Roman" w:eastAsia="Times New Roman" w:hAnsi="Times New Roman"/>
-          <w:sz w:val="24"/>
-          <w:szCs w:val="24"/>
-        </w:rPr>
-      </w:pPr>
-      <w:r>
-        <w:rPr>
-          <w:rFonts w:ascii="Times New Roman" w:eastAsia="Times New Roman" w:hAnsi="Times New Roman"/>
-          <w:sz w:val="24"/>
-          <w:szCs w:val="24"/>
-        </w:rPr>
-        <w:t>Name: Ngoc Anh Nguyen (Will)</w:t>
-      </w:r>
-    </w:p>
-    <w:p>
-      <w:pPr>
-        <w:spacing w:line="276" w:lineRule="auto"/>
-        <w:ind w:left="426"/>
-        <w:jc w:val="both"/>
-        <w:rPr>
-          <w:rFonts w:ascii="Times New Roman" w:eastAsia="Times New Roman" w:hAnsi="Times New Roman"/>
-          <w:sz w:val="24"/>
-          <w:szCs w:val="24"/>
-        </w:rPr>
-      </w:pPr>
-      <w:r>
-        <w:rPr>
-          <w:rFonts w:ascii="Times New Roman" w:eastAsia="Times New Roman" w:hAnsi="Times New Roman"/>
-          <w:sz w:val="24"/>
-          <w:szCs w:val="24"/>
-        </w:rPr>
-        <w:t>Student ID: S386805</w:t>
-      </w:r>
-    </w:p>
-    <w:p>
-      <w:pPr>
-        <w:pStyle w:val="ListParagraph"/>
-        <w:numPr>
-          <w:ilvl w:val="6"/>
-          <w:numId w:val="22"/>
-        </w:numPr>
-        <w:spacing w:line="276" w:lineRule="auto"/>
-        <w:ind w:left="426"/>
-        <w:jc w:val="both"/>
-        <w:rPr>
-          <w:rFonts w:ascii="Times New Roman" w:eastAsia="Times New Roman" w:hAnsi="Times New Roman"/>
-          <w:b/>
-          <w:bCs/>
-          <w:sz w:val="24"/>
-          <w:szCs w:val="24"/>
-        </w:rPr>
-      </w:pPr>
-      <w:r>
-        <w:rPr>
-          <w:rFonts w:ascii="Times New Roman" w:eastAsia="Times New Roman" w:hAnsi="Times New Roman"/>
-          <w:b/>
-          <w:bCs/>
-          <w:sz w:val="24"/>
-          <w:szCs w:val="24"/>
-        </w:rPr>
-        <w:t>Individual Capstone Project Completion Evidence</w:t>
-      </w:r>
-    </w:p>
-    <w:p>
-      <w:pPr>
-        <w:pStyle w:val="ListParagraph"/>
-        <w:spacing w:line="276" w:lineRule="auto"/>
-        <w:ind w:left="426"/>
-        <w:jc w:val="both"/>
-        <w:rPr>
-          <w:rFonts w:ascii="Times New Roman" w:eastAsia="Times New Roman" w:hAnsi="Times New Roman"/>
-          <w:b/>
-          <w:bCs/>
-          <w:sz w:val="24"/>
-          <w:szCs w:val="24"/>
-        </w:rPr>
-      </w:pPr>
-    </w:p>
-    <w:p>
-      <w:pPr>
-        <w:pStyle w:val="ListParagraph"/>
-        <w:numPr>
-          <w:ilvl w:val="6"/>
-          <w:numId w:val="22"/>
-        </w:numPr>
-        <w:spacing w:before="120" w:after="0" w:line="276" w:lineRule="auto"/>
-        <w:ind w:left="426"/>
-        <w:contextualSpacing w:val="0"/>
-        <w:jc w:val="both"/>
-        <w:rPr>
-          <w:rFonts w:ascii="Times New Roman" w:eastAsia="Times New Roman" w:hAnsi="Times New Roman"/>
-          <w:b/>
-          <w:bCs/>
-          <w:sz w:val="24"/>
-          <w:szCs w:val="24"/>
-          <w:lang w:val="en-AU"/>
-        </w:rPr>
-      </w:pPr>
-      <w:r>
-        <w:rPr>
-          <w:rFonts w:ascii="Times New Roman" w:eastAsia="Times New Roman" w:hAnsi="Times New Roman"/>
-          <w:b/>
-          <w:bCs/>
-          <w:sz w:val="24"/>
-          <w:szCs w:val="24"/>
-          <w:lang w:val="en-AU"/>
-        </w:rPr>
         <w:t>Individual Project Contribution</w:t>
       </w:r>
     </w:p>
@@ -48347,69 +50707,6 @@
           <w:sz w:val="22"/>
         </w:rPr>
         <w:t xml:space="preserve">Commits: </w:t>
-      </w:r>
-      <w:hyperlink r:id="rId88">
-        <w:r>
-          <w:rPr>
-            <w:rStyle w:val="Hyperlink"/>
-            <w:rFonts w:ascii="Times New Roman" w:hAnsi="Times New Roman"/>
-            <w:color w:val="0563C1"/>
-            <w:sz w:val="22"/>
-          </w:rPr>
-          <w:t>github.com/HendrickDang/PRT661-DATA-SCIENCE-PRACTICE/commits?author=ngocanh8585</w:t>
-        </w:r>
-      </w:hyperlink>
-    </w:p>
-    <w:p>
-      <w:r>
-        <w:rPr>
-          <w:rFonts w:ascii="Times New Roman" w:eastAsia="Times New Roman" w:hAnsi="Times New Roman"/>
-          <w:b/>
-          <w:sz w:val="22"/>
-        </w:rPr>
-        <w:t xml:space="preserve">Pull request #8: </w:t>
-      </w:r>
-      <w:hyperlink r:id="rId89">
-        <w:r>
-          <w:rPr>
-            <w:rStyle w:val="Hyperlink"/>
-            <w:rFonts w:ascii="Times New Roman" w:hAnsi="Times New Roman"/>
-            <w:color w:val="0563C1"/>
-            <w:sz w:val="22"/>
-          </w:rPr>
-          <w:t>github.com/HendrickDang/PRT661-DATA-SCIENCE-PRACTICE/pull/8</w:t>
-        </w:r>
-      </w:hyperlink>
-    </w:p>
-    <w:p>
-      <w:r>
-        <w:rPr>
-          <w:rFonts w:ascii="Times New Roman" w:eastAsia="Times New Roman" w:hAnsi="Times New Roman"/>
-          <w:b/>
-          <w:sz w:val="22"/>
-        </w:rPr>
-        <w:t xml:space="preserve">Audit report: </w:t>
-      </w:r>
-      <w:hyperlink r:id="rId90">
-        <w:r>
-          <w:rPr>
-            <w:rStyle w:val="Hyperlink"/>
-            <w:rFonts w:ascii="Times New Roman" w:hAnsi="Times New Roman"/>
-            <w:color w:val="0563C1"/>
-            <w:sz w:val="22"/>
-          </w:rPr>
-          <w:t>github.com/HendrickDang/PRT661-DATA-SCIENCE-PRACTICE/blob/main/audit/README.md</w:t>
-        </w:r>
-      </w:hyperlink>
-    </w:p>
-    <w:p>
-      <w:r>
-        <w:rPr>
-          <w:rFonts w:ascii="Times New Roman" w:eastAsia="Times New Roman" w:hAnsi="Times New Roman"/>
-          <w:b/>
-          <w:sz w:val="22"/>
-        </w:rPr>
-        <w:t xml:space="preserve">Jira: </w:t>
       </w:r>
       <w:hyperlink r:id="rId91">
         <w:r>
@@ -48419,7 +50716,91 @@
             <w:color w:val="0563C1"/>
             <w:sz w:val="22"/>
           </w:rPr>
-          <w:t>hendrickdang.atlassian.net/jira/software/projects/SCRUM/boards/1/timeline</w:t>
+          <w:t>commits by ngocanh8585</w:t>
+        </w:r>
+      </w:hyperlink>
+    </w:p>
+    <w:p>
+      <w:r>
+        <w:rPr>
+          <w:rFonts w:ascii="Times New Roman" w:eastAsia="Times New Roman" w:hAnsi="Times New Roman"/>
+          <w:b/>
+          <w:sz w:val="22"/>
+        </w:rPr>
+        <w:t xml:space="preserve">Pull request #8: </w:t>
+      </w:r>
+      <w:hyperlink r:id="rId92">
+        <w:r>
+          <w:rPr>
+            <w:rStyle w:val="Hyperlink"/>
+            <w:rFonts w:ascii="Times New Roman" w:hAnsi="Times New Roman"/>
+            <w:color w:val="0563C1"/>
+            <w:sz w:val="22"/>
+          </w:rPr>
+          <w:t>merged audit-a3 branch</w:t>
+        </w:r>
+      </w:hyperlink>
+    </w:p>
+    <w:p>
+      <w:r>
+        <w:rPr>
+          <w:rFonts w:ascii="Times New Roman" w:eastAsia="Times New Roman" w:hAnsi="Times New Roman"/>
+          <w:b/>
+          <w:sz w:val="22"/>
+        </w:rPr>
+        <w:t xml:space="preserve">Audit commit: </w:t>
+      </w:r>
+      <w:hyperlink r:id="rId93">
+        <w:r>
+          <w:rPr>
+            <w:rStyle w:val="Hyperlink"/>
+            <w:rFonts w:ascii="Times New Roman" w:eastAsia="Times New Roman" w:hAnsi="Times New Roman"/>
+            <w:color w:val="0563C1"/>
+            <w:sz w:val="22"/>
+          </w:rPr>
+          <w:t>a35c1e5 (read-only audit)</w:t>
+        </w:r>
+      </w:hyperlink>
+    </w:p>
+    <w:p>
+      <w:r>
+        <w:rPr>
+          <w:rFonts w:ascii="Times New Roman" w:eastAsia="Times New Roman" w:hAnsi="Times New Roman"/>
+          <w:b/>
+          <w:sz w:val="22"/>
+        </w:rPr>
+        <w:t xml:space="preserve">Audit report: </w:t>
+      </w:r>
+      <w:hyperlink r:id="rId94">
+        <w:r>
+          <w:rPr>
+            <w:rStyle w:val="Hyperlink"/>
+            <w:rFonts w:ascii="Times New Roman" w:hAnsi="Times New Roman"/>
+            <w:color w:val="0563C1"/>
+            <w:sz w:val="22"/>
+          </w:rPr>
+          <w:t>audit/README.md</w:t>
+        </w:r>
+      </w:hyperlink>
+    </w:p>
+    <w:p>
+      <w:r>
+        <w:rPr>
+          <w:rFonts w:ascii="Times New Roman" w:eastAsia="Times New Roman" w:hAnsi="Times New Roman"/>
+          <w:b/>
+          <w:sz w:val="22"/>
+        </w:rPr>
+        <w:t xml:space="preserve">Jira: </w:t>
+      </w:r>
+      <w:hyperlink r:id="rId95">
+        <w:r>
+          <w:rPr>
+            <w:rStyle w:val="Hyperlink"/>
+            <w:rFonts w:ascii="Times New Roman" w:hAnsi="Times New Roman"/>
+            <w:color w:val="0563C1"/>
+            <w:sz w:val="22"/>
+          </w:rPr>
+          <w:t>SCRUM board (timeline)</w:t>
         </w:r>
       </w:hyperlink>
     </w:p>
@@ -48525,7 +50906,7 @@
           <w:szCs w:val="24"/>
         </w:rPr>
         <w:lastRenderedPageBreak/>
-        <w:t>udent Information</w:t>
+        <w:t>Student Information</w:t>
       </w:r>
     </w:p>
     <w:p>
@@ -48621,13 +51002,14 @@
           <w:rFonts w:ascii="Times New Roman" w:eastAsia="Times New Roman" w:hAnsi="Times New Roman"/>
           <w:b/>
           <w:bCs/>
+          <w:noProof/>
           <w:sz w:val="24"/>
           <w:szCs w:val="24"/>
           <w:lang w:val="en-AU"/>
         </w:rPr>
         <w:drawing>
           <wp:inline distT="0" distB="0" distL="0" distR="0" wp14:anchorId="562423D9" wp14:editId="2314EB16">
-            <wp:extent cx="5731510" cy="3224530"/>
+            <wp:extent cx="4320000" cy="2430418"/>
             <wp:effectExtent l="0" t="0" r="2540" b="0"/>
             <wp:docPr id="1253800449" name="Picture 1"/>
             <wp:cNvGraphicFramePr>
@@ -48641,7 +51023,7 @@
                     <pic:cNvPicPr/>
                   </pic:nvPicPr>
                   <pic:blipFill>
-                    <a:blip r:embed="rId92"/>
+                    <a:blip r:embed="rId96"/>
                     <a:stretch>
                       <a:fillRect/>
                     </a:stretch>
@@ -48649,7 +51031,7 @@
                   <pic:spPr>
                     <a:xfrm>
                       <a:off x="0" y="0"/>
-                      <a:ext cx="5731510" cy="3224530"/>
+                      <a:ext cx="4320000" cy="2430418"/>
                     </a:xfrm>
                     <a:prstGeom prst="rect">
                       <a:avLst/>
@@ -48664,6 +51046,22 @@
     </w:p>
     <w:p>
       <w:pPr>
+        <w:spacing w:after="80"/>
+        <w:jc w:val="both"/>
+        <w:rPr>
+          <w:lang w:val="vi-VN"/>
+        </w:rPr>
+      </w:pPr>
+      <w:r>
+        <w:rPr>
+          <w:rFonts w:ascii="Times New Roman" w:eastAsia="Times New Roman" w:hAnsi="Times New Roman"/>
+          <w:i/>
+        </w:rPr>
+        <w:t>AWS Academy Data Engineering, Capstone project: submitted, score 20/25, 17 October 2026, 2:35 pm. Task 1 lost 5 marks only because the grader looks for an AWS Cloud9 environment that the lab account is not permitted to create (explicit deny); all other checks passed.</w:t>
+      </w:r>
+    </w:p>
+    <w:p>
+      <w:pPr>
         <w:pStyle w:val="ListParagraph"/>
         <w:numPr>
           <w:ilvl w:val="0"/>
@@ -48716,7 +51114,7 @@
         </w:rPr>
         <w:t xml:space="preserve">Commits: </w:t>
       </w:r>
-      <w:hyperlink r:id="rId93">
+      <w:hyperlink r:id="rId97">
         <w:r>
           <w:rPr>
             <w:rStyle w:val="Hyperlink"/>
@@ -48724,7 +51122,7 @@
             <w:color w:val="0563C1"/>
             <w:sz w:val="22"/>
           </w:rPr>
-          <w:t>github.com/HendrickDang/PRT661-DATA-SCIENCE-PRACTICE/commits?author=thomastran2k2</w:t>
+          <w:t>commits by thomastran2k2</w:t>
         </w:r>
       </w:hyperlink>
     </w:p>
@@ -48735,9 +51133,30 @@
           <w:b/>
           <w:sz w:val="22"/>
         </w:rPr>
+        <w:t xml:space="preserve">Dashboard commit: </w:t>
+      </w:r>
+      <w:hyperlink r:id="rId98">
+        <w:r>
+          <w:rPr>
+            <w:rStyle w:val="Hyperlink"/>
+            <w:rFonts w:ascii="Times New Roman" w:eastAsia="Times New Roman" w:hAnsi="Times New Roman"/>
+            <w:color w:val="0563C1"/>
+            <w:sz w:val="22"/>
+          </w:rPr>
+          <w:t>e1c8ec7 (dashboards for two audiences)</w:t>
+        </w:r>
+      </w:hyperlink>
+    </w:p>
+    <w:p>
+      <w:r>
+        <w:rPr>
+          <w:rFonts w:ascii="Times New Roman" w:eastAsia="Times New Roman" w:hAnsi="Times New Roman"/>
+          <w:b/>
+          <w:sz w:val="22"/>
+        </w:rPr>
         <w:t xml:space="preserve">Dashboard app: </w:t>
       </w:r>
-      <w:hyperlink r:id="rId94">
+      <w:hyperlink r:id="rId99">
         <w:r>
           <w:rPr>
             <w:rStyle w:val="Hyperlink"/>
@@ -48745,7 +51164,7 @@
             <w:color w:val="0563C1"/>
             <w:sz w:val="22"/>
           </w:rPr>
-          <w:t>github.com/HendrickDang/PRT661-DATA-SCIENCE-PRACTICE/blob/main/app.py</w:t>
+          <w:t>app.py</w:t>
         </w:r>
       </w:hyperlink>
     </w:p>
@@ -48758,7 +51177,7 @@
         </w:rPr>
         <w:t xml:space="preserve">Portal pages: </w:t>
       </w:r>
-      <w:hyperlink r:id="rId95">
+      <w:hyperlink r:id="rId100">
         <w:r>
           <w:rPr>
             <w:rStyle w:val="Hyperlink"/>
@@ -48766,7 +51185,7 @@
             <w:color w:val="0563C1"/>
             <w:sz w:val="22"/>
           </w:rPr>
-          <w:t>github.com/HendrickDang/PRT661-DATA-SCIENCE-PRACTICE/tree/main/pages</w:t>
+          <w:t>pages/</w:t>
         </w:r>
       </w:hyperlink>
     </w:p>
@@ -48777,19 +51196,44 @@
           <w:b/>
           <w:sz w:val="22"/>
         </w:rPr>
-        <w:t xml:space="preserve">Jira: </w:t>
-      </w:r>
-      <w:hyperlink r:id="rId96">
+        <w:t xml:space="preserve">Jira issues: </w:t>
+      </w:r>
+      <w:hyperlink r:id="rId101">
         <w:r>
           <w:rPr>
             <w:rStyle w:val="Hyperlink"/>
-            <w:rFonts w:ascii="Times New Roman" w:hAnsi="Times New Roman"/>
+            <w:rFonts w:ascii="Times New Roman" w:eastAsia="Times New Roman" w:hAnsi="Times New Roman"/>
             <w:color w:val="0563C1"/>
             <w:sz w:val="22"/>
           </w:rPr>
-          <w:t>hendrickdang.atlassian.net/jira/software/projects/SCRUM/boards/1/timeline</w:t>
+          <w:t>SCRUM-15</w:t>
         </w:r>
       </w:hyperlink>
+      <w:r>
+        <w:rPr>
+          <w:rFonts w:ascii="Times New Roman" w:eastAsia="Times New Roman" w:hAnsi="Times New Roman"/>
+          <w:sz w:val="22"/>
+        </w:rPr>
+        <w:t xml:space="preserve"> (dashboard prototype), </w:t>
+      </w:r>
+      <w:hyperlink r:id="rId102">
+        <w:r>
+          <w:rPr>
+            <w:rStyle w:val="Hyperlink"/>
+            <w:rFonts w:ascii="Times New Roman" w:eastAsia="Times New Roman" w:hAnsi="Times New Roman"/>
+            <w:color w:val="0563C1"/>
+            <w:sz w:val="22"/>
+          </w:rPr>
+          <w:t>SCRUM-17</w:t>
+        </w:r>
+      </w:hyperlink>
+      <w:r>
+        <w:rPr>
+          <w:rFonts w:ascii="Times New Roman" w:eastAsia="Times New Roman" w:hAnsi="Times New Roman"/>
+          <w:sz w:val="22"/>
+        </w:rPr>
+        <w:t xml:space="preserve"> (finalise and deploy the dashboard)</w:t>
+      </w:r>
     </w:p>
     <w:p>
       <w:pPr>
@@ -48843,8 +51287,8 @@
       </w:r>
     </w:p>
     <w:sectPr>
-      <w:headerReference w:type="default" r:id="rId97"/>
-      <w:footerReference w:type="default" r:id="rId98"/>
+      <w:headerReference w:type="default" r:id="rId103"/>
+      <w:footerReference w:type="default" r:id="rId104"/>
       <w:pgSz w:w="11906" w:h="16838" w:code="9"/>
       <w:pgMar w:top="1440" w:right="1440" w:bottom="1440" w:left="1440" w:header="709" w:footer="709" w:gutter="0"/>
       <w:pgNumType w:start="0"/>
@@ -53065,6 +55509,15 @@
 </file>
 
 <file path=customXml/item2.xml><?xml version="1.0" encoding="utf-8"?>
+<?mso-contentType ?>
+<FormTemplates xmlns="http://schemas.microsoft.com/sharepoint/v3/contenttype/forms">
+  <Display>DocumentLibraryForm</Display>
+  <Edit>DocumentLibraryForm</Edit>
+  <New>DocumentLibraryForm</New>
+</FormTemplates>
+</file>
+
+<file path=customXml/item3.xml><?xml version="1.0" encoding="utf-8"?>
 <ct:contentTypeSchema xmlns:ct="http://schemas.microsoft.com/office/2006/metadata/contentType" xmlns:ma="http://schemas.microsoft.com/office/2006/metadata/properties/metaAttributes" ct:_="" ma:_="" ma:contentTypeName="Document" ma:contentTypeID="0x010100922A3CA1EE6E4B44833A16005451862E" ma:contentTypeVersion="3" ma:contentTypeDescription="Create a new document." ma:contentTypeScope="" ma:versionID="b712dade4bf8bf57d4a0cdac4d020ae4">
   <xsd:schema xmlns:xsd="http://www.w3.org/2001/XMLSchema" xmlns:xs="http://www.w3.org/2001/XMLSchema" xmlns:p="http://schemas.microsoft.com/office/2006/metadata/properties" xmlns:ns2="92f6da62-8f25-40d3-824c-47c5f6f94bd6" targetNamespace="http://schemas.microsoft.com/office/2006/metadata/properties" ma:root="true" ma:fieldsID="f6f8642a0533a95cbf7fc7bbc8c1e153" ns2:_="">
     <xsd:import namespace="92f6da62-8f25-40d3-824c-47c5f6f94bd6"/>
@@ -53202,17 +55655,8 @@
 </ct:contentTypeSchema>
 </file>
 
-<file path=customXml/item3.xml><?xml version="1.0" encoding="utf-8"?>
+<file path=customXml/item4.xml><?xml version="1.0" encoding="utf-8"?>
 <b:Sources xmlns:b="http://schemas.openxmlformats.org/officeDocument/2006/bibliography" xmlns="http://schemas.openxmlformats.org/officeDocument/2006/bibliography" SelectedStyle="\APASixthEditionOfficeOnline.xsl" StyleName="APA" Version="6"/>
-</file>
-
-<file path=customXml/item4.xml><?xml version="1.0" encoding="utf-8"?>
-<?mso-contentType ?>
-<FormTemplates xmlns="http://schemas.microsoft.com/sharepoint/v3/contenttype/forms">
-  <Display>DocumentLibraryForm</Display>
-  <Edit>DocumentLibraryForm</Edit>
-  <New>DocumentLibraryForm</New>
-</FormTemplates>
 </file>
 
 <file path=customXml/itemProps1.xml><?xml version="1.0" encoding="utf-8"?>
@@ -53225,6 +55669,14 @@
 </file>
 
 <file path=customXml/itemProps2.xml><?xml version="1.0" encoding="utf-8"?>
+<ds:datastoreItem xmlns:ds="http://schemas.openxmlformats.org/officeDocument/2006/customXml" ds:itemID="{82A9BB68-56B4-4822-B6B7-DB471576EB1F}">
+  <ds:schemaRefs>
+    <ds:schemaRef ds:uri="http://schemas.microsoft.com/sharepoint/v3/contenttype/forms"/>
+  </ds:schemaRefs>
+</ds:datastoreItem>
+</file>
+
+<file path=customXml/itemProps3.xml><?xml version="1.0" encoding="utf-8"?>
 <ds:datastoreItem xmlns:ds="http://schemas.openxmlformats.org/officeDocument/2006/customXml" ds:itemID="{69960CE0-24F5-4ADF-A12F-FE193FFA9C43}">
   <ds:schemaRefs>
     <ds:schemaRef ds:uri="http://schemas.microsoft.com/office/2006/metadata/contentType"/>
@@ -53242,18 +55694,10 @@
 </ds:datastoreItem>
 </file>
 
-<file path=customXml/itemProps3.xml><?xml version="1.0" encoding="utf-8"?>
+<file path=customXml/itemProps4.xml><?xml version="1.0" encoding="utf-8"?>
 <ds:datastoreItem xmlns:ds="http://schemas.openxmlformats.org/officeDocument/2006/customXml" ds:itemID="{E3DA75CE-018A-4AF1-8B5C-BF0FBFE76924}">
   <ds:schemaRefs>
     <ds:schemaRef ds:uri="http://schemas.openxmlformats.org/officeDocument/2006/bibliography"/>
   </ds:schemaRefs>
 </ds:datastoreItem>
-</file>
-
-<file path=customXml/itemProps4.xml><?xml version="1.0" encoding="utf-8"?>
-<ds:datastoreItem xmlns:ds="http://schemas.openxmlformats.org/officeDocument/2006/customXml" ds:itemID="{82A9BB68-56B4-4822-B6B7-DB471576EB1F}">
-  <ds:schemaRefs>
-    <ds:schemaRef ds:uri="http://schemas.microsoft.com/sharepoint/v3/contenttype/forms"/>
-  </ds:schemaRefs>
-</ds:datastoreItem>
 </file>
--- a/documents/Assignment_4.docx
+++ b/documents/Assignment_4.docx
@@ -23480,7 +23480,7 @@
           <w:noProof/>
         </w:rPr>
         <w:drawing>
-          <wp:inline distT="0" distB="0" distL="0" distR="0" wp14:anchorId="0418795F" wp14:editId="494045FE">
+          <wp:inline distT="0" distB="0" distL="0" distR="0" wp14:anchorId="0418795F" wp14:editId="25F8B44B">
             <wp:extent cx="5731510" cy="1908175"/>
             <wp:effectExtent l="0" t="0" r="2540" b="0"/>
             <wp:docPr id="2004789128" name="Picture 2"/>
@@ -50343,6 +50343,7 @@
           <w:lang w:val="vi-VN"/>
         </w:rPr>
       </w:pPr>
+      <w:bookmarkStart w:id="79" w:name="_Hlk243238094"/>
       <w:r>
         <w:rPr>
           <w:rFonts w:ascii="Times New Roman" w:eastAsia="Times New Roman" w:hAnsi="Times New Roman"/>
@@ -50351,6 +50352,7 @@
         <w:t>AWS Academy Data Engineering, Capstone project: submitted, score 20/25, 17 October 2026, 12:26 am. Task 1 lost 5 marks only because the grader looks for an AWS Cloud9 environment that the lab account is not permitted to create (explicit deny); all other checks passed.</w:t>
       </w:r>
     </w:p>
+    <w:bookmarkEnd w:id="79"/>
     <w:p>
       <w:pPr>
         <w:pStyle w:val="ListParagraph"/>
@@ -50653,6 +50655,119 @@
           <w:szCs w:val="24"/>
         </w:rPr>
       </w:pPr>
+      <w:r>
+        <w:rPr>
+          <w:rFonts w:ascii="Times New Roman" w:eastAsia="Times New Roman" w:hAnsi="Times New Roman"/>
+          <w:b/>
+          <w:bCs/>
+          <w:noProof/>
+          <w:sz w:val="24"/>
+          <w:szCs w:val="24"/>
+        </w:rPr>
+        <w:drawing>
+          <wp:inline distT="0" distB="0" distL="0" distR="0" wp14:anchorId="325DC896" wp14:editId="6A8907AF">
+            <wp:extent cx="5731510" cy="3065780"/>
+            <wp:effectExtent l="0" t="0" r="2540" b="1270"/>
+            <wp:docPr id="472181408" name="Picture 2"/>
+            <wp:cNvGraphicFramePr>
+              <a:graphicFrameLocks xmlns:a="http://schemas.openxmlformats.org/drawingml/2006/main" noChangeAspect="1"/>
+            </wp:cNvGraphicFramePr>
+            <a:graphic xmlns:a="http://schemas.openxmlformats.org/drawingml/2006/main">
+              <a:graphicData uri="http://schemas.openxmlformats.org/drawingml/2006/picture">
+                <pic:pic xmlns:pic="http://schemas.openxmlformats.org/drawingml/2006/picture">
+                  <pic:nvPicPr>
+                    <pic:cNvPr id="472181408" name="Picture 472181408"/>
+                    <pic:cNvPicPr/>
+                  </pic:nvPicPr>
+                  <pic:blipFill>
+                    <a:blip r:embed="rId91" cstate="print">
+                      <a:extLst>
+                        <a:ext uri="{28A0092B-C50C-407E-A947-70E740481C1C}">
+                          <a14:useLocalDpi xmlns:a14="http://schemas.microsoft.com/office/drawing/2010/main" val="0"/>
+                        </a:ext>
+                      </a:extLst>
+                    </a:blip>
+                    <a:stretch>
+                      <a:fillRect/>
+                    </a:stretch>
+                  </pic:blipFill>
+                  <pic:spPr>
+                    <a:xfrm>
+                      <a:off x="0" y="0"/>
+                      <a:ext cx="5731510" cy="3065780"/>
+                    </a:xfrm>
+                    <a:prstGeom prst="rect">
+                      <a:avLst/>
+                    </a:prstGeom>
+                  </pic:spPr>
+                </pic:pic>
+              </a:graphicData>
+            </a:graphic>
+          </wp:inline>
+        </w:drawing>
+      </w:r>
+    </w:p>
+    <w:p>
+      <w:pPr>
+        <w:spacing w:after="80"/>
+        <w:jc w:val="both"/>
+        <w:rPr>
+          <w:rFonts w:ascii="Times New Roman" w:eastAsia="Times New Roman" w:hAnsi="Times New Roman"/>
+          <w:b/>
+          <w:bCs/>
+          <w:sz w:val="24"/>
+          <w:szCs w:val="24"/>
+        </w:rPr>
+      </w:pPr>
+      <w:r>
+        <w:rPr>
+          <w:rFonts w:ascii="Times New Roman" w:eastAsia="Times New Roman" w:hAnsi="Times New Roman"/>
+          <w:i/>
+        </w:rPr>
+        <w:t>AWS Academy Data Engineering, Capstone project: submitted, score 20/25, 1</w:t>
+      </w:r>
+      <w:r>
+        <w:rPr>
+          <w:rFonts w:ascii="Times New Roman" w:eastAsia="Times New Roman" w:hAnsi="Times New Roman"/>
+          <w:i/>
+        </w:rPr>
+        <w:t>8</w:t>
+      </w:r>
+      <w:r>
+        <w:rPr>
+          <w:rFonts w:ascii="Times New Roman" w:eastAsia="Times New Roman" w:hAnsi="Times New Roman"/>
+          <w:i/>
+        </w:rPr>
+        <w:t xml:space="preserve"> October 2026, </w:t>
+      </w:r>
+      <w:r>
+        <w:rPr>
+          <w:rFonts w:ascii="Times New Roman" w:eastAsia="Times New Roman" w:hAnsi="Times New Roman"/>
+          <w:i/>
+        </w:rPr>
+        <w:t>07</w:t>
+      </w:r>
+      <w:r>
+        <w:rPr>
+          <w:rFonts w:ascii="Times New Roman" w:eastAsia="Times New Roman" w:hAnsi="Times New Roman"/>
+          <w:i/>
+        </w:rPr>
+        <w:t>:</w:t>
+      </w:r>
+      <w:r>
+        <w:rPr>
+          <w:rFonts w:ascii="Times New Roman" w:eastAsia="Times New Roman" w:hAnsi="Times New Roman"/>
+          <w:i/>
+        </w:rPr>
+        <w:t>33</w:t>
+      </w:r>
+      <w:r>
+        <w:rPr>
+          <w:rFonts w:ascii="Times New Roman" w:eastAsia="Times New Roman" w:hAnsi="Times New Roman"/>
+          <w:i/>
+        </w:rPr>
+        <w:t xml:space="preserve"> am. Task 1 lost 5 marks only because the grader looks for an AWS Cloud9 environment that the lab account is not permitted to create (explicit deny); all other checks passed.</w:t>
+      </w:r>
     </w:p>
     <w:p>
       <w:pPr>
@@ -50708,7 +50823,7 @@
         </w:rPr>
         <w:t xml:space="preserve">Commits: </w:t>
       </w:r>
-      <w:hyperlink r:id="rId91">
+      <w:hyperlink r:id="rId92">
         <w:r>
           <w:rPr>
             <w:rStyle w:val="Hyperlink"/>
@@ -50729,7 +50844,7 @@
         </w:rPr>
         <w:t xml:space="preserve">Pull request #8: </w:t>
       </w:r>
-      <w:hyperlink r:id="rId92">
+      <w:hyperlink r:id="rId93">
         <w:r>
           <w:rPr>
             <w:rStyle w:val="Hyperlink"/>
@@ -50750,7 +50865,7 @@
         </w:rPr>
         <w:t xml:space="preserve">Audit commit: </w:t>
       </w:r>
-      <w:hyperlink r:id="rId93">
+      <w:hyperlink r:id="rId94">
         <w:r>
           <w:rPr>
             <w:rStyle w:val="Hyperlink"/>
@@ -50771,7 +50886,7 @@
         </w:rPr>
         <w:t xml:space="preserve">Audit report: </w:t>
       </w:r>
-      <w:hyperlink r:id="rId94">
+      <w:hyperlink r:id="rId95">
         <w:r>
           <w:rPr>
             <w:rStyle w:val="Hyperlink"/>
@@ -50792,7 +50907,7 @@
         </w:rPr>
         <w:t xml:space="preserve">Jira: </w:t>
       </w:r>
-      <w:hyperlink r:id="rId95">
+      <w:hyperlink r:id="rId96">
         <w:r>
           <w:rPr>
             <w:rStyle w:val="Hyperlink"/>
@@ -51023,7 +51138,7 @@
                     <pic:cNvPicPr/>
                   </pic:nvPicPr>
                   <pic:blipFill>
-                    <a:blip r:embed="rId96"/>
+                    <a:blip r:embed="rId97"/>
                     <a:stretch>
                       <a:fillRect/>
                     </a:stretch>
@@ -51114,7 +51229,7 @@
         </w:rPr>
         <w:t xml:space="preserve">Commits: </w:t>
       </w:r>
-      <w:hyperlink r:id="rId97">
+      <w:hyperlink r:id="rId98">
         <w:r>
           <w:rPr>
             <w:rStyle w:val="Hyperlink"/>
@@ -51135,7 +51250,7 @@
         </w:rPr>
         <w:t xml:space="preserve">Dashboard commit: </w:t>
       </w:r>
-      <w:hyperlink r:id="rId98">
+      <w:hyperlink r:id="rId99">
         <w:r>
           <w:rPr>
             <w:rStyle w:val="Hyperlink"/>
@@ -51156,7 +51271,7 @@
         </w:rPr>
         <w:t xml:space="preserve">Dashboard app: </w:t>
       </w:r>
-      <w:hyperlink r:id="rId99">
+      <w:hyperlink r:id="rId100">
         <w:r>
           <w:rPr>
             <w:rStyle w:val="Hyperlink"/>
@@ -51177,7 +51292,7 @@
         </w:rPr>
         <w:t xml:space="preserve">Portal pages: </w:t>
       </w:r>
-      <w:hyperlink r:id="rId100">
+      <w:hyperlink r:id="rId101">
         <w:r>
           <w:rPr>
             <w:rStyle w:val="Hyperlink"/>
@@ -51198,7 +51313,7 @@
         </w:rPr>
         <w:t xml:space="preserve">Jira issues: </w:t>
       </w:r>
-      <w:hyperlink r:id="rId101">
+      <w:hyperlink r:id="rId102">
         <w:r>
           <w:rPr>
             <w:rStyle w:val="Hyperlink"/>
@@ -51216,7 +51331,7 @@
         </w:rPr>
         <w:t xml:space="preserve"> (dashboard prototype), </w:t>
       </w:r>
-      <w:hyperlink r:id="rId102">
+      <w:hyperlink r:id="rId103">
         <w:r>
           <w:rPr>
             <w:rStyle w:val="Hyperlink"/>
@@ -51287,8 +51402,8 @@
       </w:r>
     </w:p>
     <w:sectPr>
-      <w:headerReference w:type="default" r:id="rId103"/>
-      <w:footerReference w:type="default" r:id="rId104"/>
+      <w:headerReference w:type="default" r:id="rId104"/>
+      <w:footerReference w:type="default" r:id="rId105"/>
       <w:pgSz w:w="11906" w:h="16838" w:code="9"/>
       <w:pgMar w:top="1440" w:right="1440" w:bottom="1440" w:left="1440" w:header="709" w:footer="709" w:gutter="0"/>
       <w:pgNumType w:start="0"/>
@@ -55503,12 +55618,6 @@
 </file>
 
 <file path=customXml/item1.xml><?xml version="1.0" encoding="utf-8"?>
-<p:properties xmlns:p="http://schemas.microsoft.com/office/2006/metadata/properties" xmlns:xsi="http://www.w3.org/2001/XMLSchema-instance" xmlns:pc="http://schemas.microsoft.com/office/infopath/2007/PartnerControls">
-  <documentManagement/>
-</p:properties>
-</file>
-
-<file path=customXml/item2.xml><?xml version="1.0" encoding="utf-8"?>
 <?mso-contentType ?>
 <FormTemplates xmlns="http://schemas.microsoft.com/sharepoint/v3/contenttype/forms">
   <Display>DocumentLibraryForm</Display>
@@ -55517,7 +55626,7 @@
 </FormTemplates>
 </file>
 
-<file path=customXml/item3.xml><?xml version="1.0" encoding="utf-8"?>
+<file path=customXml/item2.xml><?xml version="1.0" encoding="utf-8"?>
 <ct:contentTypeSchema xmlns:ct="http://schemas.microsoft.com/office/2006/metadata/contentType" xmlns:ma="http://schemas.microsoft.com/office/2006/metadata/properties/metaAttributes" ct:_="" ma:_="" ma:contentTypeName="Document" ma:contentTypeID="0x010100922A3CA1EE6E4B44833A16005451862E" ma:contentTypeVersion="3" ma:contentTypeDescription="Create a new document." ma:contentTypeScope="" ma:versionID="b712dade4bf8bf57d4a0cdac4d020ae4">
   <xsd:schema xmlns:xsd="http://www.w3.org/2001/XMLSchema" xmlns:xs="http://www.w3.org/2001/XMLSchema" xmlns:p="http://schemas.microsoft.com/office/2006/metadata/properties" xmlns:ns2="92f6da62-8f25-40d3-824c-47c5f6f94bd6" targetNamespace="http://schemas.microsoft.com/office/2006/metadata/properties" ma:root="true" ma:fieldsID="f6f8642a0533a95cbf7fc7bbc8c1e153" ns2:_="">
     <xsd:import namespace="92f6da62-8f25-40d3-824c-47c5f6f94bd6"/>
@@ -55655,20 +55764,17 @@
 </ct:contentTypeSchema>
 </file>
 
+<file path=customXml/item3.xml><?xml version="1.0" encoding="utf-8"?>
+<p:properties xmlns:p="http://schemas.microsoft.com/office/2006/metadata/properties" xmlns:xsi="http://www.w3.org/2001/XMLSchema-instance" xmlns:pc="http://schemas.microsoft.com/office/infopath/2007/PartnerControls">
+  <documentManagement/>
+</p:properties>
+</file>
+
 <file path=customXml/item4.xml><?xml version="1.0" encoding="utf-8"?>
 <b:Sources xmlns:b="http://schemas.openxmlformats.org/officeDocument/2006/bibliography" xmlns="http://schemas.openxmlformats.org/officeDocument/2006/bibliography" SelectedStyle="\APASixthEditionOfficeOnline.xsl" StyleName="APA" Version="6"/>
 </file>
 
 <file path=customXml/itemProps1.xml><?xml version="1.0" encoding="utf-8"?>
-<ds:datastoreItem xmlns:ds="http://schemas.openxmlformats.org/officeDocument/2006/customXml" ds:itemID="{B2E31085-3E06-4A9F-9730-20A04C85DF24}">
-  <ds:schemaRefs>
-    <ds:schemaRef ds:uri="http://schemas.microsoft.com/office/2006/metadata/properties"/>
-    <ds:schemaRef ds:uri="http://schemas.microsoft.com/office/infopath/2007/PartnerControls"/>
-  </ds:schemaRefs>
-</ds:datastoreItem>
-</file>
-
-<file path=customXml/itemProps2.xml><?xml version="1.0" encoding="utf-8"?>
 <ds:datastoreItem xmlns:ds="http://schemas.openxmlformats.org/officeDocument/2006/customXml" ds:itemID="{82A9BB68-56B4-4822-B6B7-DB471576EB1F}">
   <ds:schemaRefs>
     <ds:schemaRef ds:uri="http://schemas.microsoft.com/sharepoint/v3/contenttype/forms"/>
@@ -55676,7 +55782,7 @@
 </ds:datastoreItem>
 </file>
 
-<file path=customXml/itemProps3.xml><?xml version="1.0" encoding="utf-8"?>
+<file path=customXml/itemProps2.xml><?xml version="1.0" encoding="utf-8"?>
 <ds:datastoreItem xmlns:ds="http://schemas.openxmlformats.org/officeDocument/2006/customXml" ds:itemID="{69960CE0-24F5-4ADF-A12F-FE193FFA9C43}">
   <ds:schemaRefs>
     <ds:schemaRef ds:uri="http://schemas.microsoft.com/office/2006/metadata/contentType"/>
@@ -55694,6 +55800,15 @@
 </ds:datastoreItem>
 </file>
 
+<file path=customXml/itemProps3.xml><?xml version="1.0" encoding="utf-8"?>
+<ds:datastoreItem xmlns:ds="http://schemas.openxmlformats.org/officeDocument/2006/customXml" ds:itemID="{B2E31085-3E06-4A9F-9730-20A04C85DF24}">
+  <ds:schemaRefs>
+    <ds:schemaRef ds:uri="http://schemas.microsoft.com/office/2006/metadata/properties"/>
+    <ds:schemaRef ds:uri="http://schemas.microsoft.com/office/infopath/2007/PartnerControls"/>
+  </ds:schemaRefs>
+</ds:datastoreItem>
+</file>
+
 <file path=customXml/itemProps4.xml><?xml version="1.0" encoding="utf-8"?>
 <ds:datastoreItem xmlns:ds="http://schemas.openxmlformats.org/officeDocument/2006/customXml" ds:itemID="{E3DA75CE-018A-4AF1-8B5C-BF0FBFE76924}">
   <ds:schemaRefs>
